--- a/assets/word/services_act_ru_v1.docx
+++ b/assets/word/services_act_ru_v1.docx
@@ -5,44 +5,804 @@
     <w:p>
       <w:pPr>
         <w:pStyle w:val="Title"/>
+        <w:widowControl/>
+        <w:jc w:val="center"/>
       </w:pPr>
       <w:r>
-        <w:t>Акт оказанных услуг</w:t>
+        <w:rPr>
+          <w:color w:val="000000"/>
+        </w:rPr>
+        <w:t>АКТ ПРИЁМА-СДАЧИ ОКАЗАННЫХ УСЛУГ</w:t>
       </w:r>
     </w:p>
     <w:p>
+      <w:pPr>
+        <w:widowControl/>
+        <w:jc w:val="center"/>
+      </w:pPr>
       <w:r>
-        <w:t>Акт № [Номер акта]    Дата: [Дата акта]    Место: [Город]</w:t>
+        <w:rPr>
+          <w:color w:val="000000"/>
+        </w:rPr>
+        <w:t>№ [Номер акта]</w:t>
       </w:r>
     </w:p>
     <w:p>
+      <w:pPr>
+        <w:widowControl/>
+        <w:tabs>
+          <w:tab w:pos="5102" w:val="left"/>
+        </w:tabs>
+      </w:pPr>
       <w:r>
-        <w:t>Основание: [Договор основание]. Период оказания услуг: [Период оказания услуг].</w:t>
+        <w:rPr>
+          <w:color w:val="000000"/>
+        </w:rPr>
+        <w:t>г. [Город]    [Дата акта]</w:t>
       </w:r>
     </w:p>
     <w:p>
+      <w:pPr>
+        <w:widowControl/>
+      </w:pPr>
       <w:r>
-        <w:t>Исполнитель: [Исполнитель]. Реквизиты: [Реквизиты исполнителя].</w:t>
+        <w:rPr>
+          <w:color w:val="000000"/>
+        </w:rPr>
+        <w:t>Основание: [Договор основание]</w:t>
       </w:r>
     </w:p>
     <w:p>
+      <w:pPr>
+        <w:widowControl/>
+      </w:pPr>
       <w:r>
-        <w:t>Заказчик: [Заказчик]. Реквизиты: [Реквизиты заказчика].</w:t>
+        <w:rPr>
+          <w:color w:val="000000"/>
+        </w:rPr>
+        <w:t>Исполнитель: [Исполнитель]</w:t>
+      </w:r>
+    </w:p>
+    <w:p>
+      <w:pPr>
+        <w:widowControl/>
+      </w:pPr>
+      <w:r>
+        <w:rPr>
+          <w:color w:val="000000"/>
+        </w:rPr>
+        <w:t>Подписант: [Должность и ФИО исполнителя]</w:t>
+      </w:r>
+    </w:p>
+    <w:p>
+      <w:pPr>
+        <w:widowControl/>
+      </w:pPr>
+      <w:r>
+        <w:rPr>
+          <w:color w:val="000000"/>
+        </w:rPr>
+        <w:t>Заказчик: [Заказчик]</w:t>
+      </w:r>
+    </w:p>
+    <w:p>
+      <w:pPr>
+        <w:widowControl/>
+      </w:pPr>
+      <w:r>
+        <w:rPr>
+          <w:color w:val="000000"/>
+        </w:rPr>
+        <w:t>Подписант: [Должность и ФИО заказчика]</w:t>
+      </w:r>
+    </w:p>
+    <w:p>
+      <w:pPr>
+        <w:widowControl/>
+      </w:pPr>
+      <w:r>
+        <w:rPr>
+          <w:color w:val="000000"/>
+        </w:rPr>
+        <w:t>Период оказания услуг: [Период оказания услуг]</w:t>
       </w:r>
     </w:p>
     <w:p>
       <w:pPr>
         <w:pStyle w:val="Heading1"/>
+        <w:widowControl/>
       </w:pPr>
       <w:r>
-        <w:t>1 Содержание и стоимость услуг</w:t>
+        <w:rPr>
+          <w:color w:val="000000"/>
+        </w:rPr>
+        <w:t>1. Оказанные услуги</w:t>
+      </w:r>
+    </w:p>
+    <w:p>
+      <w:pPr>
+        <w:widowControl/>
+      </w:pPr>
+      <w:r>
+        <w:rPr>
+          <w:color w:val="000000"/>
+        </w:rPr>
+        <w:t>Исполнитель оказал и предъявил к приёмке следующие услуги:</w:t>
       </w:r>
     </w:p>
     <w:tbl>
       <w:tblPr>
         <w:tblW w:type="auto" w:w="0"/>
+        <w:jc w:val="center"/>
         <w:tblLayout w:type="fixed"/>
         <w:tblLook w:firstColumn="1" w:firstRow="1" w:lastColumn="0" w:lastRow="0" w:noHBand="0" w:noVBand="1" w:val="04A0"/>
+        <w:tblBorders>
+          <w:top w:val="single" w:sz="5" w:color="000000"/>
+          <w:left w:val="single" w:sz="5" w:color="000000"/>
+          <w:bottom w:val="single" w:sz="5" w:color="000000"/>
+          <w:right w:val="single" w:sz="5" w:color="000000"/>
+          <w:insideH w:val="single" w:sz="5" w:color="000000"/>
+          <w:insideV w:val="single" w:sz="5" w:color="000000"/>
+        </w:tblBorders>
+        <w:tblCellMar>
+          <w:top w:w="70" w:type="dxa"/>
+          <w:bottom w:w="70" w:type="dxa"/>
+          <w:left w:w="85" w:type="dxa"/>
+          <w:right w:w="85" w:type="dxa"/>
+        </w:tblCellMar>
+      </w:tblPr>
+      <w:tblGrid>
+        <w:gridCol w:w="454"/>
+        <w:gridCol w:w="3685"/>
+        <w:gridCol w:w="794"/>
+        <w:gridCol w:w="964"/>
+        <w:gridCol w:w="1701"/>
+        <w:gridCol w:w="2041"/>
+      </w:tblGrid>
+      <w:tr>
+        <w:trPr>
+          <w:cantSplit/>
+          <w:tblHeader/>
+        </w:trPr>
+        <w:tc>
+          <w:tcPr>
+            <w:tcW w:type="dxa" w:w="454"/>
+            <w:vAlign w:val="center"/>
+          </w:tcPr>
+          <w:p>
+            <w:pPr>
+              <w:jc w:val="center"/>
+            </w:pPr>
+            <w:r>
+              <w:rPr>
+                <w:b/>
+                <w:sz w:val="20"/>
+                <w:color w:val="000000"/>
+              </w:rPr>
+              <w:t>№</w:t>
+            </w:r>
+          </w:p>
+        </w:tc>
+        <w:tc>
+          <w:tcPr>
+            <w:tcW w:type="dxa" w:w="3685"/>
+            <w:vAlign w:val="center"/>
+          </w:tcPr>
+          <w:p>
+            <w:pPr>
+              <w:jc w:val="center"/>
+            </w:pPr>
+            <w:r>
+              <w:rPr>
+                <w:b/>
+                <w:sz w:val="20"/>
+                <w:color w:val="000000"/>
+              </w:rPr>
+              <w:t>Наименование и содержание услуги</w:t>
+            </w:r>
+          </w:p>
+        </w:tc>
+        <w:tc>
+          <w:tcPr>
+            <w:tcW w:type="dxa" w:w="794"/>
+            <w:vAlign w:val="center"/>
+          </w:tcPr>
+          <w:p>
+            <w:pPr>
+              <w:jc w:val="center"/>
+            </w:pPr>
+            <w:r>
+              <w:rPr>
+                <w:b/>
+                <w:sz w:val="20"/>
+                <w:color w:val="000000"/>
+              </w:rPr>
+              <w:t>Ед.</w:t>
+              <w:br/>
+              <w:t>изм.</w:t>
+            </w:r>
+          </w:p>
+        </w:tc>
+        <w:tc>
+          <w:tcPr>
+            <w:tcW w:type="dxa" w:w="964"/>
+            <w:vAlign w:val="center"/>
+          </w:tcPr>
+          <w:p>
+            <w:pPr>
+              <w:jc w:val="center"/>
+            </w:pPr>
+            <w:r>
+              <w:rPr>
+                <w:b/>
+                <w:sz w:val="20"/>
+                <w:color w:val="000000"/>
+              </w:rPr>
+              <w:t>Кол-во</w:t>
+            </w:r>
+          </w:p>
+        </w:tc>
+        <w:tc>
+          <w:tcPr>
+            <w:tcW w:type="dxa" w:w="1701"/>
+            <w:vAlign w:val="center"/>
+          </w:tcPr>
+          <w:p>
+            <w:pPr>
+              <w:jc w:val="center"/>
+            </w:pPr>
+            <w:r>
+              <w:rPr>
+                <w:b/>
+                <w:sz w:val="20"/>
+                <w:color w:val="000000"/>
+              </w:rPr>
+              <w:t>Цена без</w:t>
+              <w:br/>
+              <w:t>НДС, руб.</w:t>
+            </w:r>
+          </w:p>
+        </w:tc>
+        <w:tc>
+          <w:tcPr>
+            <w:tcW w:type="dxa" w:w="2041"/>
+            <w:vAlign w:val="center"/>
+          </w:tcPr>
+          <w:p>
+            <w:pPr>
+              <w:jc w:val="center"/>
+            </w:pPr>
+            <w:r>
+              <w:rPr>
+                <w:b/>
+                <w:sz w:val="20"/>
+                <w:color w:val="000000"/>
+              </w:rPr>
+              <w:t>Сумма без</w:t>
+              <w:br/>
+              <w:t>НДС, руб.</w:t>
+            </w:r>
+          </w:p>
+        </w:tc>
+      </w:tr>
+      <w:tr>
+        <w:trPr>
+          <w:cantSplit/>
+          <w:trHeight w:val="369"/>
+        </w:trPr>
+        <w:tc>
+          <w:tcPr>
+            <w:tcW w:type="dxa" w:w="454"/>
+            <w:vAlign w:val="center"/>
+          </w:tcPr>
+          <w:p>
+            <w:pPr>
+              <w:spacing w:after="0"/>
+              <w:jc w:val="center"/>
+            </w:pPr>
+            <w:r>
+              <w:rPr>
+                <w:sz w:val="20"/>
+                <w:color w:val="000000"/>
+              </w:rPr>
+              <w:t>1</w:t>
+            </w:r>
+          </w:p>
+        </w:tc>
+        <w:tc>
+          <w:tcPr>
+            <w:tcW w:type="dxa" w:w="3685"/>
+            <w:vAlign w:val="center"/>
+          </w:tcPr>
+          <w:p>
+            <w:pPr>
+              <w:spacing w:after="0" w:line="240" w:lineRule="auto"/>
+              <w:jc w:val="left"/>
+            </w:pPr>
+            <w:r>
+              <w:rPr>
+                <w:color w:val="000000"/>
+              </w:rPr>
+              <w:t>[Перечень оказанных услуг]</w:t>
+              <w:br/>
+              <w:t>Объём: [Объём и единицы измерения]</w:t>
+            </w:r>
+          </w:p>
+        </w:tc>
+        <w:tc>
+          <w:tcPr>
+            <w:tcW w:type="dxa" w:w="794"/>
+            <w:vAlign w:val="center"/>
+          </w:tcPr>
+          <w:p>
+            <w:pPr>
+              <w:spacing w:after="0" w:line="240" w:lineRule="auto"/>
+              <w:jc w:val="center"/>
+            </w:pPr>
+            <w:r>
+              <w:rPr>
+                <w:color w:val="000000"/>
+              </w:rPr>
+              <w:t>[Единица измерения]</w:t>
+            </w:r>
+          </w:p>
+        </w:tc>
+        <w:tc>
+          <w:tcPr>
+            <w:tcW w:type="dxa" w:w="964"/>
+            <w:vAlign w:val="center"/>
+          </w:tcPr>
+          <w:p>
+            <w:pPr>
+              <w:spacing w:after="0" w:line="240" w:lineRule="auto"/>
+              <w:jc w:val="center"/>
+            </w:pPr>
+            <w:r>
+              <w:rPr>
+                <w:color w:val="000000"/>
+              </w:rPr>
+              <w:t>[Количество]</w:t>
+            </w:r>
+          </w:p>
+        </w:tc>
+        <w:tc>
+          <w:tcPr>
+            <w:tcW w:type="dxa" w:w="1701"/>
+            <w:vAlign w:val="center"/>
+          </w:tcPr>
+          <w:p>
+            <w:pPr>
+              <w:spacing w:after="0" w:line="240" w:lineRule="auto"/>
+              <w:jc w:val="center"/>
+            </w:pPr>
+            <w:r>
+              <w:rPr>
+                <w:color w:val="000000"/>
+              </w:rPr>
+              <w:t>[Цена единицы без НДС]</w:t>
+            </w:r>
+          </w:p>
+        </w:tc>
+        <w:tc>
+          <w:tcPr>
+            <w:tcW w:type="dxa" w:w="2041"/>
+            <w:vAlign w:val="center"/>
+          </w:tcPr>
+          <w:p>
+            <w:pPr>
+              <w:spacing w:after="0" w:line="240" w:lineRule="auto"/>
+              <w:jc w:val="center"/>
+            </w:pPr>
+            <w:r>
+              <w:rPr>
+                <w:color w:val="000000"/>
+              </w:rPr>
+              <w:t>[Сумма позиции без НДС]</w:t>
+            </w:r>
+          </w:p>
+        </w:tc>
+      </w:tr>
+      <w:tr>
+        <w:trPr>
+          <w:cantSplit/>
+          <w:trHeight w:val="369"/>
+        </w:trPr>
+        <w:tc>
+          <w:tcPr>
+            <w:tcW w:type="dxa" w:w="454"/>
+            <w:vAlign w:val="center"/>
+          </w:tcPr>
+          <w:p>
+            <w:pPr>
+              <w:spacing w:after="0"/>
+              <w:jc w:val="center"/>
+            </w:pPr>
+            <w:r>
+              <w:rPr>
+                <w:sz w:val="20"/>
+                <w:color w:val="000000"/>
+              </w:rPr>
+              <w:t>2</w:t>
+            </w:r>
+          </w:p>
+        </w:tc>
+        <w:tc>
+          <w:tcPr>
+            <w:tcW w:type="dxa" w:w="3685"/>
+            <w:vAlign w:val="center"/>
+          </w:tcPr>
+          <w:p>
+            <w:pPr>
+              <w:spacing w:after="0" w:line="240" w:lineRule="auto"/>
+              <w:jc w:val="left"/>
+            </w:pPr>
+          </w:p>
+        </w:tc>
+        <w:tc>
+          <w:tcPr>
+            <w:tcW w:type="dxa" w:w="794"/>
+            <w:vAlign w:val="center"/>
+          </w:tcPr>
+          <w:p>
+            <w:pPr>
+              <w:spacing w:after="0" w:line="240" w:lineRule="auto"/>
+              <w:jc w:val="center"/>
+            </w:pPr>
+          </w:p>
+        </w:tc>
+        <w:tc>
+          <w:tcPr>
+            <w:tcW w:type="dxa" w:w="964"/>
+            <w:vAlign w:val="center"/>
+          </w:tcPr>
+          <w:p>
+            <w:pPr>
+              <w:spacing w:after="0" w:line="240" w:lineRule="auto"/>
+              <w:jc w:val="center"/>
+            </w:pPr>
+          </w:p>
+        </w:tc>
+        <w:tc>
+          <w:tcPr>
+            <w:tcW w:type="dxa" w:w="1701"/>
+            <w:vAlign w:val="center"/>
+          </w:tcPr>
+          <w:p>
+            <w:pPr>
+              <w:spacing w:after="0" w:line="240" w:lineRule="auto"/>
+              <w:jc w:val="center"/>
+            </w:pPr>
+          </w:p>
+        </w:tc>
+        <w:tc>
+          <w:tcPr>
+            <w:tcW w:type="dxa" w:w="2041"/>
+            <w:vAlign w:val="center"/>
+          </w:tcPr>
+          <w:p>
+            <w:pPr>
+              <w:spacing w:after="0" w:line="240" w:lineRule="auto"/>
+              <w:jc w:val="center"/>
+            </w:pPr>
+          </w:p>
+        </w:tc>
+      </w:tr>
+      <w:tr>
+        <w:trPr>
+          <w:cantSplit/>
+          <w:trHeight w:val="369"/>
+        </w:trPr>
+        <w:tc>
+          <w:tcPr>
+            <w:tcW w:type="dxa" w:w="454"/>
+            <w:vAlign w:val="center"/>
+          </w:tcPr>
+          <w:p>
+            <w:pPr>
+              <w:spacing w:after="0"/>
+              <w:jc w:val="center"/>
+            </w:pPr>
+            <w:r>
+              <w:rPr>
+                <w:sz w:val="20"/>
+                <w:color w:val="000000"/>
+              </w:rPr>
+              <w:t>3</w:t>
+            </w:r>
+          </w:p>
+        </w:tc>
+        <w:tc>
+          <w:tcPr>
+            <w:tcW w:type="dxa" w:w="3685"/>
+            <w:vAlign w:val="center"/>
+          </w:tcPr>
+          <w:p>
+            <w:pPr>
+              <w:spacing w:after="0" w:line="240" w:lineRule="auto"/>
+              <w:jc w:val="left"/>
+            </w:pPr>
+          </w:p>
+        </w:tc>
+        <w:tc>
+          <w:tcPr>
+            <w:tcW w:type="dxa" w:w="794"/>
+            <w:vAlign w:val="center"/>
+          </w:tcPr>
+          <w:p>
+            <w:pPr>
+              <w:spacing w:after="0" w:line="240" w:lineRule="auto"/>
+              <w:jc w:val="center"/>
+            </w:pPr>
+          </w:p>
+        </w:tc>
+        <w:tc>
+          <w:tcPr>
+            <w:tcW w:type="dxa" w:w="964"/>
+            <w:vAlign w:val="center"/>
+          </w:tcPr>
+          <w:p>
+            <w:pPr>
+              <w:spacing w:after="0" w:line="240" w:lineRule="auto"/>
+              <w:jc w:val="center"/>
+            </w:pPr>
+          </w:p>
+        </w:tc>
+        <w:tc>
+          <w:tcPr>
+            <w:tcW w:type="dxa" w:w="1701"/>
+            <w:vAlign w:val="center"/>
+          </w:tcPr>
+          <w:p>
+            <w:pPr>
+              <w:spacing w:after="0" w:line="240" w:lineRule="auto"/>
+              <w:jc w:val="center"/>
+            </w:pPr>
+          </w:p>
+        </w:tc>
+        <w:tc>
+          <w:tcPr>
+            <w:tcW w:type="dxa" w:w="2041"/>
+            <w:vAlign w:val="center"/>
+          </w:tcPr>
+          <w:p>
+            <w:pPr>
+              <w:spacing w:after="0" w:line="240" w:lineRule="auto"/>
+              <w:jc w:val="center"/>
+            </w:pPr>
+          </w:p>
+        </w:tc>
+      </w:tr>
+      <w:tr>
+        <w:trPr>
+          <w:cantSplit/>
+          <w:trHeight w:val="369"/>
+        </w:trPr>
+        <w:tc>
+          <w:tcPr>
+            <w:tcW w:type="dxa" w:w="454"/>
+            <w:vAlign w:val="center"/>
+          </w:tcPr>
+          <w:p>
+            <w:pPr>
+              <w:spacing w:after="0"/>
+              <w:jc w:val="center"/>
+            </w:pPr>
+            <w:r>
+              <w:rPr>
+                <w:sz w:val="20"/>
+                <w:color w:val="000000"/>
+              </w:rPr>
+              <w:t>4</w:t>
+            </w:r>
+          </w:p>
+        </w:tc>
+        <w:tc>
+          <w:tcPr>
+            <w:tcW w:type="dxa" w:w="3685"/>
+            <w:vAlign w:val="center"/>
+          </w:tcPr>
+          <w:p>
+            <w:pPr>
+              <w:spacing w:after="0" w:line="240" w:lineRule="auto"/>
+              <w:jc w:val="left"/>
+            </w:pPr>
+          </w:p>
+        </w:tc>
+        <w:tc>
+          <w:tcPr>
+            <w:tcW w:type="dxa" w:w="794"/>
+            <w:vAlign w:val="center"/>
+          </w:tcPr>
+          <w:p>
+            <w:pPr>
+              <w:spacing w:after="0" w:line="240" w:lineRule="auto"/>
+              <w:jc w:val="center"/>
+            </w:pPr>
+          </w:p>
+        </w:tc>
+        <w:tc>
+          <w:tcPr>
+            <w:tcW w:type="dxa" w:w="964"/>
+            <w:vAlign w:val="center"/>
+          </w:tcPr>
+          <w:p>
+            <w:pPr>
+              <w:spacing w:after="0" w:line="240" w:lineRule="auto"/>
+              <w:jc w:val="center"/>
+            </w:pPr>
+          </w:p>
+        </w:tc>
+        <w:tc>
+          <w:tcPr>
+            <w:tcW w:type="dxa" w:w="1701"/>
+            <w:vAlign w:val="center"/>
+          </w:tcPr>
+          <w:p>
+            <w:pPr>
+              <w:spacing w:after="0" w:line="240" w:lineRule="auto"/>
+              <w:jc w:val="center"/>
+            </w:pPr>
+          </w:p>
+        </w:tc>
+        <w:tc>
+          <w:tcPr>
+            <w:tcW w:type="dxa" w:w="2041"/>
+            <w:vAlign w:val="center"/>
+          </w:tcPr>
+          <w:p>
+            <w:pPr>
+              <w:spacing w:after="0" w:line="240" w:lineRule="auto"/>
+              <w:jc w:val="center"/>
+            </w:pPr>
+          </w:p>
+        </w:tc>
+      </w:tr>
+    </w:tbl>
+    <w:p>
+      <w:pPr>
+        <w:widowControl/>
+        <w:spacing w:before="120"/>
+      </w:pPr>
+      <w:r>
+        <w:rPr>
+          <w:color w:val="000000"/>
+        </w:rPr>
+        <w:t>Стоимость услуг без НДС: [Стоимость без НДС]</w:t>
+      </w:r>
+    </w:p>
+    <w:p>
+      <w:pPr>
+        <w:widowControl/>
+      </w:pPr>
+      <w:r>
+        <w:rPr>
+          <w:color w:val="000000"/>
+        </w:rPr>
+        <w:t>НДС: [НДС и основание]</w:t>
+      </w:r>
+    </w:p>
+    <w:p>
+      <w:pPr>
+        <w:widowControl/>
+      </w:pPr>
+      <w:r>
+        <w:rPr>
+          <w:b/>
+          <w:color w:val="000000"/>
+        </w:rPr>
+        <w:t>Итого стоимость оказанных услуг: [Стоимость с валютой]</w:t>
+      </w:r>
+    </w:p>
+    <w:p>
+      <w:pPr>
+        <w:widowControl/>
+      </w:pPr>
+      <w:r>
+        <w:rPr>
+          <w:color w:val="000000"/>
+        </w:rPr>
+        <w:t>Сумма прописью: [Сумма прописью]</w:t>
+      </w:r>
+    </w:p>
+    <w:p>
+      <w:pPr>
+        <w:pStyle w:val="Heading1"/>
+        <w:widowControl/>
+      </w:pPr>
+      <w:r>
+        <w:rPr>
+          <w:color w:val="000000"/>
+        </w:rPr>
+        <w:t>2. Приёмка услуг</w:t>
+      </w:r>
+    </w:p>
+    <w:p>
+      <w:pPr>
+        <w:widowControl/>
+      </w:pPr>
+      <w:r>
+        <w:rPr>
+          <w:color w:val="000000"/>
+        </w:rPr>
+        <w:t>Заказчиком принято: [Принятые услуги]</w:t>
+      </w:r>
+    </w:p>
+    <w:p>
+      <w:pPr>
+        <w:widowControl/>
+      </w:pPr>
+      <w:r>
+        <w:rPr>
+          <w:color w:val="000000"/>
+        </w:rPr>
+        <w:t>Сведения об оплате: [Сведения об оплате]</w:t>
+      </w:r>
+    </w:p>
+    <w:p>
+      <w:pPr>
+        <w:widowControl/>
+      </w:pPr>
+      <w:r>
+        <w:rPr>
+          <w:color w:val="000000"/>
+        </w:rPr>
+        <w:t>Замечания к объёму, качеству и срокам (при отсутствии указать «нет»):</w:t>
+      </w:r>
+    </w:p>
+    <w:p>
+      <w:pPr>
+        <w:widowControl/>
+      </w:pPr>
+      <w:r>
+        <w:rPr>
+          <w:color w:val="000000"/>
+        </w:rPr>
+        <w:t>[Замечания по услугам]</w:t>
+      </w:r>
+    </w:p>
+    <w:p>
+      <w:pPr>
+        <w:widowControl/>
+      </w:pPr>
+      <w:r>
+        <w:rPr>
+          <w:color w:val="000000"/>
+        </w:rPr>
+        <w:t>Приложения к акту: [Приложения]</w:t>
+      </w:r>
+    </w:p>
+    <w:p>
+      <w:pPr>
+        <w:pStyle w:val="Heading1"/>
+        <w:widowControl/>
+      </w:pPr>
+      <w:r>
+        <w:rPr>
+          <w:color w:val="000000"/>
+        </w:rPr>
+        <w:t>3. Реквизиты и подписи сторон</w:t>
+      </w:r>
+    </w:p>
+    <w:tbl>
+      <w:tblPr>
+        <w:tblW w:type="auto" w:w="0"/>
+        <w:jc w:val="center"/>
+        <w:tblLayout w:type="fixed"/>
+        <w:tblLook w:firstColumn="1" w:firstRow="1" w:lastColumn="0" w:lastRow="0" w:noHBand="0" w:noVBand="1" w:val="04A0"/>
+        <w:tblBorders>
+          <w:top w:val="single" w:sz="5" w:color="000000"/>
+          <w:left w:val="single" w:sz="5" w:color="000000"/>
+          <w:bottom w:val="single" w:sz="5" w:color="000000"/>
+          <w:right w:val="single" w:sz="5" w:color="000000"/>
+          <w:insideH w:val="single" w:sz="5" w:color="000000"/>
+          <w:insideV w:val="single" w:sz="5" w:color="000000"/>
+        </w:tblBorders>
+        <w:tblCellMar>
+          <w:top w:w="70" w:type="dxa"/>
+          <w:bottom w:w="70" w:type="dxa"/>
+          <w:left w:w="85" w:type="dxa"/>
+          <w:right w:w="85" w:type="dxa"/>
+        </w:tblCellMar>
       </w:tblPr>
       <w:tblGrid>
         <w:gridCol w:w="4819"/>
@@ -51,29 +811,38 @@
       <w:tr>
         <w:trPr>
           <w:cantSplit/>
-          <w:tblHeader/>
         </w:trPr>
         <w:tc>
           <w:tcPr>
             <w:tcW w:type="dxa" w:w="4819"/>
             <w:vAlign w:val="center"/>
-            <w:tcBorders>
-              <w:top w:val="single" w:sz="4" w:color="D9D9D9"/>
-              <w:left w:val="single" w:sz="4" w:color="D9D9D9"/>
-              <w:bottom w:val="single" w:sz="4" w:color="D9D9D9"/>
-              <w:right w:val="single" w:sz="4" w:color="D9D9D9"/>
-            </w:tcBorders>
-            <w:shd w:fill="EDEDED"/>
           </w:tcPr>
           <w:p>
             <w:pPr>
-              <w:spacing w:before="60" w:after="60"/>
+              <w:spacing w:after="120" w:line="240" w:lineRule="auto"/>
             </w:pPr>
             <w:r>
               <w:rPr>
+                <w:color w:val="000000"/>
+              </w:rPr>
+              <w:t>ИСПОЛНИТЕЛЬ</w:t>
+              <w:br/>
+              <w:t>[Исполнитель]</w:t>
+              <w:br/>
+              <w:t>[Реквизиты исполнителя]</w:t>
+              <w:br/>
+              <w:t>Подписант: [Должность и ФИО исполнителя]</w:t>
+              <w:br/>
+              <w:t>Подпись __________ / __________ /</w:t>
+              <w:br/>
+              <w:t>Дата подписания: __________</w:t>
+            </w:r>
+            <w:r>
+              <w:rPr>
                 <w:b/>
+                <w:sz w:val="20"/>
+                <w:color w:val="000000"/>
               </w:rPr>
-              <w:t>Показатель</w:t>
             </w:r>
           </w:p>
         </w:tc>
@@ -81,263 +850,43 @@
           <w:tcPr>
             <w:tcW w:type="dxa" w:w="4819"/>
             <w:vAlign w:val="center"/>
-            <w:tcBorders>
-              <w:top w:val="single" w:sz="4" w:color="D9D9D9"/>
-              <w:left w:val="single" w:sz="4" w:color="D9D9D9"/>
-              <w:bottom w:val="single" w:sz="4" w:color="D9D9D9"/>
-              <w:right w:val="single" w:sz="4" w:color="D9D9D9"/>
-            </w:tcBorders>
-            <w:shd w:fill="EDEDED"/>
           </w:tcPr>
           <w:p>
             <w:pPr>
-              <w:spacing w:before="60" w:after="60"/>
+              <w:spacing w:after="120" w:line="240" w:lineRule="auto"/>
             </w:pPr>
             <w:r>
               <w:rPr>
+                <w:color w:val="000000"/>
+              </w:rPr>
+              <w:t>ЗАКАЗЧИК</w:t>
+              <w:br/>
+              <w:t>[Заказчик]</w:t>
+              <w:br/>
+              <w:t>[Реквизиты заказчика]</w:t>
+              <w:br/>
+              <w:t>Подписант: [Должность и ФИО заказчика]</w:t>
+              <w:br/>
+              <w:t>Подпись __________ / __________ /</w:t>
+              <w:br/>
+              <w:t>Дата подписания: __________</w:t>
+            </w:r>
+            <w:r>
+              <w:rPr>
                 <w:b/>
+                <w:sz w:val="20"/>
+                <w:color w:val="000000"/>
               </w:rPr>
-              <w:t>Согласованные сведения</w:t>
-            </w:r>
-          </w:p>
-        </w:tc>
-      </w:tr>
-      <w:tr>
-        <w:trPr>
-          <w:cantSplit/>
-        </w:trPr>
-        <w:tc>
-          <w:tcPr>
-            <w:tcW w:type="dxa" w:w="4819"/>
-            <w:vAlign w:val="center"/>
-            <w:tcBorders>
-              <w:top w:val="single" w:sz="4" w:color="D9D9D9"/>
-              <w:left w:val="single" w:sz="4" w:color="D9D9D9"/>
-              <w:bottom w:val="single" w:sz="4" w:color="D9D9D9"/>
-              <w:right w:val="single" w:sz="4" w:color="D9D9D9"/>
-            </w:tcBorders>
-          </w:tcPr>
-          <w:p>
-            <w:pPr>
-              <w:spacing w:before="60" w:after="60"/>
-            </w:pPr>
-            <w:r>
-              <w:t>Оказанные услуги</w:t>
-            </w:r>
-          </w:p>
-        </w:tc>
-        <w:tc>
-          <w:tcPr>
-            <w:tcW w:type="dxa" w:w="4819"/>
-            <w:vAlign w:val="center"/>
-            <w:tcBorders>
-              <w:top w:val="single" w:sz="4" w:color="D9D9D9"/>
-              <w:left w:val="single" w:sz="4" w:color="D9D9D9"/>
-              <w:bottom w:val="single" w:sz="4" w:color="D9D9D9"/>
-              <w:right w:val="single" w:sz="4" w:color="D9D9D9"/>
-            </w:tcBorders>
-          </w:tcPr>
-          <w:p>
-            <w:pPr>
-              <w:spacing w:before="60" w:after="60"/>
-            </w:pPr>
-            <w:r>
-              <w:t>[Перечень оказанных услуг]</w:t>
-            </w:r>
-          </w:p>
-        </w:tc>
-      </w:tr>
-      <w:tr>
-        <w:trPr>
-          <w:cantSplit/>
-        </w:trPr>
-        <w:tc>
-          <w:tcPr>
-            <w:tcW w:type="dxa" w:w="4819"/>
-            <w:vAlign w:val="center"/>
-            <w:tcBorders>
-              <w:top w:val="single" w:sz="4" w:color="D9D9D9"/>
-              <w:left w:val="single" w:sz="4" w:color="D9D9D9"/>
-              <w:bottom w:val="single" w:sz="4" w:color="D9D9D9"/>
-              <w:right w:val="single" w:sz="4" w:color="D9D9D9"/>
-            </w:tcBorders>
-          </w:tcPr>
-          <w:p>
-            <w:pPr>
-              <w:spacing w:before="60" w:after="60"/>
-            </w:pPr>
-            <w:r>
-              <w:t>Объём и единицы измерения</w:t>
-            </w:r>
-          </w:p>
-        </w:tc>
-        <w:tc>
-          <w:tcPr>
-            <w:tcW w:type="dxa" w:w="4819"/>
-            <w:vAlign w:val="center"/>
-            <w:tcBorders>
-              <w:top w:val="single" w:sz="4" w:color="D9D9D9"/>
-              <w:left w:val="single" w:sz="4" w:color="D9D9D9"/>
-              <w:bottom w:val="single" w:sz="4" w:color="D9D9D9"/>
-              <w:right w:val="single" w:sz="4" w:color="D9D9D9"/>
-            </w:tcBorders>
-          </w:tcPr>
-          <w:p>
-            <w:pPr>
-              <w:spacing w:before="60" w:after="60"/>
-            </w:pPr>
-            <w:r>
-              <w:t>[Объём и единицы измерения]</w:t>
-            </w:r>
-          </w:p>
-        </w:tc>
-      </w:tr>
-      <w:tr>
-        <w:trPr>
-          <w:cantSplit/>
-        </w:trPr>
-        <w:tc>
-          <w:tcPr>
-            <w:tcW w:type="dxa" w:w="4819"/>
-            <w:vAlign w:val="center"/>
-            <w:tcBorders>
-              <w:top w:val="single" w:sz="4" w:color="D9D9D9"/>
-              <w:left w:val="single" w:sz="4" w:color="D9D9D9"/>
-              <w:bottom w:val="single" w:sz="4" w:color="D9D9D9"/>
-              <w:right w:val="single" w:sz="4" w:color="D9D9D9"/>
-            </w:tcBorders>
-          </w:tcPr>
-          <w:p>
-            <w:pPr>
-              <w:spacing w:before="60" w:after="60"/>
-            </w:pPr>
-            <w:r>
-              <w:t>Стоимость</w:t>
-            </w:r>
-          </w:p>
-        </w:tc>
-        <w:tc>
-          <w:tcPr>
-            <w:tcW w:type="dxa" w:w="4819"/>
-            <w:vAlign w:val="center"/>
-            <w:tcBorders>
-              <w:top w:val="single" w:sz="4" w:color="D9D9D9"/>
-              <w:left w:val="single" w:sz="4" w:color="D9D9D9"/>
-              <w:bottom w:val="single" w:sz="4" w:color="D9D9D9"/>
-              <w:right w:val="single" w:sz="4" w:color="D9D9D9"/>
-            </w:tcBorders>
-          </w:tcPr>
-          <w:p>
-            <w:pPr>
-              <w:spacing w:before="60" w:after="60"/>
-            </w:pPr>
-            <w:r>
-              <w:t>[Стоимость с валютой]</w:t>
-            </w:r>
-          </w:p>
-        </w:tc>
-      </w:tr>
-      <w:tr>
-        <w:trPr>
-          <w:cantSplit/>
-        </w:trPr>
-        <w:tc>
-          <w:tcPr>
-            <w:tcW w:type="dxa" w:w="4819"/>
-            <w:vAlign w:val="center"/>
-            <w:tcBorders>
-              <w:top w:val="single" w:sz="4" w:color="D9D9D9"/>
-              <w:left w:val="single" w:sz="4" w:color="D9D9D9"/>
-              <w:bottom w:val="single" w:sz="4" w:color="D9D9D9"/>
-              <w:right w:val="single" w:sz="4" w:color="D9D9D9"/>
-            </w:tcBorders>
-          </w:tcPr>
-          <w:p>
-            <w:pPr>
-              <w:spacing w:before="60" w:after="60"/>
-            </w:pPr>
-            <w:r>
-              <w:t>НДС</w:t>
-            </w:r>
-          </w:p>
-        </w:tc>
-        <w:tc>
-          <w:tcPr>
-            <w:tcW w:type="dxa" w:w="4819"/>
-            <w:vAlign w:val="center"/>
-            <w:tcBorders>
-              <w:top w:val="single" w:sz="4" w:color="D9D9D9"/>
-              <w:left w:val="single" w:sz="4" w:color="D9D9D9"/>
-              <w:bottom w:val="single" w:sz="4" w:color="D9D9D9"/>
-              <w:right w:val="single" w:sz="4" w:color="D9D9D9"/>
-            </w:tcBorders>
-          </w:tcPr>
-          <w:p>
-            <w:pPr>
-              <w:spacing w:before="60" w:after="60"/>
-            </w:pPr>
-            <w:r>
-              <w:t>[НДС и основание]</w:t>
             </w:r>
           </w:p>
         </w:tc>
       </w:tr>
     </w:tbl>
-    <w:p>
-      <w:pPr>
-        <w:pStyle w:val="Heading1"/>
-      </w:pPr>
-      <w:r>
-        <w:t>2 Результат приёмки</w:t>
-      </w:r>
-    </w:p>
-    <w:p>
-      <w:r>
-        <w:t>Стороны подтверждают оказание и приёмку перечисленных выше услуг в указанном объёме с учётом следующих замечаний: [Замечания по услугам].</w:t>
-      </w:r>
-    </w:p>
-    <w:p>
-      <w:r>
-        <w:t>Подписание акта не означает отказа от предусмотренных законом требований в отношении недостатков, которые не могли быть выявлены при обычной приёмке.</w:t>
-      </w:r>
-    </w:p>
-    <w:p>
-      <w:r>
-        <w:t>Сведения об оплате: [Сведения об оплате]. Сам по себе настоящий акт не заменяет платёжный документ.</w:t>
-      </w:r>
-    </w:p>
-    <w:p>
-      <w:r>
-        <w:t>Приложения, подтверждающие состав и результат услуг: [Приложения].</w:t>
-      </w:r>
-    </w:p>
-    <w:p>
-      <w:pPr>
-        <w:pStyle w:val="Heading1"/>
-      </w:pPr>
-      <w:r>
-        <w:t>3 Подписи ответственных лиц</w:t>
-      </w:r>
-    </w:p>
-    <w:p>
-      <w:r>
-        <w:t>От Исполнителя: [Должность и ФИО исполнителя]    Подпись: __________________</w:t>
-      </w:r>
-    </w:p>
-    <w:p>
-      <w:r>
-        <w:t>От Заказчика: [Должность и ФИО заказчика]    Подпись: __________________</w:t>
-      </w:r>
-    </w:p>
-    <w:p>
-      <w:r>
-        <w:t>Каждая сторона получает экземпляр подписанного акта.</w:t>
-      </w:r>
-    </w:p>
     <w:sectPr>
-      <w:footerReference w:type="default" r:id="rId9"/>
+      <w:headerReference w:type="default" r:id="rId9"/>
+      <w:footerReference w:type="default" r:id="rId10"/>
       <w:pgSz w:w="11906" w:h="16838"/>
-      <w:pgMar w:top="964" w:right="1134" w:bottom="964" w:left="1134" w:header="720" w:footer="720" w:gutter="0"/>
+      <w:pgMar w:top="1020" w:right="1134" w:bottom="1020" w:left="1134" w:header="720" w:footer="720" w:gutter="0"/>
       <w:cols w:space="720"/>
       <w:docGrid w:linePitch="360"/>
     </w:sectPr>
@@ -350,11 +899,19 @@
   <w:p>
     <w:pPr>
       <w:pStyle w:val="Footer"/>
-      <w:jc w:val="center"/>
-    </w:pPr>
-    <w:fldSimple w:instr="PAGE"/>
+    </w:pPr>
   </w:p>
 </w:ftr>
+</file>
+
+<file path=word/header1.xml><?xml version="1.0" encoding="utf-8"?>
+<w:hdr xmlns:m="http://schemas.openxmlformats.org/officeDocument/2006/math" xmlns:mc="http://schemas.openxmlformats.org/markup-compatibility/2006" xmlns:mo="http://schemas.microsoft.com/office/mac/office/2008/main" xmlns:mv="urn:schemas-microsoft-com:mac:vml" xmlns:o="urn:schemas-microsoft-com:office:office" xmlns:r="http://schemas.openxmlformats.org/officeDocument/2006/relationships" xmlns:v="urn:schemas-microsoft-com:vml" xmlns:w10="urn:schemas-microsoft-com:office:word" xmlns:w14="http://schemas.microsoft.com/office/word/2010/wordml" xmlns:w="http://schemas.openxmlformats.org/wordprocessingml/2006/main" xmlns:wne="http://schemas.microsoft.com/office/word/2006/wordml" xmlns:wp14="http://schemas.microsoft.com/office/word/2010/wordprocessingDrawing" xmlns:wp="http://schemas.openxmlformats.org/drawingml/2006/wordprocessingDrawing" xmlns:wpc="http://schemas.microsoft.com/office/word/2010/wordprocessingCanvas" xmlns:wpg="http://schemas.microsoft.com/office/word/2010/wordprocessingGroup" xmlns:wpi="http://schemas.microsoft.com/office/word/2010/wordprocessingInk" xmlns:wps="http://schemas.microsoft.com/office/word/2010/wordprocessingShape" mc:Ignorable="w14 wp14">
+  <w:p>
+    <w:pPr>
+      <w:pStyle w:val="Header"/>
+    </w:pPr>
+  </w:p>
+</w:hdr>
 </file>
 
 <file path=word/numbering.xml><?xml version="1.0" encoding="utf-8"?>
@@ -721,7 +1278,7 @@
     <w:qFormat/>
     <w:rsid w:val="00FC693F"/>
     <w:pPr>
-      <w:spacing w:after="100" w:line="250" w:lineRule="auto"/>
+      <w:spacing w:after="60" w:line="240" w:lineRule="auto"/>
     </w:pPr>
     <w:rPr>
       <w:rFonts w:ascii="Times New Roman" w:hAnsi="Times New Roman" w:eastAsia="Times New Roman" w:cs="Times New Roman"/>
@@ -784,7 +1341,7 @@
     <w:pPr>
       <w:keepNext/>
       <w:keepLines/>
-      <w:spacing w:before="140" w:after="100" w:line="250" w:lineRule="auto"/>
+      <w:spacing w:before="160" w:after="100" w:line="240" w:lineRule="auto"/>
       <w:outlineLvl w:val="0"/>
     </w:pPr>
     <w:rPr>
@@ -792,7 +1349,7 @@
       <w:b/>
       <w:bCs/>
       <w:color w:val="000000"/>
-      <w:sz w:val="24"/>
+      <w:sz w:val="22"/>
       <w:szCs w:val="28"/>
     </w:rPr>
   </w:style>
@@ -808,15 +1365,15 @@
     <w:pPr>
       <w:keepNext/>
       <w:keepLines/>
-      <w:spacing w:before="200" w:after="0"/>
+      <w:spacing w:before="200" w:after="60" w:line="240" w:lineRule="auto"/>
       <w:outlineLvl w:val="1"/>
     </w:pPr>
     <w:rPr>
-      <w:rFonts w:asciiTheme="majorHAnsi" w:eastAsiaTheme="majorEastAsia" w:hAnsiTheme="majorHAnsi" w:cstheme="majorBidi"/>
+      <w:rFonts w:ascii="Times New Roman" w:hAnsi="Times New Roman" w:eastAsia="Times New Roman" w:cs="Times New Roman"/>
       <w:b/>
       <w:bCs/>
-      <w:color w:val="4F81BD" w:themeColor="accent1"/>
-      <w:sz w:val="26"/>
+      <w:color w:val="000000"/>
+      <w:sz w:val="22"/>
       <w:szCs w:val="26"/>
     </w:rPr>
   </w:style>
@@ -839,7 +1396,7 @@
       <w:rFonts w:asciiTheme="majorHAnsi" w:eastAsiaTheme="majorEastAsia" w:hAnsiTheme="majorHAnsi" w:cstheme="majorBidi"/>
       <w:b/>
       <w:bCs/>
-      <w:color w:val="4F81BD" w:themeColor="accent1"/>
+      <w:color w:val="000000"/>
     </w:rPr>
   </w:style>
   <w:style w:type="paragraph" w:styleId="Heading4">
@@ -864,7 +1421,7 @@
       <w:bCs/>
       <w:i/>
       <w:iCs/>
-      <w:color w:val="4F81BD" w:themeColor="accent1"/>
+      <w:color w:val="000000"/>
     </w:rPr>
   </w:style>
   <w:style w:type="paragraph" w:styleId="Heading5">
@@ -885,7 +1442,7 @@
     </w:pPr>
     <w:rPr>
       <w:rFonts w:asciiTheme="majorHAnsi" w:eastAsiaTheme="majorEastAsia" w:hAnsiTheme="majorHAnsi" w:cstheme="majorBidi"/>
-      <w:color w:val="243F60" w:themeColor="accent1" w:themeShade="7F"/>
+      <w:color w:val="000000"/>
     </w:rPr>
   </w:style>
   <w:style w:type="paragraph" w:styleId="Heading6">
@@ -908,7 +1465,7 @@
       <w:rFonts w:asciiTheme="majorHAnsi" w:eastAsiaTheme="majorEastAsia" w:hAnsiTheme="majorHAnsi" w:cstheme="majorBidi"/>
       <w:i/>
       <w:iCs/>
-      <w:color w:val="243F60" w:themeColor="accent1" w:themeShade="7F"/>
+      <w:color w:val="000000"/>
     </w:rPr>
   </w:style>
   <w:style w:type="paragraph" w:styleId="Heading7">
@@ -931,7 +1488,7 @@
       <w:rFonts w:asciiTheme="majorHAnsi" w:eastAsiaTheme="majorEastAsia" w:hAnsiTheme="majorHAnsi" w:cstheme="majorBidi"/>
       <w:i/>
       <w:iCs/>
-      <w:color w:val="404040" w:themeColor="text1" w:themeTint="BF"/>
+      <w:color w:val="000000"/>
     </w:rPr>
   </w:style>
   <w:style w:type="paragraph" w:styleId="Heading8">
@@ -952,7 +1509,7 @@
     </w:pPr>
     <w:rPr>
       <w:rFonts w:asciiTheme="majorHAnsi" w:eastAsiaTheme="majorEastAsia" w:hAnsiTheme="majorHAnsi" w:cstheme="majorBidi"/>
-      <w:color w:val="4F81BD" w:themeColor="accent1"/>
+      <w:color w:val="000000"/>
       <w:sz w:val="20"/>
       <w:szCs w:val="20"/>
     </w:rPr>
@@ -977,7 +1534,7 @@
       <w:rFonts w:asciiTheme="majorHAnsi" w:eastAsiaTheme="majorEastAsia" w:hAnsiTheme="majorHAnsi" w:cstheme="majorBidi"/>
       <w:i/>
       <w:iCs/>
-      <w:color w:val="404040" w:themeColor="text1" w:themeTint="BF"/>
+      <w:color w:val="000000"/>
       <w:sz w:val="20"/>
       <w:szCs w:val="20"/>
     </w:rPr>
@@ -1028,7 +1585,7 @@
       <w:rFonts w:asciiTheme="majorHAnsi" w:eastAsiaTheme="majorEastAsia" w:hAnsiTheme="majorHAnsi" w:cstheme="majorBidi"/>
       <w:b/>
       <w:bCs/>
-      <w:color w:val="365F91" w:themeColor="accent1" w:themeShade="BF"/>
+      <w:color w:val="000000"/>
       <w:sz w:val="28"/>
       <w:szCs w:val="28"/>
     </w:rPr>
@@ -1043,7 +1600,7 @@
       <w:rFonts w:asciiTheme="majorHAnsi" w:eastAsiaTheme="majorEastAsia" w:hAnsiTheme="majorHAnsi" w:cstheme="majorBidi"/>
       <w:b/>
       <w:bCs/>
-      <w:color w:val="4F81BD" w:themeColor="accent1"/>
+      <w:color w:val="000000"/>
       <w:sz w:val="26"/>
       <w:szCs w:val="26"/>
     </w:rPr>
@@ -1058,7 +1615,7 @@
       <w:rFonts w:asciiTheme="majorHAnsi" w:eastAsiaTheme="majorEastAsia" w:hAnsiTheme="majorHAnsi" w:cstheme="majorBidi"/>
       <w:b/>
       <w:bCs/>
-      <w:color w:val="4F81BD" w:themeColor="accent1"/>
+      <w:color w:val="000000"/>
     </w:rPr>
   </w:style>
   <w:style w:type="paragraph" w:styleId="Title">
@@ -1070,7 +1627,7 @@
     <w:qFormat/>
     <w:rsid w:val="00FC693F"/>
     <w:pPr>
-      <w:spacing w:after="100" w:line="250" w:lineRule="auto"/>
+      <w:spacing w:after="160" w:line="240" w:lineRule="auto"/>
       <w:contextualSpacing/>
     </w:pPr>
     <w:rPr>
@@ -1079,7 +1636,7 @@
       <w:color w:val="000000"/>
       <w:spacing w:val="5"/>
       <w:kern w:val="28"/>
-      <w:sz w:val="32"/>
+      <w:sz w:val="28"/>
       <w:szCs w:val="52"/>
     </w:rPr>
   </w:style>
@@ -1091,7 +1648,7 @@
     <w:rsid w:val="00FC693F"/>
     <w:rPr>
       <w:rFonts w:asciiTheme="majorHAnsi" w:eastAsiaTheme="majorEastAsia" w:hAnsiTheme="majorHAnsi" w:cstheme="majorBidi"/>
-      <w:color w:val="17365D" w:themeColor="text2" w:themeShade="BF"/>
+      <w:color w:val="000000"/>
       <w:spacing w:val="5"/>
       <w:kern w:val="28"/>
       <w:sz w:val="52"/>
@@ -1115,7 +1672,7 @@
       <w:rFonts w:asciiTheme="majorHAnsi" w:eastAsiaTheme="majorEastAsia" w:hAnsiTheme="majorHAnsi" w:cstheme="majorBidi"/>
       <w:i/>
       <w:iCs/>
-      <w:color w:val="4F81BD" w:themeColor="accent1"/>
+      <w:color w:val="000000"/>
       <w:spacing w:val="15"/>
       <w:sz w:val="24"/>
       <w:szCs w:val="24"/>
@@ -1131,7 +1688,7 @@
       <w:rFonts w:asciiTheme="majorHAnsi" w:eastAsiaTheme="majorEastAsia" w:hAnsiTheme="majorHAnsi" w:cstheme="majorBidi"/>
       <w:i/>
       <w:iCs/>
-      <w:color w:val="4F81BD" w:themeColor="accent1"/>
+      <w:color w:val="000000"/>
       <w:spacing w:val="15"/>
       <w:sz w:val="24"/>
       <w:szCs w:val="24"/>
@@ -1403,7 +1960,7 @@
     <w:rPr>
       <w:i/>
       <w:iCs/>
-      <w:color w:val="000000" w:themeColor="text1"/>
+      <w:color w:val="000000"/>
     </w:rPr>
   </w:style>
   <w:style w:type="character" w:customStyle="1" w:styleId="QuoteChar">
@@ -1415,7 +1972,7 @@
     <w:rPr>
       <w:i/>
       <w:iCs/>
-      <w:color w:val="000000" w:themeColor="text1"/>
+      <w:color w:val="000000"/>
     </w:rPr>
   </w:style>
   <w:style w:type="character" w:customStyle="1" w:styleId="Heading4Char">
@@ -1431,7 +1988,7 @@
       <w:bCs/>
       <w:i/>
       <w:iCs/>
-      <w:color w:val="4F81BD" w:themeColor="accent1"/>
+      <w:color w:val="000000"/>
     </w:rPr>
   </w:style>
   <w:style w:type="character" w:customStyle="1" w:styleId="Heading5Char">
@@ -1443,7 +2000,7 @@
     <w:rsid w:val="00FC693F"/>
     <w:rPr>
       <w:rFonts w:asciiTheme="majorHAnsi" w:eastAsiaTheme="majorEastAsia" w:hAnsiTheme="majorHAnsi" w:cstheme="majorBidi"/>
-      <w:color w:val="243F60" w:themeColor="accent1" w:themeShade="7F"/>
+      <w:color w:val="000000"/>
     </w:rPr>
   </w:style>
   <w:style w:type="character" w:customStyle="1" w:styleId="Heading6Char">
@@ -1457,7 +2014,7 @@
       <w:rFonts w:asciiTheme="majorHAnsi" w:eastAsiaTheme="majorEastAsia" w:hAnsiTheme="majorHAnsi" w:cstheme="majorBidi"/>
       <w:i/>
       <w:iCs/>
-      <w:color w:val="243F60" w:themeColor="accent1" w:themeShade="7F"/>
+      <w:color w:val="000000"/>
     </w:rPr>
   </w:style>
   <w:style w:type="character" w:customStyle="1" w:styleId="Heading7Char">
@@ -1471,7 +2028,7 @@
       <w:rFonts w:asciiTheme="majorHAnsi" w:eastAsiaTheme="majorEastAsia" w:hAnsiTheme="majorHAnsi" w:cstheme="majorBidi"/>
       <w:i/>
       <w:iCs/>
-      <w:color w:val="404040" w:themeColor="text1" w:themeTint="BF"/>
+      <w:color w:val="000000"/>
     </w:rPr>
   </w:style>
   <w:style w:type="character" w:customStyle="1" w:styleId="Heading8Char">
@@ -1483,7 +2040,7 @@
     <w:rsid w:val="00FC693F"/>
     <w:rPr>
       <w:rFonts w:asciiTheme="majorHAnsi" w:eastAsiaTheme="majorEastAsia" w:hAnsiTheme="majorHAnsi" w:cstheme="majorBidi"/>
-      <w:color w:val="4F81BD" w:themeColor="accent1"/>
+      <w:color w:val="000000"/>
       <w:sz w:val="20"/>
       <w:szCs w:val="20"/>
     </w:rPr>
@@ -1499,7 +2056,7 @@
       <w:rFonts w:asciiTheme="majorHAnsi" w:eastAsiaTheme="majorEastAsia" w:hAnsiTheme="majorHAnsi" w:cstheme="majorBidi"/>
       <w:i/>
       <w:iCs/>
-      <w:color w:val="404040" w:themeColor="text1" w:themeTint="BF"/>
+      <w:color w:val="000000"/>
       <w:sz w:val="20"/>
       <w:szCs w:val="20"/>
     </w:rPr>
@@ -1519,7 +2076,7 @@
     <w:rPr>
       <w:b/>
       <w:bCs/>
-      <w:color w:val="4F81BD" w:themeColor="accent1"/>
+      <w:color w:val="000000"/>
       <w:sz w:val="18"/>
       <w:szCs w:val="18"/>
     </w:rPr>
@@ -1563,7 +2120,7 @@
       <w:bCs/>
       <w:i/>
       <w:iCs/>
-      <w:color w:val="4F81BD" w:themeColor="accent1"/>
+      <w:color w:val="000000"/>
     </w:rPr>
   </w:style>
   <w:style w:type="character" w:customStyle="1" w:styleId="IntenseQuoteChar">
@@ -1577,7 +2134,7 @@
       <w:bCs/>
       <w:i/>
       <w:iCs/>
-      <w:color w:val="4F81BD" w:themeColor="accent1"/>
+      <w:color w:val="000000"/>
     </w:rPr>
   </w:style>
   <w:style w:type="character" w:styleId="SubtleEmphasis">
@@ -1589,7 +2146,7 @@
     <w:rPr>
       <w:i/>
       <w:iCs/>
-      <w:color w:val="808080" w:themeColor="text1" w:themeTint="7F"/>
+      <w:color w:val="000000"/>
     </w:rPr>
   </w:style>
   <w:style w:type="character" w:styleId="IntenseEmphasis">
@@ -1603,7 +2160,7 @@
       <w:bCs/>
       <w:i/>
       <w:iCs/>
-      <w:color w:val="4F81BD" w:themeColor="accent1"/>
+      <w:color w:val="000000"/>
     </w:rPr>
   </w:style>
   <w:style w:type="character" w:styleId="SubtleReference">
@@ -1614,7 +2171,7 @@
     <w:rsid w:val="00FC693F"/>
     <w:rPr>
       <w:smallCaps/>
-      <w:color w:val="C0504D" w:themeColor="accent2"/>
+      <w:color w:val="000000"/>
       <w:u w:val="single"/>
     </w:rPr>
   </w:style>
@@ -1628,7 +2185,7 @@
       <w:b/>
       <w:bCs/>
       <w:smallCaps/>
-      <w:color w:val="C0504D" w:themeColor="accent2"/>
+      <w:color w:val="000000"/>
       <w:spacing w:val="5"/>
       <w:u w:val="single"/>
     </w:rPr>
@@ -1694,7 +2251,7 @@
       <w:spacing w:after="0" w:line="240" w:lineRule="auto"/>
     </w:pPr>
     <w:rPr>
-      <w:color w:val="000000" w:themeColor="text1" w:themeShade="BF"/>
+      <w:color w:val="000000"/>
     </w:rPr>
     <w:tblPr>
       <w:tblStyleRowBandSize w:val="1"/>
@@ -1797,7 +2354,7 @@
       <w:spacing w:after="0" w:line="240" w:lineRule="auto"/>
     </w:pPr>
     <w:rPr>
-      <w:color w:val="365F91" w:themeColor="accent1" w:themeShade="BF"/>
+      <w:color w:val="000000"/>
     </w:rPr>
     <w:tblPr>
       <w:tblStyleRowBandSize w:val="1"/>
@@ -1900,7 +2457,7 @@
       <w:spacing w:after="0" w:line="240" w:lineRule="auto"/>
     </w:pPr>
     <w:rPr>
-      <w:color w:val="943634" w:themeColor="accent2" w:themeShade="BF"/>
+      <w:color w:val="000000"/>
     </w:rPr>
     <w:tblPr>
       <w:tblStyleRowBandSize w:val="1"/>
@@ -2003,7 +2560,7 @@
       <w:spacing w:after="0" w:line="240" w:lineRule="auto"/>
     </w:pPr>
     <w:rPr>
-      <w:color w:val="76923C" w:themeColor="accent3" w:themeShade="BF"/>
+      <w:color w:val="000000"/>
     </w:rPr>
     <w:tblPr>
       <w:tblStyleRowBandSize w:val="1"/>
@@ -2106,7 +2663,7 @@
       <w:spacing w:after="0" w:line="240" w:lineRule="auto"/>
     </w:pPr>
     <w:rPr>
-      <w:color w:val="5F497A" w:themeColor="accent4" w:themeShade="BF"/>
+      <w:color w:val="000000"/>
     </w:rPr>
     <w:tblPr>
       <w:tblStyleRowBandSize w:val="1"/>
@@ -2209,7 +2766,7 @@
       <w:spacing w:after="0" w:line="240" w:lineRule="auto"/>
     </w:pPr>
     <w:rPr>
-      <w:color w:val="31849B" w:themeColor="accent5" w:themeShade="BF"/>
+      <w:color w:val="000000"/>
     </w:rPr>
     <w:tblPr>
       <w:tblStyleRowBandSize w:val="1"/>
@@ -2312,7 +2869,7 @@
       <w:spacing w:after="0" w:line="240" w:lineRule="auto"/>
     </w:pPr>
     <w:rPr>
-      <w:color w:val="E36C0A" w:themeColor="accent6" w:themeShade="BF"/>
+      <w:color w:val="000000"/>
     </w:rPr>
     <w:tblPr>
       <w:tblStyleRowBandSize w:val="1"/>
@@ -2438,7 +2995,7 @@
       <w:rPr>
         <w:b/>
         <w:bCs/>
-        <w:color w:val="FFFFFF" w:themeColor="background1"/>
+        <w:color w:val="000000"/>
       </w:rPr>
       <w:tblPr/>
       <w:tcPr>
@@ -2530,7 +3087,7 @@
       <w:rPr>
         <w:b/>
         <w:bCs/>
-        <w:color w:val="FFFFFF" w:themeColor="background1"/>
+        <w:color w:val="000000"/>
       </w:rPr>
       <w:tblPr/>
       <w:tcPr>
@@ -2622,7 +3179,7 @@
       <w:rPr>
         <w:b/>
         <w:bCs/>
-        <w:color w:val="FFFFFF" w:themeColor="background1"/>
+        <w:color w:val="000000"/>
       </w:rPr>
       <w:tblPr/>
       <w:tcPr>
@@ -2714,7 +3271,7 @@
       <w:rPr>
         <w:b/>
         <w:bCs/>
-        <w:color w:val="FFFFFF" w:themeColor="background1"/>
+        <w:color w:val="000000"/>
       </w:rPr>
       <w:tblPr/>
       <w:tcPr>
@@ -2806,7 +3363,7 @@
       <w:rPr>
         <w:b/>
         <w:bCs/>
-        <w:color w:val="FFFFFF" w:themeColor="background1"/>
+        <w:color w:val="000000"/>
       </w:rPr>
       <w:tblPr/>
       <w:tcPr>
@@ -2898,7 +3455,7 @@
       <w:rPr>
         <w:b/>
         <w:bCs/>
-        <w:color w:val="FFFFFF" w:themeColor="background1"/>
+        <w:color w:val="000000"/>
       </w:rPr>
       <w:tblPr/>
       <w:tcPr>
@@ -2990,7 +3547,7 @@
       <w:rPr>
         <w:b/>
         <w:bCs/>
-        <w:color w:val="FFFFFF" w:themeColor="background1"/>
+        <w:color w:val="000000"/>
       </w:rPr>
       <w:tblPr/>
       <w:tcPr>
@@ -3993,7 +4550,7 @@
       <w:rPr>
         <w:b/>
         <w:bCs/>
-        <w:color w:val="FFFFFF" w:themeColor="background1"/>
+        <w:color w:val="000000"/>
       </w:rPr>
       <w:tblPr/>
       <w:tcPr>
@@ -4099,7 +4656,7 @@
       <w:rPr>
         <w:b/>
         <w:bCs/>
-        <w:color w:val="FFFFFF" w:themeColor="background1"/>
+        <w:color w:val="000000"/>
       </w:rPr>
       <w:tblPr/>
       <w:tcPr>
@@ -4205,7 +4762,7 @@
       <w:rPr>
         <w:b/>
         <w:bCs/>
-        <w:color w:val="FFFFFF" w:themeColor="background1"/>
+        <w:color w:val="000000"/>
       </w:rPr>
       <w:tblPr/>
       <w:tcPr>
@@ -4311,7 +4868,7 @@
       <w:rPr>
         <w:b/>
         <w:bCs/>
-        <w:color w:val="FFFFFF" w:themeColor="background1"/>
+        <w:color w:val="000000"/>
       </w:rPr>
       <w:tblPr/>
       <w:tcPr>
@@ -4417,7 +4974,7 @@
       <w:rPr>
         <w:b/>
         <w:bCs/>
-        <w:color w:val="FFFFFF" w:themeColor="background1"/>
+        <w:color w:val="000000"/>
       </w:rPr>
       <w:tblPr/>
       <w:tcPr>
@@ -4523,7 +5080,7 @@
       <w:rPr>
         <w:b/>
         <w:bCs/>
-        <w:color w:val="FFFFFF" w:themeColor="background1"/>
+        <w:color w:val="000000"/>
       </w:rPr>
       <w:tblPr/>
       <w:tcPr>
@@ -4629,7 +5186,7 @@
       <w:rPr>
         <w:b/>
         <w:bCs/>
-        <w:color w:val="FFFFFF" w:themeColor="background1"/>
+        <w:color w:val="000000"/>
       </w:rPr>
       <w:tblPr/>
       <w:tcPr>
@@ -4732,7 +5289,7 @@
       <w:rPr>
         <w:b/>
         <w:bCs/>
-        <w:color w:val="FFFFFF" w:themeColor="background1"/>
+        <w:color w:val="000000"/>
       </w:rPr>
       <w:tblPr/>
       <w:tcPr>
@@ -4752,7 +5309,7 @@
         <w:spacing w:before="0" w:after="0" w:line="240" w:lineRule="auto"/>
       </w:pPr>
       <w:rPr>
-        <w:color w:val="auto"/>
+        <w:color w:val="000000"/>
       </w:rPr>
       <w:tblPr/>
       <w:tcPr>
@@ -4771,7 +5328,7 @@
       <w:rPr>
         <w:b/>
         <w:bCs/>
-        <w:color w:val="FFFFFF" w:themeColor="background1"/>
+        <w:color w:val="000000"/>
       </w:rPr>
       <w:tblPr/>
       <w:tcPr>
@@ -4790,7 +5347,7 @@
       <w:rPr>
         <w:b/>
         <w:bCs/>
-        <w:color w:val="FFFFFF" w:themeColor="background1"/>
+        <w:color w:val="000000"/>
       </w:rPr>
       <w:tblPr/>
       <w:tcPr>
@@ -4836,7 +5393,7 @@
     </w:tblStylePr>
     <w:tblStylePr w:type="nwCell">
       <w:rPr>
-        <w:color w:val="FFFFFF" w:themeColor="background1"/>
+        <w:color w:val="000000"/>
       </w:rPr>
       <w:tblPr/>
       <w:tcPr>
@@ -4881,7 +5438,7 @@
       <w:rPr>
         <w:b/>
         <w:bCs/>
-        <w:color w:val="FFFFFF" w:themeColor="background1"/>
+        <w:color w:val="000000"/>
       </w:rPr>
       <w:tblPr/>
       <w:tcPr>
@@ -4901,7 +5458,7 @@
         <w:spacing w:before="0" w:after="0" w:line="240" w:lineRule="auto"/>
       </w:pPr>
       <w:rPr>
-        <w:color w:val="auto"/>
+        <w:color w:val="000000"/>
       </w:rPr>
       <w:tblPr/>
       <w:tcPr>
@@ -4920,7 +5477,7 @@
       <w:rPr>
         <w:b/>
         <w:bCs/>
-        <w:color w:val="FFFFFF" w:themeColor="background1"/>
+        <w:color w:val="000000"/>
       </w:rPr>
       <w:tblPr/>
       <w:tcPr>
@@ -4939,7 +5496,7 @@
       <w:rPr>
         <w:b/>
         <w:bCs/>
-        <w:color w:val="FFFFFF" w:themeColor="background1"/>
+        <w:color w:val="000000"/>
       </w:rPr>
       <w:tblPr/>
       <w:tcPr>
@@ -4985,7 +5542,7 @@
     </w:tblStylePr>
     <w:tblStylePr w:type="nwCell">
       <w:rPr>
-        <w:color w:val="FFFFFF" w:themeColor="background1"/>
+        <w:color w:val="000000"/>
       </w:rPr>
       <w:tblPr/>
       <w:tcPr>
@@ -5030,7 +5587,7 @@
       <w:rPr>
         <w:b/>
         <w:bCs/>
-        <w:color w:val="FFFFFF" w:themeColor="background1"/>
+        <w:color w:val="000000"/>
       </w:rPr>
       <w:tblPr/>
       <w:tcPr>
@@ -5050,7 +5607,7 @@
         <w:spacing w:before="0" w:after="0" w:line="240" w:lineRule="auto"/>
       </w:pPr>
       <w:rPr>
-        <w:color w:val="auto"/>
+        <w:color w:val="000000"/>
       </w:rPr>
       <w:tblPr/>
       <w:tcPr>
@@ -5069,7 +5626,7 @@
       <w:rPr>
         <w:b/>
         <w:bCs/>
-        <w:color w:val="FFFFFF" w:themeColor="background1"/>
+        <w:color w:val="000000"/>
       </w:rPr>
       <w:tblPr/>
       <w:tcPr>
@@ -5088,7 +5645,7 @@
       <w:rPr>
         <w:b/>
         <w:bCs/>
-        <w:color w:val="FFFFFF" w:themeColor="background1"/>
+        <w:color w:val="000000"/>
       </w:rPr>
       <w:tblPr/>
       <w:tcPr>
@@ -5134,7 +5691,7 @@
     </w:tblStylePr>
     <w:tblStylePr w:type="nwCell">
       <w:rPr>
-        <w:color w:val="FFFFFF" w:themeColor="background1"/>
+        <w:color w:val="000000"/>
       </w:rPr>
       <w:tblPr/>
       <w:tcPr>
@@ -5179,7 +5736,7 @@
       <w:rPr>
         <w:b/>
         <w:bCs/>
-        <w:color w:val="FFFFFF" w:themeColor="background1"/>
+        <w:color w:val="000000"/>
       </w:rPr>
       <w:tblPr/>
       <w:tcPr>
@@ -5199,7 +5756,7 @@
         <w:spacing w:before="0" w:after="0" w:line="240" w:lineRule="auto"/>
       </w:pPr>
       <w:rPr>
-        <w:color w:val="auto"/>
+        <w:color w:val="000000"/>
       </w:rPr>
       <w:tblPr/>
       <w:tcPr>
@@ -5218,7 +5775,7 @@
       <w:rPr>
         <w:b/>
         <w:bCs/>
-        <w:color w:val="FFFFFF" w:themeColor="background1"/>
+        <w:color w:val="000000"/>
       </w:rPr>
       <w:tblPr/>
       <w:tcPr>
@@ -5237,7 +5794,7 @@
       <w:rPr>
         <w:b/>
         <w:bCs/>
-        <w:color w:val="FFFFFF" w:themeColor="background1"/>
+        <w:color w:val="000000"/>
       </w:rPr>
       <w:tblPr/>
       <w:tcPr>
@@ -5283,7 +5840,7 @@
     </w:tblStylePr>
     <w:tblStylePr w:type="nwCell">
       <w:rPr>
-        <w:color w:val="FFFFFF" w:themeColor="background1"/>
+        <w:color w:val="000000"/>
       </w:rPr>
       <w:tblPr/>
       <w:tcPr>
@@ -5328,7 +5885,7 @@
       <w:rPr>
         <w:b/>
         <w:bCs/>
-        <w:color w:val="FFFFFF" w:themeColor="background1"/>
+        <w:color w:val="000000"/>
       </w:rPr>
       <w:tblPr/>
       <w:tcPr>
@@ -5348,7 +5905,7 @@
         <w:spacing w:before="0" w:after="0" w:line="240" w:lineRule="auto"/>
       </w:pPr>
       <w:rPr>
-        <w:color w:val="auto"/>
+        <w:color w:val="000000"/>
       </w:rPr>
       <w:tblPr/>
       <w:tcPr>
@@ -5367,7 +5924,7 @@
       <w:rPr>
         <w:b/>
         <w:bCs/>
-        <w:color w:val="FFFFFF" w:themeColor="background1"/>
+        <w:color w:val="000000"/>
       </w:rPr>
       <w:tblPr/>
       <w:tcPr>
@@ -5386,7 +5943,7 @@
       <w:rPr>
         <w:b/>
         <w:bCs/>
-        <w:color w:val="FFFFFF" w:themeColor="background1"/>
+        <w:color w:val="000000"/>
       </w:rPr>
       <w:tblPr/>
       <w:tcPr>
@@ -5432,7 +5989,7 @@
     </w:tblStylePr>
     <w:tblStylePr w:type="nwCell">
       <w:rPr>
-        <w:color w:val="FFFFFF" w:themeColor="background1"/>
+        <w:color w:val="000000"/>
       </w:rPr>
       <w:tblPr/>
       <w:tcPr>
@@ -5477,7 +6034,7 @@
       <w:rPr>
         <w:b/>
         <w:bCs/>
-        <w:color w:val="FFFFFF" w:themeColor="background1"/>
+        <w:color w:val="000000"/>
       </w:rPr>
       <w:tblPr/>
       <w:tcPr>
@@ -5497,7 +6054,7 @@
         <w:spacing w:before="0" w:after="0" w:line="240" w:lineRule="auto"/>
       </w:pPr>
       <w:rPr>
-        <w:color w:val="auto"/>
+        <w:color w:val="000000"/>
       </w:rPr>
       <w:tblPr/>
       <w:tcPr>
@@ -5516,7 +6073,7 @@
       <w:rPr>
         <w:b/>
         <w:bCs/>
-        <w:color w:val="FFFFFF" w:themeColor="background1"/>
+        <w:color w:val="000000"/>
       </w:rPr>
       <w:tblPr/>
       <w:tcPr>
@@ -5535,7 +6092,7 @@
       <w:rPr>
         <w:b/>
         <w:bCs/>
-        <w:color w:val="FFFFFF" w:themeColor="background1"/>
+        <w:color w:val="000000"/>
       </w:rPr>
       <w:tblPr/>
       <w:tcPr>
@@ -5581,7 +6138,7 @@
     </w:tblStylePr>
     <w:tblStylePr w:type="nwCell">
       <w:rPr>
-        <w:color w:val="FFFFFF" w:themeColor="background1"/>
+        <w:color w:val="000000"/>
       </w:rPr>
       <w:tblPr/>
       <w:tcPr>
@@ -5626,7 +6183,7 @@
       <w:rPr>
         <w:b/>
         <w:bCs/>
-        <w:color w:val="FFFFFF" w:themeColor="background1"/>
+        <w:color w:val="000000"/>
       </w:rPr>
       <w:tblPr/>
       <w:tcPr>
@@ -5646,7 +6203,7 @@
         <w:spacing w:before="0" w:after="0" w:line="240" w:lineRule="auto"/>
       </w:pPr>
       <w:rPr>
-        <w:color w:val="auto"/>
+        <w:color w:val="000000"/>
       </w:rPr>
       <w:tblPr/>
       <w:tcPr>
@@ -5665,7 +6222,7 @@
       <w:rPr>
         <w:b/>
         <w:bCs/>
-        <w:color w:val="FFFFFF" w:themeColor="background1"/>
+        <w:color w:val="000000"/>
       </w:rPr>
       <w:tblPr/>
       <w:tcPr>
@@ -5684,7 +6241,7 @@
       <w:rPr>
         <w:b/>
         <w:bCs/>
-        <w:color w:val="FFFFFF" w:themeColor="background1"/>
+        <w:color w:val="000000"/>
       </w:rPr>
       <w:tblPr/>
       <w:tcPr>
@@ -5730,7 +6287,7 @@
     </w:tblStylePr>
     <w:tblStylePr w:type="nwCell">
       <w:rPr>
-        <w:color w:val="FFFFFF" w:themeColor="background1"/>
+        <w:color w:val="000000"/>
       </w:rPr>
       <w:tblPr/>
       <w:tcPr>
@@ -5754,7 +6311,7 @@
       <w:spacing w:after="0" w:line="240" w:lineRule="auto"/>
     </w:pPr>
     <w:rPr>
-      <w:color w:val="000000" w:themeColor="text1"/>
+      <w:color w:val="000000"/>
     </w:rPr>
     <w:tblPr>
       <w:tblStyleRowBandSize w:val="1"/>
@@ -5787,7 +6344,7 @@
       <w:rPr>
         <w:b/>
         <w:bCs/>
-        <w:color w:val="1F497D" w:themeColor="text2"/>
+        <w:color w:val="000000"/>
       </w:rPr>
       <w:tblPr/>
       <w:tcPr>
@@ -5838,7 +6395,7 @@
       <w:spacing w:after="0" w:line="240" w:lineRule="auto"/>
     </w:pPr>
     <w:rPr>
-      <w:color w:val="000000" w:themeColor="text1"/>
+      <w:color w:val="000000"/>
     </w:rPr>
     <w:tblPr>
       <w:tblStyleRowBandSize w:val="1"/>
@@ -5871,7 +6428,7 @@
       <w:rPr>
         <w:b/>
         <w:bCs/>
-        <w:color w:val="1F497D" w:themeColor="text2"/>
+        <w:color w:val="000000"/>
       </w:rPr>
       <w:tblPr/>
       <w:tcPr>
@@ -5922,7 +6479,7 @@
       <w:spacing w:after="0" w:line="240" w:lineRule="auto"/>
     </w:pPr>
     <w:rPr>
-      <w:color w:val="000000" w:themeColor="text1"/>
+      <w:color w:val="000000"/>
     </w:rPr>
     <w:tblPr>
       <w:tblStyleRowBandSize w:val="1"/>
@@ -5955,7 +6512,7 @@
       <w:rPr>
         <w:b/>
         <w:bCs/>
-        <w:color w:val="1F497D" w:themeColor="text2"/>
+        <w:color w:val="000000"/>
       </w:rPr>
       <w:tblPr/>
       <w:tcPr>
@@ -6006,7 +6563,7 @@
       <w:spacing w:after="0" w:line="240" w:lineRule="auto"/>
     </w:pPr>
     <w:rPr>
-      <w:color w:val="000000" w:themeColor="text1"/>
+      <w:color w:val="000000"/>
     </w:rPr>
     <w:tblPr>
       <w:tblStyleRowBandSize w:val="1"/>
@@ -6039,7 +6596,7 @@
       <w:rPr>
         <w:b/>
         <w:bCs/>
-        <w:color w:val="1F497D" w:themeColor="text2"/>
+        <w:color w:val="000000"/>
       </w:rPr>
       <w:tblPr/>
       <w:tcPr>
@@ -6090,7 +6647,7 @@
       <w:spacing w:after="0" w:line="240" w:lineRule="auto"/>
     </w:pPr>
     <w:rPr>
-      <w:color w:val="000000" w:themeColor="text1"/>
+      <w:color w:val="000000"/>
     </w:rPr>
     <w:tblPr>
       <w:tblStyleRowBandSize w:val="1"/>
@@ -6123,7 +6680,7 @@
       <w:rPr>
         <w:b/>
         <w:bCs/>
-        <w:color w:val="1F497D" w:themeColor="text2"/>
+        <w:color w:val="000000"/>
       </w:rPr>
       <w:tblPr/>
       <w:tcPr>
@@ -6174,7 +6731,7 @@
       <w:spacing w:after="0" w:line="240" w:lineRule="auto"/>
     </w:pPr>
     <w:rPr>
-      <w:color w:val="000000" w:themeColor="text1"/>
+      <w:color w:val="000000"/>
     </w:rPr>
     <w:tblPr>
       <w:tblStyleRowBandSize w:val="1"/>
@@ -6207,7 +6764,7 @@
       <w:rPr>
         <w:b/>
         <w:bCs/>
-        <w:color w:val="1F497D" w:themeColor="text2"/>
+        <w:color w:val="000000"/>
       </w:rPr>
       <w:tblPr/>
       <w:tcPr>
@@ -6258,7 +6815,7 @@
       <w:spacing w:after="0" w:line="240" w:lineRule="auto"/>
     </w:pPr>
     <w:rPr>
-      <w:color w:val="000000" w:themeColor="text1"/>
+      <w:color w:val="000000"/>
     </w:rPr>
     <w:tblPr>
       <w:tblStyleRowBandSize w:val="1"/>
@@ -6291,7 +6848,7 @@
       <w:rPr>
         <w:b/>
         <w:bCs/>
-        <w:color w:val="1F497D" w:themeColor="text2"/>
+        <w:color w:val="000000"/>
       </w:rPr>
       <w:tblPr/>
       <w:tcPr>
@@ -6343,7 +6900,7 @@
     </w:pPr>
     <w:rPr>
       <w:rFonts w:asciiTheme="majorHAnsi" w:eastAsiaTheme="majorEastAsia" w:hAnsiTheme="majorHAnsi" w:cstheme="majorBidi"/>
-      <w:color w:val="000000" w:themeColor="text1"/>
+      <w:color w:val="000000"/>
     </w:rPr>
     <w:tblPr>
       <w:tblStyleRowBandSize w:val="1"/>
@@ -6471,7 +7028,7 @@
     </w:pPr>
     <w:rPr>
       <w:rFonts w:asciiTheme="majorHAnsi" w:eastAsiaTheme="majorEastAsia" w:hAnsiTheme="majorHAnsi" w:cstheme="majorBidi"/>
-      <w:color w:val="000000" w:themeColor="text1"/>
+      <w:color w:val="000000"/>
     </w:rPr>
     <w:tblPr>
       <w:tblStyleRowBandSize w:val="1"/>
@@ -6599,7 +7156,7 @@
     </w:pPr>
     <w:rPr>
       <w:rFonts w:asciiTheme="majorHAnsi" w:eastAsiaTheme="majorEastAsia" w:hAnsiTheme="majorHAnsi" w:cstheme="majorBidi"/>
-      <w:color w:val="000000" w:themeColor="text1"/>
+      <w:color w:val="000000"/>
     </w:rPr>
     <w:tblPr>
       <w:tblStyleRowBandSize w:val="1"/>
@@ -6727,7 +7284,7 @@
     </w:pPr>
     <w:rPr>
       <w:rFonts w:asciiTheme="majorHAnsi" w:eastAsiaTheme="majorEastAsia" w:hAnsiTheme="majorHAnsi" w:cstheme="majorBidi"/>
-      <w:color w:val="000000" w:themeColor="text1"/>
+      <w:color w:val="000000"/>
     </w:rPr>
     <w:tblPr>
       <w:tblStyleRowBandSize w:val="1"/>
@@ -6855,7 +7412,7 @@
     </w:pPr>
     <w:rPr>
       <w:rFonts w:asciiTheme="majorHAnsi" w:eastAsiaTheme="majorEastAsia" w:hAnsiTheme="majorHAnsi" w:cstheme="majorBidi"/>
-      <w:color w:val="000000" w:themeColor="text1"/>
+      <w:color w:val="000000"/>
     </w:rPr>
     <w:tblPr>
       <w:tblStyleRowBandSize w:val="1"/>
@@ -6983,7 +7540,7 @@
     </w:pPr>
     <w:rPr>
       <w:rFonts w:asciiTheme="majorHAnsi" w:eastAsiaTheme="majorEastAsia" w:hAnsiTheme="majorHAnsi" w:cstheme="majorBidi"/>
-      <w:color w:val="000000" w:themeColor="text1"/>
+      <w:color w:val="000000"/>
     </w:rPr>
     <w:tblPr>
       <w:tblStyleRowBandSize w:val="1"/>
@@ -7111,7 +7668,7 @@
     </w:pPr>
     <w:rPr>
       <w:rFonts w:asciiTheme="majorHAnsi" w:eastAsiaTheme="majorEastAsia" w:hAnsiTheme="majorHAnsi" w:cstheme="majorBidi"/>
-      <w:color w:val="000000" w:themeColor="text1"/>
+      <w:color w:val="000000"/>
     </w:rPr>
     <w:tblPr>
       <w:tblStyleRowBandSize w:val="1"/>
@@ -7750,7 +8307,7 @@
     </w:pPr>
     <w:rPr>
       <w:rFonts w:asciiTheme="majorHAnsi" w:eastAsiaTheme="majorEastAsia" w:hAnsiTheme="majorHAnsi" w:cstheme="majorBidi"/>
-      <w:color w:val="000000" w:themeColor="text1"/>
+      <w:color w:val="000000"/>
     </w:rPr>
     <w:tblPr>
       <w:tblStyleRowBandSize w:val="1"/>
@@ -7778,7 +8335,7 @@
       <w:rPr>
         <w:b/>
         <w:bCs/>
-        <w:color w:val="000000" w:themeColor="text1"/>
+        <w:color w:val="000000"/>
       </w:rPr>
       <w:tblPr/>
       <w:tcPr>
@@ -7789,7 +8346,7 @@
       <w:rPr>
         <w:b/>
         <w:bCs/>
-        <w:color w:val="000000" w:themeColor="text1"/>
+        <w:color w:val="000000"/>
       </w:rPr>
       <w:tblPr/>
       <w:tcPr>
@@ -7808,7 +8365,7 @@
       <w:rPr>
         <w:b/>
         <w:bCs/>
-        <w:color w:val="000000" w:themeColor="text1"/>
+        <w:color w:val="000000"/>
       </w:rPr>
       <w:tblPr/>
       <w:tcPr>
@@ -7827,7 +8384,7 @@
       <w:rPr>
         <w:b w:val="0"/>
         <w:bCs w:val="0"/>
-        <w:color w:val="000000" w:themeColor="text1"/>
+        <w:color w:val="000000"/>
       </w:rPr>
       <w:tblPr/>
       <w:tcPr>
@@ -7875,7 +8432,7 @@
     </w:pPr>
     <w:rPr>
       <w:rFonts w:asciiTheme="majorHAnsi" w:eastAsiaTheme="majorEastAsia" w:hAnsiTheme="majorHAnsi" w:cstheme="majorBidi"/>
-      <w:color w:val="000000" w:themeColor="text1"/>
+      <w:color w:val="000000"/>
     </w:rPr>
     <w:tblPr>
       <w:tblStyleRowBandSize w:val="1"/>
@@ -7903,7 +8460,7 @@
       <w:rPr>
         <w:b/>
         <w:bCs/>
-        <w:color w:val="000000" w:themeColor="text1"/>
+        <w:color w:val="000000"/>
       </w:rPr>
       <w:tblPr/>
       <w:tcPr>
@@ -7914,7 +8471,7 @@
       <w:rPr>
         <w:b/>
         <w:bCs/>
-        <w:color w:val="000000" w:themeColor="text1"/>
+        <w:color w:val="000000"/>
       </w:rPr>
       <w:tblPr/>
       <w:tcPr>
@@ -7933,7 +8490,7 @@
       <w:rPr>
         <w:b/>
         <w:bCs/>
-        <w:color w:val="000000" w:themeColor="text1"/>
+        <w:color w:val="000000"/>
       </w:rPr>
       <w:tblPr/>
       <w:tcPr>
@@ -7952,7 +8509,7 @@
       <w:rPr>
         <w:b w:val="0"/>
         <w:bCs w:val="0"/>
-        <w:color w:val="000000" w:themeColor="text1"/>
+        <w:color w:val="000000"/>
       </w:rPr>
       <w:tblPr/>
       <w:tcPr>
@@ -8000,7 +8557,7 @@
     </w:pPr>
     <w:rPr>
       <w:rFonts w:asciiTheme="majorHAnsi" w:eastAsiaTheme="majorEastAsia" w:hAnsiTheme="majorHAnsi" w:cstheme="majorBidi"/>
-      <w:color w:val="000000" w:themeColor="text1"/>
+      <w:color w:val="000000"/>
     </w:rPr>
     <w:tblPr>
       <w:tblStyleRowBandSize w:val="1"/>
@@ -8028,7 +8585,7 @@
       <w:rPr>
         <w:b/>
         <w:bCs/>
-        <w:color w:val="000000" w:themeColor="text1"/>
+        <w:color w:val="000000"/>
       </w:rPr>
       <w:tblPr/>
       <w:tcPr>
@@ -8039,7 +8596,7 @@
       <w:rPr>
         <w:b/>
         <w:bCs/>
-        <w:color w:val="000000" w:themeColor="text1"/>
+        <w:color w:val="000000"/>
       </w:rPr>
       <w:tblPr/>
       <w:tcPr>
@@ -8058,7 +8615,7 @@
       <w:rPr>
         <w:b/>
         <w:bCs/>
-        <w:color w:val="000000" w:themeColor="text1"/>
+        <w:color w:val="000000"/>
       </w:rPr>
       <w:tblPr/>
       <w:tcPr>
@@ -8077,7 +8634,7 @@
       <w:rPr>
         <w:b w:val="0"/>
         <w:bCs w:val="0"/>
-        <w:color w:val="000000" w:themeColor="text1"/>
+        <w:color w:val="000000"/>
       </w:rPr>
       <w:tblPr/>
       <w:tcPr>
@@ -8125,7 +8682,7 @@
     </w:pPr>
     <w:rPr>
       <w:rFonts w:asciiTheme="majorHAnsi" w:eastAsiaTheme="majorEastAsia" w:hAnsiTheme="majorHAnsi" w:cstheme="majorBidi"/>
-      <w:color w:val="000000" w:themeColor="text1"/>
+      <w:color w:val="000000"/>
     </w:rPr>
     <w:tblPr>
       <w:tblStyleRowBandSize w:val="1"/>
@@ -8153,7 +8710,7 @@
       <w:rPr>
         <w:b/>
         <w:bCs/>
-        <w:color w:val="000000" w:themeColor="text1"/>
+        <w:color w:val="000000"/>
       </w:rPr>
       <w:tblPr/>
       <w:tcPr>
@@ -8164,7 +8721,7 @@
       <w:rPr>
         <w:b/>
         <w:bCs/>
-        <w:color w:val="000000" w:themeColor="text1"/>
+        <w:color w:val="000000"/>
       </w:rPr>
       <w:tblPr/>
       <w:tcPr>
@@ -8183,7 +8740,7 @@
       <w:rPr>
         <w:b/>
         <w:bCs/>
-        <w:color w:val="000000" w:themeColor="text1"/>
+        <w:color w:val="000000"/>
       </w:rPr>
       <w:tblPr/>
       <w:tcPr>
@@ -8202,7 +8759,7 @@
       <w:rPr>
         <w:b w:val="0"/>
         <w:bCs w:val="0"/>
-        <w:color w:val="000000" w:themeColor="text1"/>
+        <w:color w:val="000000"/>
       </w:rPr>
       <w:tblPr/>
       <w:tcPr>
@@ -8250,7 +8807,7 @@
     </w:pPr>
     <w:rPr>
       <w:rFonts w:asciiTheme="majorHAnsi" w:eastAsiaTheme="majorEastAsia" w:hAnsiTheme="majorHAnsi" w:cstheme="majorBidi"/>
-      <w:color w:val="000000" w:themeColor="text1"/>
+      <w:color w:val="000000"/>
     </w:rPr>
     <w:tblPr>
       <w:tblStyleRowBandSize w:val="1"/>
@@ -8278,7 +8835,7 @@
       <w:rPr>
         <w:b/>
         <w:bCs/>
-        <w:color w:val="000000" w:themeColor="text1"/>
+        <w:color w:val="000000"/>
       </w:rPr>
       <w:tblPr/>
       <w:tcPr>
@@ -8289,7 +8846,7 @@
       <w:rPr>
         <w:b/>
         <w:bCs/>
-        <w:color w:val="000000" w:themeColor="text1"/>
+        <w:color w:val="000000"/>
       </w:rPr>
       <w:tblPr/>
       <w:tcPr>
@@ -8308,7 +8865,7 @@
       <w:rPr>
         <w:b/>
         <w:bCs/>
-        <w:color w:val="000000" w:themeColor="text1"/>
+        <w:color w:val="000000"/>
       </w:rPr>
       <w:tblPr/>
       <w:tcPr>
@@ -8327,7 +8884,7 @@
       <w:rPr>
         <w:b w:val="0"/>
         <w:bCs w:val="0"/>
-        <w:color w:val="000000" w:themeColor="text1"/>
+        <w:color w:val="000000"/>
       </w:rPr>
       <w:tblPr/>
       <w:tcPr>
@@ -8375,7 +8932,7 @@
     </w:pPr>
     <w:rPr>
       <w:rFonts w:asciiTheme="majorHAnsi" w:eastAsiaTheme="majorEastAsia" w:hAnsiTheme="majorHAnsi" w:cstheme="majorBidi"/>
-      <w:color w:val="000000" w:themeColor="text1"/>
+      <w:color w:val="000000"/>
     </w:rPr>
     <w:tblPr>
       <w:tblStyleRowBandSize w:val="1"/>
@@ -8403,7 +8960,7 @@
       <w:rPr>
         <w:b/>
         <w:bCs/>
-        <w:color w:val="000000" w:themeColor="text1"/>
+        <w:color w:val="000000"/>
       </w:rPr>
       <w:tblPr/>
       <w:tcPr>
@@ -8414,7 +8971,7 @@
       <w:rPr>
         <w:b/>
         <w:bCs/>
-        <w:color w:val="000000" w:themeColor="text1"/>
+        <w:color w:val="000000"/>
       </w:rPr>
       <w:tblPr/>
       <w:tcPr>
@@ -8433,7 +8990,7 @@
       <w:rPr>
         <w:b/>
         <w:bCs/>
-        <w:color w:val="000000" w:themeColor="text1"/>
+        <w:color w:val="000000"/>
       </w:rPr>
       <w:tblPr/>
       <w:tcPr>
@@ -8452,7 +9009,7 @@
       <w:rPr>
         <w:b w:val="0"/>
         <w:bCs w:val="0"/>
-        <w:color w:val="000000" w:themeColor="text1"/>
+        <w:color w:val="000000"/>
       </w:rPr>
       <w:tblPr/>
       <w:tcPr>
@@ -8500,7 +9057,7 @@
     </w:pPr>
     <w:rPr>
       <w:rFonts w:asciiTheme="majorHAnsi" w:eastAsiaTheme="majorEastAsia" w:hAnsiTheme="majorHAnsi" w:cstheme="majorBidi"/>
-      <w:color w:val="000000" w:themeColor="text1"/>
+      <w:color w:val="000000"/>
     </w:rPr>
     <w:tblPr>
       <w:tblStyleRowBandSize w:val="1"/>
@@ -8528,7 +9085,7 @@
       <w:rPr>
         <w:b/>
         <w:bCs/>
-        <w:color w:val="000000" w:themeColor="text1"/>
+        <w:color w:val="000000"/>
       </w:rPr>
       <w:tblPr/>
       <w:tcPr>
@@ -8539,7 +9096,7 @@
       <w:rPr>
         <w:b/>
         <w:bCs/>
-        <w:color w:val="000000" w:themeColor="text1"/>
+        <w:color w:val="000000"/>
       </w:rPr>
       <w:tblPr/>
       <w:tcPr>
@@ -8558,7 +9115,7 @@
       <w:rPr>
         <w:b/>
         <w:bCs/>
-        <w:color w:val="000000" w:themeColor="text1"/>
+        <w:color w:val="000000"/>
       </w:rPr>
       <w:tblPr/>
       <w:tcPr>
@@ -8577,7 +9134,7 @@
       <w:rPr>
         <w:b w:val="0"/>
         <w:bCs w:val="0"/>
-        <w:color w:val="000000" w:themeColor="text1"/>
+        <w:color w:val="000000"/>
       </w:rPr>
       <w:tblPr/>
       <w:tcPr>
@@ -8651,7 +9208,7 @@
         <w:bCs/>
         <w:i w:val="0"/>
         <w:iCs w:val="0"/>
-        <w:color w:val="FFFFFF" w:themeColor="background1"/>
+        <w:color w:val="000000"/>
       </w:rPr>
       <w:tblPr/>
       <w:tcPr>
@@ -8672,7 +9229,7 @@
         <w:bCs/>
         <w:i w:val="0"/>
         <w:iCs w:val="0"/>
-        <w:color w:val="FFFFFF" w:themeColor="background1"/>
+        <w:color w:val="000000"/>
       </w:rPr>
       <w:tblPr/>
       <w:tcPr>
@@ -8693,7 +9250,7 @@
         <w:bCs/>
         <w:i w:val="0"/>
         <w:iCs w:val="0"/>
-        <w:color w:val="FFFFFF" w:themeColor="background1"/>
+        <w:color w:val="000000"/>
       </w:rPr>
       <w:tblPr/>
       <w:tcPr>
@@ -8712,7 +9269,7 @@
         <w:bCs/>
         <w:i w:val="0"/>
         <w:iCs w:val="0"/>
-        <w:color w:val="FFFFFF" w:themeColor="background1"/>
+        <w:color w:val="000000"/>
       </w:rPr>
       <w:tblPr/>
       <w:tcPr>
@@ -8792,7 +9349,7 @@
         <w:bCs/>
         <w:i w:val="0"/>
         <w:iCs w:val="0"/>
-        <w:color w:val="FFFFFF" w:themeColor="background1"/>
+        <w:color w:val="000000"/>
       </w:rPr>
       <w:tblPr/>
       <w:tcPr>
@@ -8813,7 +9370,7 @@
         <w:bCs/>
         <w:i w:val="0"/>
         <w:iCs w:val="0"/>
-        <w:color w:val="FFFFFF" w:themeColor="background1"/>
+        <w:color w:val="000000"/>
       </w:rPr>
       <w:tblPr/>
       <w:tcPr>
@@ -8834,7 +9391,7 @@
         <w:bCs/>
         <w:i w:val="0"/>
         <w:iCs w:val="0"/>
-        <w:color w:val="FFFFFF" w:themeColor="background1"/>
+        <w:color w:val="000000"/>
       </w:rPr>
       <w:tblPr/>
       <w:tcPr>
@@ -8853,7 +9410,7 @@
         <w:bCs/>
         <w:i w:val="0"/>
         <w:iCs w:val="0"/>
-        <w:color w:val="FFFFFF" w:themeColor="background1"/>
+        <w:color w:val="000000"/>
       </w:rPr>
       <w:tblPr/>
       <w:tcPr>
@@ -8933,7 +9490,7 @@
         <w:bCs/>
         <w:i w:val="0"/>
         <w:iCs w:val="0"/>
-        <w:color w:val="FFFFFF" w:themeColor="background1"/>
+        <w:color w:val="000000"/>
       </w:rPr>
       <w:tblPr/>
       <w:tcPr>
@@ -8954,7 +9511,7 @@
         <w:bCs/>
         <w:i w:val="0"/>
         <w:iCs w:val="0"/>
-        <w:color w:val="FFFFFF" w:themeColor="background1"/>
+        <w:color w:val="000000"/>
       </w:rPr>
       <w:tblPr/>
       <w:tcPr>
@@ -8975,7 +9532,7 @@
         <w:bCs/>
         <w:i w:val="0"/>
         <w:iCs w:val="0"/>
-        <w:color w:val="FFFFFF" w:themeColor="background1"/>
+        <w:color w:val="000000"/>
       </w:rPr>
       <w:tblPr/>
       <w:tcPr>
@@ -8994,7 +9551,7 @@
         <w:bCs/>
         <w:i w:val="0"/>
         <w:iCs w:val="0"/>
-        <w:color w:val="FFFFFF" w:themeColor="background1"/>
+        <w:color w:val="000000"/>
       </w:rPr>
       <w:tblPr/>
       <w:tcPr>
@@ -9074,7 +9631,7 @@
         <w:bCs/>
         <w:i w:val="0"/>
         <w:iCs w:val="0"/>
-        <w:color w:val="FFFFFF" w:themeColor="background1"/>
+        <w:color w:val="000000"/>
       </w:rPr>
       <w:tblPr/>
       <w:tcPr>
@@ -9095,7 +9652,7 @@
         <w:bCs/>
         <w:i w:val="0"/>
         <w:iCs w:val="0"/>
-        <w:color w:val="FFFFFF" w:themeColor="background1"/>
+        <w:color w:val="000000"/>
       </w:rPr>
       <w:tblPr/>
       <w:tcPr>
@@ -9116,7 +9673,7 @@
         <w:bCs/>
         <w:i w:val="0"/>
         <w:iCs w:val="0"/>
-        <w:color w:val="FFFFFF" w:themeColor="background1"/>
+        <w:color w:val="000000"/>
       </w:rPr>
       <w:tblPr/>
       <w:tcPr>
@@ -9135,7 +9692,7 @@
         <w:bCs/>
         <w:i w:val="0"/>
         <w:iCs w:val="0"/>
-        <w:color w:val="FFFFFF" w:themeColor="background1"/>
+        <w:color w:val="000000"/>
       </w:rPr>
       <w:tblPr/>
       <w:tcPr>
@@ -9215,7 +9772,7 @@
         <w:bCs/>
         <w:i w:val="0"/>
         <w:iCs w:val="0"/>
-        <w:color w:val="FFFFFF" w:themeColor="background1"/>
+        <w:color w:val="000000"/>
       </w:rPr>
       <w:tblPr/>
       <w:tcPr>
@@ -9236,7 +9793,7 @@
         <w:bCs/>
         <w:i w:val="0"/>
         <w:iCs w:val="0"/>
-        <w:color w:val="FFFFFF" w:themeColor="background1"/>
+        <w:color w:val="000000"/>
       </w:rPr>
       <w:tblPr/>
       <w:tcPr>
@@ -9257,7 +9814,7 @@
         <w:bCs/>
         <w:i w:val="0"/>
         <w:iCs w:val="0"/>
-        <w:color w:val="FFFFFF" w:themeColor="background1"/>
+        <w:color w:val="000000"/>
       </w:rPr>
       <w:tblPr/>
       <w:tcPr>
@@ -9276,7 +9833,7 @@
         <w:bCs/>
         <w:i w:val="0"/>
         <w:iCs w:val="0"/>
-        <w:color w:val="FFFFFF" w:themeColor="background1"/>
+        <w:color w:val="000000"/>
       </w:rPr>
       <w:tblPr/>
       <w:tcPr>
@@ -9356,7 +9913,7 @@
         <w:bCs/>
         <w:i w:val="0"/>
         <w:iCs w:val="0"/>
-        <w:color w:val="FFFFFF" w:themeColor="background1"/>
+        <w:color w:val="000000"/>
       </w:rPr>
       <w:tblPr/>
       <w:tcPr>
@@ -9377,7 +9934,7 @@
         <w:bCs/>
         <w:i w:val="0"/>
         <w:iCs w:val="0"/>
-        <w:color w:val="FFFFFF" w:themeColor="background1"/>
+        <w:color w:val="000000"/>
       </w:rPr>
       <w:tblPr/>
       <w:tcPr>
@@ -9398,7 +9955,7 @@
         <w:bCs/>
         <w:i w:val="0"/>
         <w:iCs w:val="0"/>
-        <w:color w:val="FFFFFF" w:themeColor="background1"/>
+        <w:color w:val="000000"/>
       </w:rPr>
       <w:tblPr/>
       <w:tcPr>
@@ -9417,7 +9974,7 @@
         <w:bCs/>
         <w:i w:val="0"/>
         <w:iCs w:val="0"/>
-        <w:color w:val="FFFFFF" w:themeColor="background1"/>
+        <w:color w:val="000000"/>
       </w:rPr>
       <w:tblPr/>
       <w:tcPr>
@@ -9497,7 +10054,7 @@
         <w:bCs/>
         <w:i w:val="0"/>
         <w:iCs w:val="0"/>
-        <w:color w:val="FFFFFF" w:themeColor="background1"/>
+        <w:color w:val="000000"/>
       </w:rPr>
       <w:tblPr/>
       <w:tcPr>
@@ -9518,7 +10075,7 @@
         <w:bCs/>
         <w:i w:val="0"/>
         <w:iCs w:val="0"/>
-        <w:color w:val="FFFFFF" w:themeColor="background1"/>
+        <w:color w:val="000000"/>
       </w:rPr>
       <w:tblPr/>
       <w:tcPr>
@@ -9539,7 +10096,7 @@
         <w:bCs/>
         <w:i w:val="0"/>
         <w:iCs w:val="0"/>
-        <w:color w:val="FFFFFF" w:themeColor="background1"/>
+        <w:color w:val="000000"/>
       </w:rPr>
       <w:tblPr/>
       <w:tcPr>
@@ -9558,7 +10115,7 @@
         <w:bCs/>
         <w:i w:val="0"/>
         <w:iCs w:val="0"/>
-        <w:color w:val="FFFFFF" w:themeColor="background1"/>
+        <w:color w:val="000000"/>
       </w:rPr>
       <w:tblPr/>
       <w:tcPr>
@@ -9611,7 +10168,7 @@
       <w:spacing w:after="0" w:line="240" w:lineRule="auto"/>
     </w:pPr>
     <w:rPr>
-      <w:color w:val="FFFFFF" w:themeColor="background1"/>
+      <w:color w:val="000000"/>
     </w:rPr>
     <w:tblPr>
       <w:tblStyleRowBandSize w:val="1"/>
@@ -9725,7 +10282,7 @@
       <w:spacing w:after="0" w:line="240" w:lineRule="auto"/>
     </w:pPr>
     <w:rPr>
-      <w:color w:val="FFFFFF" w:themeColor="background1"/>
+      <w:color w:val="000000"/>
     </w:rPr>
     <w:tblPr>
       <w:tblStyleRowBandSize w:val="1"/>
@@ -9839,7 +10396,7 @@
       <w:spacing w:after="0" w:line="240" w:lineRule="auto"/>
     </w:pPr>
     <w:rPr>
-      <w:color w:val="FFFFFF" w:themeColor="background1"/>
+      <w:color w:val="000000"/>
     </w:rPr>
     <w:tblPr>
       <w:tblStyleRowBandSize w:val="1"/>
@@ -9953,7 +10510,7 @@
       <w:spacing w:after="0" w:line="240" w:lineRule="auto"/>
     </w:pPr>
     <w:rPr>
-      <w:color w:val="FFFFFF" w:themeColor="background1"/>
+      <w:color w:val="000000"/>
     </w:rPr>
     <w:tblPr>
       <w:tblStyleRowBandSize w:val="1"/>
@@ -10067,7 +10624,7 @@
       <w:spacing w:after="0" w:line="240" w:lineRule="auto"/>
     </w:pPr>
     <w:rPr>
-      <w:color w:val="FFFFFF" w:themeColor="background1"/>
+      <w:color w:val="000000"/>
     </w:rPr>
     <w:tblPr>
       <w:tblStyleRowBandSize w:val="1"/>
@@ -10181,7 +10738,7 @@
       <w:spacing w:after="0" w:line="240" w:lineRule="auto"/>
     </w:pPr>
     <w:rPr>
-      <w:color w:val="FFFFFF" w:themeColor="background1"/>
+      <w:color w:val="000000"/>
     </w:rPr>
     <w:tblPr>
       <w:tblStyleRowBandSize w:val="1"/>
@@ -10295,7 +10852,7 @@
       <w:spacing w:after="0" w:line="240" w:lineRule="auto"/>
     </w:pPr>
     <w:rPr>
-      <w:color w:val="FFFFFF" w:themeColor="background1"/>
+      <w:color w:val="000000"/>
     </w:rPr>
     <w:tblPr>
       <w:tblStyleRowBandSize w:val="1"/>
@@ -10409,7 +10966,7 @@
       <w:spacing w:after="0" w:line="240" w:lineRule="auto"/>
     </w:pPr>
     <w:rPr>
-      <w:color w:val="000000" w:themeColor="text1"/>
+      <w:color w:val="000000"/>
     </w:rPr>
     <w:tblPr>
       <w:tblStyleRowBandSize w:val="1"/>
@@ -10455,7 +11012,7 @@
       <w:rPr>
         <w:b/>
         <w:bCs/>
-        <w:color w:val="FFFFFF" w:themeColor="background1"/>
+        <w:color w:val="000000"/>
       </w:rPr>
       <w:tblPr/>
       <w:tcPr>
@@ -10467,7 +11024,7 @@
     </w:tblStylePr>
     <w:tblStylePr w:type="firstCol">
       <w:rPr>
-        <w:color w:val="FFFFFF" w:themeColor="background1"/>
+        <w:color w:val="000000"/>
       </w:rPr>
       <w:tblPr/>
       <w:tcPr>
@@ -10484,7 +11041,7 @@
     </w:tblStylePr>
     <w:tblStylePr w:type="lastCol">
       <w:rPr>
-        <w:color w:val="FFFFFF" w:themeColor="background1"/>
+        <w:color w:val="000000"/>
       </w:rPr>
       <w:tblPr/>
       <w:tcPr>
@@ -10513,12 +11070,12 @@
     </w:tblStylePr>
     <w:tblStylePr w:type="neCell">
       <w:rPr>
-        <w:color w:val="000000" w:themeColor="text1"/>
+        <w:color w:val="000000"/>
       </w:rPr>
     </w:tblStylePr>
     <w:tblStylePr w:type="nwCell">
       <w:rPr>
-        <w:color w:val="000000" w:themeColor="text1"/>
+        <w:color w:val="000000"/>
       </w:rPr>
     </w:tblStylePr>
   </w:style>
@@ -10531,7 +11088,7 @@
       <w:spacing w:after="0" w:line="240" w:lineRule="auto"/>
     </w:pPr>
     <w:rPr>
-      <w:color w:val="000000" w:themeColor="text1"/>
+      <w:color w:val="000000"/>
     </w:rPr>
     <w:tblPr>
       <w:tblStyleRowBandSize w:val="1"/>
@@ -10577,7 +11134,7 @@
       <w:rPr>
         <w:b/>
         <w:bCs/>
-        <w:color w:val="FFFFFF" w:themeColor="background1"/>
+        <w:color w:val="000000"/>
       </w:rPr>
       <w:tblPr/>
       <w:tcPr>
@@ -10589,7 +11146,7 @@
     </w:tblStylePr>
     <w:tblStylePr w:type="firstCol">
       <w:rPr>
-        <w:color w:val="FFFFFF" w:themeColor="background1"/>
+        <w:color w:val="000000"/>
       </w:rPr>
       <w:tblPr/>
       <w:tcPr>
@@ -10606,7 +11163,7 @@
     </w:tblStylePr>
     <w:tblStylePr w:type="lastCol">
       <w:rPr>
-        <w:color w:val="FFFFFF" w:themeColor="background1"/>
+        <w:color w:val="000000"/>
       </w:rPr>
       <w:tblPr/>
       <w:tcPr>
@@ -10635,12 +11192,12 @@
     </w:tblStylePr>
     <w:tblStylePr w:type="neCell">
       <w:rPr>
-        <w:color w:val="000000" w:themeColor="text1"/>
+        <w:color w:val="000000"/>
       </w:rPr>
     </w:tblStylePr>
     <w:tblStylePr w:type="nwCell">
       <w:rPr>
-        <w:color w:val="000000" w:themeColor="text1"/>
+        <w:color w:val="000000"/>
       </w:rPr>
     </w:tblStylePr>
   </w:style>
@@ -10653,7 +11210,7 @@
       <w:spacing w:after="0" w:line="240" w:lineRule="auto"/>
     </w:pPr>
     <w:rPr>
-      <w:color w:val="000000" w:themeColor="text1"/>
+      <w:color w:val="000000"/>
     </w:rPr>
     <w:tblPr>
       <w:tblStyleRowBandSize w:val="1"/>
@@ -10699,7 +11256,7 @@
       <w:rPr>
         <w:b/>
         <w:bCs/>
-        <w:color w:val="FFFFFF" w:themeColor="background1"/>
+        <w:color w:val="000000"/>
       </w:rPr>
       <w:tblPr/>
       <w:tcPr>
@@ -10711,7 +11268,7 @@
     </w:tblStylePr>
     <w:tblStylePr w:type="firstCol">
       <w:rPr>
-        <w:color w:val="FFFFFF" w:themeColor="background1"/>
+        <w:color w:val="000000"/>
       </w:rPr>
       <w:tblPr/>
       <w:tcPr>
@@ -10728,7 +11285,7 @@
     </w:tblStylePr>
     <w:tblStylePr w:type="lastCol">
       <w:rPr>
-        <w:color w:val="FFFFFF" w:themeColor="background1"/>
+        <w:color w:val="000000"/>
       </w:rPr>
       <w:tblPr/>
       <w:tcPr>
@@ -10757,12 +11314,12 @@
     </w:tblStylePr>
     <w:tblStylePr w:type="neCell">
       <w:rPr>
-        <w:color w:val="000000" w:themeColor="text1"/>
+        <w:color w:val="000000"/>
       </w:rPr>
     </w:tblStylePr>
     <w:tblStylePr w:type="nwCell">
       <w:rPr>
-        <w:color w:val="000000" w:themeColor="text1"/>
+        <w:color w:val="000000"/>
       </w:rPr>
     </w:tblStylePr>
   </w:style>
@@ -10775,7 +11332,7 @@
       <w:spacing w:after="0" w:line="240" w:lineRule="auto"/>
     </w:pPr>
     <w:rPr>
-      <w:color w:val="000000" w:themeColor="text1"/>
+      <w:color w:val="000000"/>
     </w:rPr>
     <w:tblPr>
       <w:tblStyleRowBandSize w:val="1"/>
@@ -10821,7 +11378,7 @@
       <w:rPr>
         <w:b/>
         <w:bCs/>
-        <w:color w:val="FFFFFF" w:themeColor="background1"/>
+        <w:color w:val="000000"/>
       </w:rPr>
       <w:tblPr/>
       <w:tcPr>
@@ -10833,7 +11390,7 @@
     </w:tblStylePr>
     <w:tblStylePr w:type="firstCol">
       <w:rPr>
-        <w:color w:val="FFFFFF" w:themeColor="background1"/>
+        <w:color w:val="000000"/>
       </w:rPr>
       <w:tblPr/>
       <w:tcPr>
@@ -10850,7 +11407,7 @@
     </w:tblStylePr>
     <w:tblStylePr w:type="lastCol">
       <w:rPr>
-        <w:color w:val="FFFFFF" w:themeColor="background1"/>
+        <w:color w:val="000000"/>
       </w:rPr>
       <w:tblPr/>
       <w:tcPr>
@@ -10887,7 +11444,7 @@
       <w:spacing w:after="0" w:line="240" w:lineRule="auto"/>
     </w:pPr>
     <w:rPr>
-      <w:color w:val="000000" w:themeColor="text1"/>
+      <w:color w:val="000000"/>
     </w:rPr>
     <w:tblPr>
       <w:tblStyleRowBandSize w:val="1"/>
@@ -10933,7 +11490,7 @@
       <w:rPr>
         <w:b/>
         <w:bCs/>
-        <w:color w:val="FFFFFF" w:themeColor="background1"/>
+        <w:color w:val="000000"/>
       </w:rPr>
       <w:tblPr/>
       <w:tcPr>
@@ -10945,7 +11502,7 @@
     </w:tblStylePr>
     <w:tblStylePr w:type="firstCol">
       <w:rPr>
-        <w:color w:val="FFFFFF" w:themeColor="background1"/>
+        <w:color w:val="000000"/>
       </w:rPr>
       <w:tblPr/>
       <w:tcPr>
@@ -10962,7 +11519,7 @@
     </w:tblStylePr>
     <w:tblStylePr w:type="lastCol">
       <w:rPr>
-        <w:color w:val="FFFFFF" w:themeColor="background1"/>
+        <w:color w:val="000000"/>
       </w:rPr>
       <w:tblPr/>
       <w:tcPr>
@@ -10991,12 +11548,12 @@
     </w:tblStylePr>
     <w:tblStylePr w:type="neCell">
       <w:rPr>
-        <w:color w:val="000000" w:themeColor="text1"/>
+        <w:color w:val="000000"/>
       </w:rPr>
     </w:tblStylePr>
     <w:tblStylePr w:type="nwCell">
       <w:rPr>
-        <w:color w:val="000000" w:themeColor="text1"/>
+        <w:color w:val="000000"/>
       </w:rPr>
     </w:tblStylePr>
   </w:style>
@@ -11009,7 +11566,7 @@
       <w:spacing w:after="0" w:line="240" w:lineRule="auto"/>
     </w:pPr>
     <w:rPr>
-      <w:color w:val="000000" w:themeColor="text1"/>
+      <w:color w:val="000000"/>
     </w:rPr>
     <w:tblPr>
       <w:tblStyleRowBandSize w:val="1"/>
@@ -11055,7 +11612,7 @@
       <w:rPr>
         <w:b/>
         <w:bCs/>
-        <w:color w:val="FFFFFF" w:themeColor="background1"/>
+        <w:color w:val="000000"/>
       </w:rPr>
       <w:tblPr/>
       <w:tcPr>
@@ -11067,7 +11624,7 @@
     </w:tblStylePr>
     <w:tblStylePr w:type="firstCol">
       <w:rPr>
-        <w:color w:val="FFFFFF" w:themeColor="background1"/>
+        <w:color w:val="000000"/>
       </w:rPr>
       <w:tblPr/>
       <w:tcPr>
@@ -11084,7 +11641,7 @@
     </w:tblStylePr>
     <w:tblStylePr w:type="lastCol">
       <w:rPr>
-        <w:color w:val="FFFFFF" w:themeColor="background1"/>
+        <w:color w:val="000000"/>
       </w:rPr>
       <w:tblPr/>
       <w:tcPr>
@@ -11113,12 +11670,12 @@
     </w:tblStylePr>
     <w:tblStylePr w:type="neCell">
       <w:rPr>
-        <w:color w:val="000000" w:themeColor="text1"/>
+        <w:color w:val="000000"/>
       </w:rPr>
     </w:tblStylePr>
     <w:tblStylePr w:type="nwCell">
       <w:rPr>
-        <w:color w:val="000000" w:themeColor="text1"/>
+        <w:color w:val="000000"/>
       </w:rPr>
     </w:tblStylePr>
   </w:style>
@@ -11131,7 +11688,7 @@
       <w:spacing w:after="0" w:line="240" w:lineRule="auto"/>
     </w:pPr>
     <w:rPr>
-      <w:color w:val="000000" w:themeColor="text1"/>
+      <w:color w:val="000000"/>
     </w:rPr>
     <w:tblPr>
       <w:tblStyleRowBandSize w:val="1"/>
@@ -11177,7 +11734,7 @@
       <w:rPr>
         <w:b/>
         <w:bCs/>
-        <w:color w:val="FFFFFF" w:themeColor="background1"/>
+        <w:color w:val="000000"/>
       </w:rPr>
       <w:tblPr/>
       <w:tcPr>
@@ -11189,7 +11746,7 @@
     </w:tblStylePr>
     <w:tblStylePr w:type="firstCol">
       <w:rPr>
-        <w:color w:val="FFFFFF" w:themeColor="background1"/>
+        <w:color w:val="000000"/>
       </w:rPr>
       <w:tblPr/>
       <w:tcPr>
@@ -11206,7 +11763,7 @@
     </w:tblStylePr>
     <w:tblStylePr w:type="lastCol">
       <w:rPr>
-        <w:color w:val="FFFFFF" w:themeColor="background1"/>
+        <w:color w:val="000000"/>
       </w:rPr>
       <w:tblPr/>
       <w:tcPr>
@@ -11235,12 +11792,12 @@
     </w:tblStylePr>
     <w:tblStylePr w:type="neCell">
       <w:rPr>
-        <w:color w:val="000000" w:themeColor="text1"/>
+        <w:color w:val="000000"/>
       </w:rPr>
     </w:tblStylePr>
     <w:tblStylePr w:type="nwCell">
       <w:rPr>
-        <w:color w:val="000000" w:themeColor="text1"/>
+        <w:color w:val="000000"/>
       </w:rPr>
     </w:tblStylePr>
   </w:style>
@@ -11253,7 +11810,7 @@
       <w:spacing w:after="0" w:line="240" w:lineRule="auto"/>
     </w:pPr>
     <w:rPr>
-      <w:color w:val="000000" w:themeColor="text1"/>
+      <w:color w:val="000000"/>
     </w:rPr>
     <w:tblPr>
       <w:tblStyleRowBandSize w:val="1"/>
@@ -11273,7 +11830,7 @@
       <w:rPr>
         <w:b/>
         <w:bCs/>
-        <w:color w:val="FFFFFF" w:themeColor="background1"/>
+        <w:color w:val="000000"/>
       </w:rPr>
       <w:tblPr/>
       <w:tcPr>
@@ -11287,7 +11844,7 @@
       <w:rPr>
         <w:b/>
         <w:bCs/>
-        <w:color w:val="9E3A38" w:themeColor="accent2" w:themeShade="CC"/>
+        <w:color w:val="000000"/>
       </w:rPr>
       <w:tblPr/>
       <w:tcPr>
@@ -11339,7 +11896,7 @@
       <w:spacing w:after="0" w:line="240" w:lineRule="auto"/>
     </w:pPr>
     <w:rPr>
-      <w:color w:val="000000" w:themeColor="text1"/>
+      <w:color w:val="000000"/>
     </w:rPr>
     <w:tblPr>
       <w:tblStyleRowBandSize w:val="1"/>
@@ -11359,7 +11916,7 @@
       <w:rPr>
         <w:b/>
         <w:bCs/>
-        <w:color w:val="FFFFFF" w:themeColor="background1"/>
+        <w:color w:val="000000"/>
       </w:rPr>
       <w:tblPr/>
       <w:tcPr>
@@ -11373,7 +11930,7 @@
       <w:rPr>
         <w:b/>
         <w:bCs/>
-        <w:color w:val="9E3A38" w:themeColor="accent2" w:themeShade="CC"/>
+        <w:color w:val="000000"/>
       </w:rPr>
       <w:tblPr/>
       <w:tcPr>
@@ -11425,7 +11982,7 @@
       <w:spacing w:after="0" w:line="240" w:lineRule="auto"/>
     </w:pPr>
     <w:rPr>
-      <w:color w:val="000000" w:themeColor="text1"/>
+      <w:color w:val="000000"/>
     </w:rPr>
     <w:tblPr>
       <w:tblStyleRowBandSize w:val="1"/>
@@ -11445,7 +12002,7 @@
       <w:rPr>
         <w:b/>
         <w:bCs/>
-        <w:color w:val="FFFFFF" w:themeColor="background1"/>
+        <w:color w:val="000000"/>
       </w:rPr>
       <w:tblPr/>
       <w:tcPr>
@@ -11459,7 +12016,7 @@
       <w:rPr>
         <w:b/>
         <w:bCs/>
-        <w:color w:val="9E3A38" w:themeColor="accent2" w:themeShade="CC"/>
+        <w:color w:val="000000"/>
       </w:rPr>
       <w:tblPr/>
       <w:tcPr>
@@ -11511,7 +12068,7 @@
       <w:spacing w:after="0" w:line="240" w:lineRule="auto"/>
     </w:pPr>
     <w:rPr>
-      <w:color w:val="000000" w:themeColor="text1"/>
+      <w:color w:val="000000"/>
     </w:rPr>
     <w:tblPr>
       <w:tblStyleRowBandSize w:val="1"/>
@@ -11531,7 +12088,7 @@
       <w:rPr>
         <w:b/>
         <w:bCs/>
-        <w:color w:val="FFFFFF" w:themeColor="background1"/>
+        <w:color w:val="000000"/>
       </w:rPr>
       <w:tblPr/>
       <w:tcPr>
@@ -11545,7 +12102,7 @@
       <w:rPr>
         <w:b/>
         <w:bCs/>
-        <w:color w:val="664E82" w:themeColor="accent4" w:themeShade="CC"/>
+        <w:color w:val="000000"/>
       </w:rPr>
       <w:tblPr/>
       <w:tcPr>
@@ -11597,7 +12154,7 @@
       <w:spacing w:after="0" w:line="240" w:lineRule="auto"/>
     </w:pPr>
     <w:rPr>
-      <w:color w:val="000000" w:themeColor="text1"/>
+      <w:color w:val="000000"/>
     </w:rPr>
     <w:tblPr>
       <w:tblStyleRowBandSize w:val="1"/>
@@ -11617,7 +12174,7 @@
       <w:rPr>
         <w:b/>
         <w:bCs/>
-        <w:color w:val="FFFFFF" w:themeColor="background1"/>
+        <w:color w:val="000000"/>
       </w:rPr>
       <w:tblPr/>
       <w:tcPr>
@@ -11631,7 +12188,7 @@
       <w:rPr>
         <w:b/>
         <w:bCs/>
-        <w:color w:val="7E9C40" w:themeColor="accent3" w:themeShade="CC"/>
+        <w:color w:val="000000"/>
       </w:rPr>
       <w:tblPr/>
       <w:tcPr>
@@ -11683,7 +12240,7 @@
       <w:spacing w:after="0" w:line="240" w:lineRule="auto"/>
     </w:pPr>
     <w:rPr>
-      <w:color w:val="000000" w:themeColor="text1"/>
+      <w:color w:val="000000"/>
     </w:rPr>
     <w:tblPr>
       <w:tblStyleRowBandSize w:val="1"/>
@@ -11703,7 +12260,7 @@
       <w:rPr>
         <w:b/>
         <w:bCs/>
-        <w:color w:val="FFFFFF" w:themeColor="background1"/>
+        <w:color w:val="000000"/>
       </w:rPr>
       <w:tblPr/>
       <w:tcPr>
@@ -11717,7 +12274,7 @@
       <w:rPr>
         <w:b/>
         <w:bCs/>
-        <w:color w:val="F2730A" w:themeColor="accent6" w:themeShade="CC"/>
+        <w:color w:val="000000"/>
       </w:rPr>
       <w:tblPr/>
       <w:tcPr>
@@ -11769,7 +12326,7 @@
       <w:spacing w:after="0" w:line="240" w:lineRule="auto"/>
     </w:pPr>
     <w:rPr>
-      <w:color w:val="000000" w:themeColor="text1"/>
+      <w:color w:val="000000"/>
     </w:rPr>
     <w:tblPr>
       <w:tblStyleRowBandSize w:val="1"/>
@@ -11789,7 +12346,7 @@
       <w:rPr>
         <w:b/>
         <w:bCs/>
-        <w:color w:val="FFFFFF" w:themeColor="background1"/>
+        <w:color w:val="000000"/>
       </w:rPr>
       <w:tblPr/>
       <w:tcPr>
@@ -11803,7 +12360,7 @@
       <w:rPr>
         <w:b/>
         <w:bCs/>
-        <w:color w:val="348DA5" w:themeColor="accent5" w:themeShade="CC"/>
+        <w:color w:val="000000"/>
       </w:rPr>
       <w:tblPr/>
       <w:tcPr>
@@ -11855,7 +12412,7 @@
       <w:spacing w:after="0" w:line="240" w:lineRule="auto"/>
     </w:pPr>
     <w:rPr>
-      <w:color w:val="000000" w:themeColor="text1"/>
+      <w:color w:val="000000"/>
     </w:rPr>
     <w:tblPr>
       <w:tblStyleRowBandSize w:val="1"/>
@@ -11888,7 +12445,7 @@
       <w:rPr>
         <w:b/>
         <w:bCs/>
-        <w:color w:val="000000" w:themeColor="text1"/>
+        <w:color w:val="000000"/>
       </w:rPr>
       <w:tblPr/>
       <w:tcPr>
@@ -11897,7 +12454,7 @@
     </w:tblStylePr>
     <w:tblStylePr w:type="firstCol">
       <w:rPr>
-        <w:color w:val="FFFFFF" w:themeColor="background1"/>
+        <w:color w:val="000000"/>
       </w:rPr>
       <w:tblPr/>
       <w:tcPr>
@@ -11906,7 +12463,7 @@
     </w:tblStylePr>
     <w:tblStylePr w:type="lastCol">
       <w:rPr>
-        <w:color w:val="FFFFFF" w:themeColor="background1"/>
+        <w:color w:val="000000"/>
       </w:rPr>
       <w:tblPr/>
       <w:tcPr>
@@ -11935,7 +12492,7 @@
       <w:spacing w:after="0" w:line="240" w:lineRule="auto"/>
     </w:pPr>
     <w:rPr>
-      <w:color w:val="000000" w:themeColor="text1"/>
+      <w:color w:val="000000"/>
     </w:rPr>
     <w:tblPr>
       <w:tblStyleRowBandSize w:val="1"/>
@@ -11968,7 +12525,7 @@
       <w:rPr>
         <w:b/>
         <w:bCs/>
-        <w:color w:val="000000" w:themeColor="text1"/>
+        <w:color w:val="000000"/>
       </w:rPr>
       <w:tblPr/>
       <w:tcPr>
@@ -11977,7 +12534,7 @@
     </w:tblStylePr>
     <w:tblStylePr w:type="firstCol">
       <w:rPr>
-        <w:color w:val="FFFFFF" w:themeColor="background1"/>
+        <w:color w:val="000000"/>
       </w:rPr>
       <w:tblPr/>
       <w:tcPr>
@@ -11986,7 +12543,7 @@
     </w:tblStylePr>
     <w:tblStylePr w:type="lastCol">
       <w:rPr>
-        <w:color w:val="FFFFFF" w:themeColor="background1"/>
+        <w:color w:val="000000"/>
       </w:rPr>
       <w:tblPr/>
       <w:tcPr>
@@ -12015,7 +12572,7 @@
       <w:spacing w:after="0" w:line="240" w:lineRule="auto"/>
     </w:pPr>
     <w:rPr>
-      <w:color w:val="000000" w:themeColor="text1"/>
+      <w:color w:val="000000"/>
     </w:rPr>
     <w:tblPr>
       <w:tblStyleRowBandSize w:val="1"/>
@@ -12048,7 +12605,7 @@
       <w:rPr>
         <w:b/>
         <w:bCs/>
-        <w:color w:val="000000" w:themeColor="text1"/>
+        <w:color w:val="000000"/>
       </w:rPr>
       <w:tblPr/>
       <w:tcPr>
@@ -12057,7 +12614,7 @@
     </w:tblStylePr>
     <w:tblStylePr w:type="firstCol">
       <w:rPr>
-        <w:color w:val="FFFFFF" w:themeColor="background1"/>
+        <w:color w:val="000000"/>
       </w:rPr>
       <w:tblPr/>
       <w:tcPr>
@@ -12066,7 +12623,7 @@
     </w:tblStylePr>
     <w:tblStylePr w:type="lastCol">
       <w:rPr>
-        <w:color w:val="FFFFFF" w:themeColor="background1"/>
+        <w:color w:val="000000"/>
       </w:rPr>
       <w:tblPr/>
       <w:tcPr>
@@ -12095,7 +12652,7 @@
       <w:spacing w:after="0" w:line="240" w:lineRule="auto"/>
     </w:pPr>
     <w:rPr>
-      <w:color w:val="000000" w:themeColor="text1"/>
+      <w:color w:val="000000"/>
     </w:rPr>
     <w:tblPr>
       <w:tblStyleRowBandSize w:val="1"/>
@@ -12128,7 +12685,7 @@
       <w:rPr>
         <w:b/>
         <w:bCs/>
-        <w:color w:val="000000" w:themeColor="text1"/>
+        <w:color w:val="000000"/>
       </w:rPr>
       <w:tblPr/>
       <w:tcPr>
@@ -12137,7 +12694,7 @@
     </w:tblStylePr>
     <w:tblStylePr w:type="firstCol">
       <w:rPr>
-        <w:color w:val="FFFFFF" w:themeColor="background1"/>
+        <w:color w:val="000000"/>
       </w:rPr>
       <w:tblPr/>
       <w:tcPr>
@@ -12146,7 +12703,7 @@
     </w:tblStylePr>
     <w:tblStylePr w:type="lastCol">
       <w:rPr>
-        <w:color w:val="FFFFFF" w:themeColor="background1"/>
+        <w:color w:val="000000"/>
       </w:rPr>
       <w:tblPr/>
       <w:tcPr>
@@ -12175,7 +12732,7 @@
       <w:spacing w:after="0" w:line="240" w:lineRule="auto"/>
     </w:pPr>
     <w:rPr>
-      <w:color w:val="000000" w:themeColor="text1"/>
+      <w:color w:val="000000"/>
     </w:rPr>
     <w:tblPr>
       <w:tblStyleRowBandSize w:val="1"/>
@@ -12208,7 +12765,7 @@
       <w:rPr>
         <w:b/>
         <w:bCs/>
-        <w:color w:val="000000" w:themeColor="text1"/>
+        <w:color w:val="000000"/>
       </w:rPr>
       <w:tblPr/>
       <w:tcPr>
@@ -12217,7 +12774,7 @@
     </w:tblStylePr>
     <w:tblStylePr w:type="firstCol">
       <w:rPr>
-        <w:color w:val="FFFFFF" w:themeColor="background1"/>
+        <w:color w:val="000000"/>
       </w:rPr>
       <w:tblPr/>
       <w:tcPr>
@@ -12226,7 +12783,7 @@
     </w:tblStylePr>
     <w:tblStylePr w:type="lastCol">
       <w:rPr>
-        <w:color w:val="FFFFFF" w:themeColor="background1"/>
+        <w:color w:val="000000"/>
       </w:rPr>
       <w:tblPr/>
       <w:tcPr>
@@ -12255,7 +12812,7 @@
       <w:spacing w:after="0" w:line="240" w:lineRule="auto"/>
     </w:pPr>
     <w:rPr>
-      <w:color w:val="000000" w:themeColor="text1"/>
+      <w:color w:val="000000"/>
     </w:rPr>
     <w:tblPr>
       <w:tblStyleRowBandSize w:val="1"/>
@@ -12288,7 +12845,7 @@
       <w:rPr>
         <w:b/>
         <w:bCs/>
-        <w:color w:val="000000" w:themeColor="text1"/>
+        <w:color w:val="000000"/>
       </w:rPr>
       <w:tblPr/>
       <w:tcPr>
@@ -12297,7 +12854,7 @@
     </w:tblStylePr>
     <w:tblStylePr w:type="firstCol">
       <w:rPr>
-        <w:color w:val="FFFFFF" w:themeColor="background1"/>
+        <w:color w:val="000000"/>
       </w:rPr>
       <w:tblPr/>
       <w:tcPr>
@@ -12306,7 +12863,7 @@
     </w:tblStylePr>
     <w:tblStylePr w:type="lastCol">
       <w:rPr>
-        <w:color w:val="FFFFFF" w:themeColor="background1"/>
+        <w:color w:val="000000"/>
       </w:rPr>
       <w:tblPr/>
       <w:tcPr>
@@ -12335,7 +12892,7 @@
       <w:spacing w:after="0" w:line="240" w:lineRule="auto"/>
     </w:pPr>
     <w:rPr>
-      <w:color w:val="000000" w:themeColor="text1"/>
+      <w:color w:val="000000"/>
     </w:rPr>
     <w:tblPr>
       <w:tblStyleRowBandSize w:val="1"/>
@@ -12368,7 +12925,7 @@
       <w:rPr>
         <w:b/>
         <w:bCs/>
-        <w:color w:val="000000" w:themeColor="text1"/>
+        <w:color w:val="000000"/>
       </w:rPr>
       <w:tblPr/>
       <w:tcPr>
@@ -12377,7 +12934,7 @@
     </w:tblStylePr>
     <w:tblStylePr w:type="firstCol">
       <w:rPr>
-        <w:color w:val="FFFFFF" w:themeColor="background1"/>
+        <w:color w:val="000000"/>
       </w:rPr>
       <w:tblPr/>
       <w:tcPr>
@@ -12386,7 +12943,7 @@
     </w:tblStylePr>
     <w:tblStylePr w:type="lastCol">
       <w:rPr>
-        <w:color w:val="FFFFFF" w:themeColor="background1"/>
+        <w:color w:val="000000"/>
       </w:rPr>
       <w:tblPr/>
       <w:tcPr>
@@ -12588,7 +13145,7 @@
       <w:rFonts w:asciiTheme="majorHAnsi" w:eastAsiaTheme="majorEastAsia" w:hAnsiTheme="majorHAnsi" w:cstheme="majorBidi"/>
       <w:b/>
       <w:bCs/>
-      <w:color w:val="365F91" w:themeColor="accent1" w:themeShade="BF"/>
+      <w:color w:val="000000"/>
       <w:sz w:val="28"/>
       <w:szCs w:val="28"/>
     </w:rPr>
@@ -12612,7 +13169,7 @@
       <w:rFonts w:asciiTheme="majorHAnsi" w:eastAsiaTheme="majorEastAsia" w:hAnsiTheme="majorHAnsi" w:cstheme="majorBidi"/>
       <w:b/>
       <w:bCs/>
-      <w:color w:val="4F81BD" w:themeColor="accent1"/>
+      <w:color w:val="000000"/>
       <w:sz w:val="26"/>
       <w:szCs w:val="26"/>
     </w:rPr>
@@ -12636,7 +13193,7 @@
       <w:rFonts w:asciiTheme="majorHAnsi" w:eastAsiaTheme="majorEastAsia" w:hAnsiTheme="majorHAnsi" w:cstheme="majorBidi"/>
       <w:b/>
       <w:bCs/>
-      <w:color w:val="4F81BD" w:themeColor="accent1"/>
+      <w:color w:val="000000"/>
     </w:rPr>
   </w:style>
   <w:style w:type="paragraph" w:styleId="Heading4">
@@ -12661,7 +13218,7 @@
       <w:bCs/>
       <w:i/>
       <w:iCs/>
-      <w:color w:val="4F81BD" w:themeColor="accent1"/>
+      <w:color w:val="000000"/>
     </w:rPr>
   </w:style>
   <w:style w:type="paragraph" w:styleId="Heading5">
@@ -12682,7 +13239,7 @@
     </w:pPr>
     <w:rPr>
       <w:rFonts w:asciiTheme="majorHAnsi" w:eastAsiaTheme="majorEastAsia" w:hAnsiTheme="majorHAnsi" w:cstheme="majorBidi"/>
-      <w:color w:val="243F60" w:themeColor="accent1" w:themeShade="7F"/>
+      <w:color w:val="000000"/>
     </w:rPr>
   </w:style>
   <w:style w:type="paragraph" w:styleId="Heading6">
@@ -12705,7 +13262,7 @@
       <w:rFonts w:asciiTheme="majorHAnsi" w:eastAsiaTheme="majorEastAsia" w:hAnsiTheme="majorHAnsi" w:cstheme="majorBidi"/>
       <w:i/>
       <w:iCs/>
-      <w:color w:val="243F60" w:themeColor="accent1" w:themeShade="7F"/>
+      <w:color w:val="000000"/>
     </w:rPr>
   </w:style>
   <w:style w:type="paragraph" w:styleId="Heading7">
@@ -12728,7 +13285,7 @@
       <w:rFonts w:asciiTheme="majorHAnsi" w:eastAsiaTheme="majorEastAsia" w:hAnsiTheme="majorHAnsi" w:cstheme="majorBidi"/>
       <w:i/>
       <w:iCs/>
-      <w:color w:val="404040" w:themeColor="text1" w:themeTint="BF"/>
+      <w:color w:val="000000"/>
     </w:rPr>
   </w:style>
   <w:style w:type="paragraph" w:styleId="Heading8">
@@ -12749,7 +13306,7 @@
     </w:pPr>
     <w:rPr>
       <w:rFonts w:asciiTheme="majorHAnsi" w:eastAsiaTheme="majorEastAsia" w:hAnsiTheme="majorHAnsi" w:cstheme="majorBidi"/>
-      <w:color w:val="4F81BD" w:themeColor="accent1"/>
+      <w:color w:val="000000"/>
       <w:sz w:val="20"/>
       <w:szCs w:val="20"/>
     </w:rPr>
@@ -12774,7 +13331,7 @@
       <w:rFonts w:asciiTheme="majorHAnsi" w:eastAsiaTheme="majorEastAsia" w:hAnsiTheme="majorHAnsi" w:cstheme="majorBidi"/>
       <w:i/>
       <w:iCs/>
-      <w:color w:val="404040" w:themeColor="text1" w:themeTint="BF"/>
+      <w:color w:val="000000"/>
       <w:sz w:val="20"/>
       <w:szCs w:val="20"/>
     </w:rPr>
@@ -12825,7 +13382,7 @@
       <w:rFonts w:asciiTheme="majorHAnsi" w:eastAsiaTheme="majorEastAsia" w:hAnsiTheme="majorHAnsi" w:cstheme="majorBidi"/>
       <w:b/>
       <w:bCs/>
-      <w:color w:val="365F91" w:themeColor="accent1" w:themeShade="BF"/>
+      <w:color w:val="000000"/>
       <w:sz w:val="28"/>
       <w:szCs w:val="28"/>
     </w:rPr>
@@ -12840,7 +13397,7 @@
       <w:rFonts w:asciiTheme="majorHAnsi" w:eastAsiaTheme="majorEastAsia" w:hAnsiTheme="majorHAnsi" w:cstheme="majorBidi"/>
       <w:b/>
       <w:bCs/>
-      <w:color w:val="4F81BD" w:themeColor="accent1"/>
+      <w:color w:val="000000"/>
       <w:sz w:val="26"/>
       <w:szCs w:val="26"/>
     </w:rPr>
@@ -12855,7 +13412,7 @@
       <w:rFonts w:asciiTheme="majorHAnsi" w:eastAsiaTheme="majorEastAsia" w:hAnsiTheme="majorHAnsi" w:cstheme="majorBidi"/>
       <w:b/>
       <w:bCs/>
-      <w:color w:val="4F81BD" w:themeColor="accent1"/>
+      <w:color w:val="000000"/>
     </w:rPr>
   </w:style>
   <w:style w:type="paragraph" w:styleId="Title">
@@ -12875,7 +13432,7 @@
     </w:pPr>
     <w:rPr>
       <w:rFonts w:asciiTheme="majorHAnsi" w:eastAsiaTheme="majorEastAsia" w:hAnsiTheme="majorHAnsi" w:cstheme="majorBidi"/>
-      <w:color w:val="17365D" w:themeColor="text2" w:themeShade="BF"/>
+      <w:color w:val="000000"/>
       <w:spacing w:val="5"/>
       <w:kern w:val="28"/>
       <w:sz w:val="52"/>
@@ -12890,7 +13447,7 @@
     <w:rsid w:val="00FC693F"/>
     <w:rPr>
       <w:rFonts w:asciiTheme="majorHAnsi" w:eastAsiaTheme="majorEastAsia" w:hAnsiTheme="majorHAnsi" w:cstheme="majorBidi"/>
-      <w:color w:val="17365D" w:themeColor="text2" w:themeShade="BF"/>
+      <w:color w:val="000000"/>
       <w:spacing w:val="5"/>
       <w:kern w:val="28"/>
       <w:sz w:val="52"/>
@@ -12914,7 +13471,7 @@
       <w:rFonts w:asciiTheme="majorHAnsi" w:eastAsiaTheme="majorEastAsia" w:hAnsiTheme="majorHAnsi" w:cstheme="majorBidi"/>
       <w:i/>
       <w:iCs/>
-      <w:color w:val="4F81BD" w:themeColor="accent1"/>
+      <w:color w:val="000000"/>
       <w:spacing w:val="15"/>
       <w:sz w:val="24"/>
       <w:szCs w:val="24"/>
@@ -12930,7 +13487,7 @@
       <w:rFonts w:asciiTheme="majorHAnsi" w:eastAsiaTheme="majorEastAsia" w:hAnsiTheme="majorHAnsi" w:cstheme="majorBidi"/>
       <w:i/>
       <w:iCs/>
-      <w:color w:val="4F81BD" w:themeColor="accent1"/>
+      <w:color w:val="000000"/>
       <w:spacing w:val="15"/>
       <w:sz w:val="24"/>
       <w:szCs w:val="24"/>
@@ -13202,7 +13759,7 @@
     <w:rPr>
       <w:i/>
       <w:iCs/>
-      <w:color w:val="000000" w:themeColor="text1"/>
+      <w:color w:val="000000"/>
     </w:rPr>
   </w:style>
   <w:style w:type="character" w:customStyle="1" w:styleId="QuoteChar">
@@ -13214,7 +13771,7 @@
     <w:rPr>
       <w:i/>
       <w:iCs/>
-      <w:color w:val="000000" w:themeColor="text1"/>
+      <w:color w:val="000000"/>
     </w:rPr>
   </w:style>
   <w:style w:type="character" w:customStyle="1" w:styleId="Heading4Char">
@@ -13230,7 +13787,7 @@
       <w:bCs/>
       <w:i/>
       <w:iCs/>
-      <w:color w:val="4F81BD" w:themeColor="accent1"/>
+      <w:color w:val="000000"/>
     </w:rPr>
   </w:style>
   <w:style w:type="character" w:customStyle="1" w:styleId="Heading5Char">
@@ -13242,7 +13799,7 @@
     <w:rsid w:val="00FC693F"/>
     <w:rPr>
       <w:rFonts w:asciiTheme="majorHAnsi" w:eastAsiaTheme="majorEastAsia" w:hAnsiTheme="majorHAnsi" w:cstheme="majorBidi"/>
-      <w:color w:val="243F60" w:themeColor="accent1" w:themeShade="7F"/>
+      <w:color w:val="000000"/>
     </w:rPr>
   </w:style>
   <w:style w:type="character" w:customStyle="1" w:styleId="Heading6Char">
@@ -13256,7 +13813,7 @@
       <w:rFonts w:asciiTheme="majorHAnsi" w:eastAsiaTheme="majorEastAsia" w:hAnsiTheme="majorHAnsi" w:cstheme="majorBidi"/>
       <w:i/>
       <w:iCs/>
-      <w:color w:val="243F60" w:themeColor="accent1" w:themeShade="7F"/>
+      <w:color w:val="000000"/>
     </w:rPr>
   </w:style>
   <w:style w:type="character" w:customStyle="1" w:styleId="Heading7Char">
@@ -13270,7 +13827,7 @@
       <w:rFonts w:asciiTheme="majorHAnsi" w:eastAsiaTheme="majorEastAsia" w:hAnsiTheme="majorHAnsi" w:cstheme="majorBidi"/>
       <w:i/>
       <w:iCs/>
-      <w:color w:val="404040" w:themeColor="text1" w:themeTint="BF"/>
+      <w:color w:val="000000"/>
     </w:rPr>
   </w:style>
   <w:style w:type="character" w:customStyle="1" w:styleId="Heading8Char">
@@ -13282,7 +13839,7 @@
     <w:rsid w:val="00FC693F"/>
     <w:rPr>
       <w:rFonts w:asciiTheme="majorHAnsi" w:eastAsiaTheme="majorEastAsia" w:hAnsiTheme="majorHAnsi" w:cstheme="majorBidi"/>
-      <w:color w:val="4F81BD" w:themeColor="accent1"/>
+      <w:color w:val="000000"/>
       <w:sz w:val="20"/>
       <w:szCs w:val="20"/>
     </w:rPr>
@@ -13298,7 +13855,7 @@
       <w:rFonts w:asciiTheme="majorHAnsi" w:eastAsiaTheme="majorEastAsia" w:hAnsiTheme="majorHAnsi" w:cstheme="majorBidi"/>
       <w:i/>
       <w:iCs/>
-      <w:color w:val="404040" w:themeColor="text1" w:themeTint="BF"/>
+      <w:color w:val="000000"/>
       <w:sz w:val="20"/>
       <w:szCs w:val="20"/>
     </w:rPr>
@@ -13318,7 +13875,7 @@
     <w:rPr>
       <w:b/>
       <w:bCs/>
-      <w:color w:val="4F81BD" w:themeColor="accent1"/>
+      <w:color w:val="000000"/>
       <w:sz w:val="18"/>
       <w:szCs w:val="18"/>
     </w:rPr>
@@ -13365,7 +13922,7 @@
       <w:bCs/>
       <w:i/>
       <w:iCs/>
-      <w:color w:val="4F81BD" w:themeColor="accent1"/>
+      <w:color w:val="000000"/>
     </w:rPr>
   </w:style>
   <w:style w:type="character" w:customStyle="1" w:styleId="IntenseQuoteChar">
@@ -13379,7 +13936,7 @@
       <w:bCs/>
       <w:i/>
       <w:iCs/>
-      <w:color w:val="4F81BD" w:themeColor="accent1"/>
+      <w:color w:val="000000"/>
     </w:rPr>
   </w:style>
   <w:style w:type="character" w:styleId="SubtleEmphasis">
@@ -13391,7 +13948,7 @@
     <w:rPr>
       <w:i/>
       <w:iCs/>
-      <w:color w:val="808080" w:themeColor="text1" w:themeTint="7F"/>
+      <w:color w:val="000000"/>
     </w:rPr>
   </w:style>
   <w:style w:type="character" w:styleId="IntenseEmphasis">
@@ -13405,7 +13962,7 @@
       <w:bCs/>
       <w:i/>
       <w:iCs/>
-      <w:color w:val="4F81BD" w:themeColor="accent1"/>
+      <w:color w:val="000000"/>
     </w:rPr>
   </w:style>
   <w:style w:type="character" w:styleId="SubtleReference">
@@ -13416,7 +13973,7 @@
     <w:rsid w:val="00FC693F"/>
     <w:rPr>
       <w:smallCaps/>
-      <w:color w:val="C0504D" w:themeColor="accent2"/>
+      <w:color w:val="000000"/>
       <w:u w:val="single"/>
     </w:rPr>
   </w:style>
@@ -13430,7 +13987,7 @@
       <w:b/>
       <w:bCs/>
       <w:smallCaps/>
-      <w:color w:val="C0504D" w:themeColor="accent2"/>
+      <w:color w:val="000000"/>
       <w:spacing w:val="5"/>
       <w:u w:val="single"/>
     </w:rPr>
@@ -13496,7 +14053,7 @@
       <w:spacing w:after="0" w:line="240" w:lineRule="auto"/>
     </w:pPr>
     <w:rPr>
-      <w:color w:val="000000" w:themeColor="text1" w:themeShade="BF"/>
+      <w:color w:val="000000"/>
     </w:rPr>
     <w:tblPr>
       <w:tblStyleRowBandSize w:val="1"/>
@@ -13599,7 +14156,7 @@
       <w:spacing w:after="0" w:line="240" w:lineRule="auto"/>
     </w:pPr>
     <w:rPr>
-      <w:color w:val="365F91" w:themeColor="accent1" w:themeShade="BF"/>
+      <w:color w:val="000000"/>
     </w:rPr>
     <w:tblPr>
       <w:tblStyleRowBandSize w:val="1"/>
@@ -13702,7 +14259,7 @@
       <w:spacing w:after="0" w:line="240" w:lineRule="auto"/>
     </w:pPr>
     <w:rPr>
-      <w:color w:val="943634" w:themeColor="accent2" w:themeShade="BF"/>
+      <w:color w:val="000000"/>
     </w:rPr>
     <w:tblPr>
       <w:tblStyleRowBandSize w:val="1"/>
@@ -13805,7 +14362,7 @@
       <w:spacing w:after="0" w:line="240" w:lineRule="auto"/>
     </w:pPr>
     <w:rPr>
-      <w:color w:val="76923C" w:themeColor="accent3" w:themeShade="BF"/>
+      <w:color w:val="000000"/>
     </w:rPr>
     <w:tblPr>
       <w:tblStyleRowBandSize w:val="1"/>
@@ -13908,7 +14465,7 @@
       <w:spacing w:after="0" w:line="240" w:lineRule="auto"/>
     </w:pPr>
     <w:rPr>
-      <w:color w:val="5F497A" w:themeColor="accent4" w:themeShade="BF"/>
+      <w:color w:val="000000"/>
     </w:rPr>
     <w:tblPr>
       <w:tblStyleRowBandSize w:val="1"/>
@@ -14011,7 +14568,7 @@
       <w:spacing w:after="0" w:line="240" w:lineRule="auto"/>
     </w:pPr>
     <w:rPr>
-      <w:color w:val="31849B" w:themeColor="accent5" w:themeShade="BF"/>
+      <w:color w:val="000000"/>
     </w:rPr>
     <w:tblPr>
       <w:tblStyleRowBandSize w:val="1"/>
@@ -14114,7 +14671,7 @@
       <w:spacing w:after="0" w:line="240" w:lineRule="auto"/>
     </w:pPr>
     <w:rPr>
-      <w:color w:val="E36C0A" w:themeColor="accent6" w:themeShade="BF"/>
+      <w:color w:val="000000"/>
     </w:rPr>
     <w:tblPr>
       <w:tblStyleRowBandSize w:val="1"/>
@@ -14240,7 +14797,7 @@
       <w:rPr>
         <w:b/>
         <w:bCs/>
-        <w:color w:val="FFFFFF" w:themeColor="background1"/>
+        <w:color w:val="000000"/>
       </w:rPr>
       <w:tblPr/>
       <w:tcPr>
@@ -14332,7 +14889,7 @@
       <w:rPr>
         <w:b/>
         <w:bCs/>
-        <w:color w:val="FFFFFF" w:themeColor="background1"/>
+        <w:color w:val="000000"/>
       </w:rPr>
       <w:tblPr/>
       <w:tcPr>
@@ -14424,7 +14981,7 @@
       <w:rPr>
         <w:b/>
         <w:bCs/>
-        <w:color w:val="FFFFFF" w:themeColor="background1"/>
+        <w:color w:val="000000"/>
       </w:rPr>
       <w:tblPr/>
       <w:tcPr>
@@ -14516,7 +15073,7 @@
       <w:rPr>
         <w:b/>
         <w:bCs/>
-        <w:color w:val="FFFFFF" w:themeColor="background1"/>
+        <w:color w:val="000000"/>
       </w:rPr>
       <w:tblPr/>
       <w:tcPr>
@@ -14608,7 +15165,7 @@
       <w:rPr>
         <w:b/>
         <w:bCs/>
-        <w:color w:val="FFFFFF" w:themeColor="background1"/>
+        <w:color w:val="000000"/>
       </w:rPr>
       <w:tblPr/>
       <w:tcPr>
@@ -14700,7 +15257,7 @@
       <w:rPr>
         <w:b/>
         <w:bCs/>
-        <w:color w:val="FFFFFF" w:themeColor="background1"/>
+        <w:color w:val="000000"/>
       </w:rPr>
       <w:tblPr/>
       <w:tcPr>
@@ -14792,7 +15349,7 @@
       <w:rPr>
         <w:b/>
         <w:bCs/>
-        <w:color w:val="FFFFFF" w:themeColor="background1"/>
+        <w:color w:val="000000"/>
       </w:rPr>
       <w:tblPr/>
       <w:tcPr>
@@ -15795,7 +16352,7 @@
       <w:rPr>
         <w:b/>
         <w:bCs/>
-        <w:color w:val="FFFFFF" w:themeColor="background1"/>
+        <w:color w:val="000000"/>
       </w:rPr>
       <w:tblPr/>
       <w:tcPr>
@@ -15901,7 +16458,7 @@
       <w:rPr>
         <w:b/>
         <w:bCs/>
-        <w:color w:val="FFFFFF" w:themeColor="background1"/>
+        <w:color w:val="000000"/>
       </w:rPr>
       <w:tblPr/>
       <w:tcPr>
@@ -16007,7 +16564,7 @@
       <w:rPr>
         <w:b/>
         <w:bCs/>
-        <w:color w:val="FFFFFF" w:themeColor="background1"/>
+        <w:color w:val="000000"/>
       </w:rPr>
       <w:tblPr/>
       <w:tcPr>
@@ -16113,7 +16670,7 @@
       <w:rPr>
         <w:b/>
         <w:bCs/>
-        <w:color w:val="FFFFFF" w:themeColor="background1"/>
+        <w:color w:val="000000"/>
       </w:rPr>
       <w:tblPr/>
       <w:tcPr>
@@ -16219,7 +16776,7 @@
       <w:rPr>
         <w:b/>
         <w:bCs/>
-        <w:color w:val="FFFFFF" w:themeColor="background1"/>
+        <w:color w:val="000000"/>
       </w:rPr>
       <w:tblPr/>
       <w:tcPr>
@@ -16325,7 +16882,7 @@
       <w:rPr>
         <w:b/>
         <w:bCs/>
-        <w:color w:val="FFFFFF" w:themeColor="background1"/>
+        <w:color w:val="000000"/>
       </w:rPr>
       <w:tblPr/>
       <w:tcPr>
@@ -16431,7 +16988,7 @@
       <w:rPr>
         <w:b/>
         <w:bCs/>
-        <w:color w:val="FFFFFF" w:themeColor="background1"/>
+        <w:color w:val="000000"/>
       </w:rPr>
       <w:tblPr/>
       <w:tcPr>
@@ -16534,7 +17091,7 @@
       <w:rPr>
         <w:b/>
         <w:bCs/>
-        <w:color w:val="FFFFFF" w:themeColor="background1"/>
+        <w:color w:val="000000"/>
       </w:rPr>
       <w:tblPr/>
       <w:tcPr>
@@ -16554,7 +17111,7 @@
         <w:spacing w:before="0" w:after="0" w:line="240" w:lineRule="auto"/>
       </w:pPr>
       <w:rPr>
-        <w:color w:val="auto"/>
+        <w:color w:val="000000"/>
       </w:rPr>
       <w:tblPr/>
       <w:tcPr>
@@ -16573,7 +17130,7 @@
       <w:rPr>
         <w:b/>
         <w:bCs/>
-        <w:color w:val="FFFFFF" w:themeColor="background1"/>
+        <w:color w:val="000000"/>
       </w:rPr>
       <w:tblPr/>
       <w:tcPr>
@@ -16592,7 +17149,7 @@
       <w:rPr>
         <w:b/>
         <w:bCs/>
-        <w:color w:val="FFFFFF" w:themeColor="background1"/>
+        <w:color w:val="000000"/>
       </w:rPr>
       <w:tblPr/>
       <w:tcPr>
@@ -16638,7 +17195,7 @@
     </w:tblStylePr>
     <w:tblStylePr w:type="nwCell">
       <w:rPr>
-        <w:color w:val="FFFFFF" w:themeColor="background1"/>
+        <w:color w:val="000000"/>
       </w:rPr>
       <w:tblPr/>
       <w:tcPr>
@@ -16683,7 +17240,7 @@
       <w:rPr>
         <w:b/>
         <w:bCs/>
-        <w:color w:val="FFFFFF" w:themeColor="background1"/>
+        <w:color w:val="000000"/>
       </w:rPr>
       <w:tblPr/>
       <w:tcPr>
@@ -16703,7 +17260,7 @@
         <w:spacing w:before="0" w:after="0" w:line="240" w:lineRule="auto"/>
       </w:pPr>
       <w:rPr>
-        <w:color w:val="auto"/>
+        <w:color w:val="000000"/>
       </w:rPr>
       <w:tblPr/>
       <w:tcPr>
@@ -16722,7 +17279,7 @@
       <w:rPr>
         <w:b/>
         <w:bCs/>
-        <w:color w:val="FFFFFF" w:themeColor="background1"/>
+        <w:color w:val="000000"/>
       </w:rPr>
       <w:tblPr/>
       <w:tcPr>
@@ -16741,7 +17298,7 @@
       <w:rPr>
         <w:b/>
         <w:bCs/>
-        <w:color w:val="FFFFFF" w:themeColor="background1"/>
+        <w:color w:val="000000"/>
       </w:rPr>
       <w:tblPr/>
       <w:tcPr>
@@ -16787,7 +17344,7 @@
     </w:tblStylePr>
     <w:tblStylePr w:type="nwCell">
       <w:rPr>
-        <w:color w:val="FFFFFF" w:themeColor="background1"/>
+        <w:color w:val="000000"/>
       </w:rPr>
       <w:tblPr/>
       <w:tcPr>
@@ -16832,7 +17389,7 @@
       <w:rPr>
         <w:b/>
         <w:bCs/>
-        <w:color w:val="FFFFFF" w:themeColor="background1"/>
+        <w:color w:val="000000"/>
       </w:rPr>
       <w:tblPr/>
       <w:tcPr>
@@ -16852,7 +17409,7 @@
         <w:spacing w:before="0" w:after="0" w:line="240" w:lineRule="auto"/>
       </w:pPr>
       <w:rPr>
-        <w:color w:val="auto"/>
+        <w:color w:val="000000"/>
       </w:rPr>
       <w:tblPr/>
       <w:tcPr>
@@ -16871,7 +17428,7 @@
       <w:rPr>
         <w:b/>
         <w:bCs/>
-        <w:color w:val="FFFFFF" w:themeColor="background1"/>
+        <w:color w:val="000000"/>
       </w:rPr>
       <w:tblPr/>
       <w:tcPr>
@@ -16890,7 +17447,7 @@
       <w:rPr>
         <w:b/>
         <w:bCs/>
-        <w:color w:val="FFFFFF" w:themeColor="background1"/>
+        <w:color w:val="000000"/>
       </w:rPr>
       <w:tblPr/>
       <w:tcPr>
@@ -16936,7 +17493,7 @@
     </w:tblStylePr>
     <w:tblStylePr w:type="nwCell">
       <w:rPr>
-        <w:color w:val="FFFFFF" w:themeColor="background1"/>
+        <w:color w:val="000000"/>
       </w:rPr>
       <w:tblPr/>
       <w:tcPr>
@@ -16981,7 +17538,7 @@
       <w:rPr>
         <w:b/>
         <w:bCs/>
-        <w:color w:val="FFFFFF" w:themeColor="background1"/>
+        <w:color w:val="000000"/>
       </w:rPr>
       <w:tblPr/>
       <w:tcPr>
@@ -17001,7 +17558,7 @@
         <w:spacing w:before="0" w:after="0" w:line="240" w:lineRule="auto"/>
       </w:pPr>
       <w:rPr>
-        <w:color w:val="auto"/>
+        <w:color w:val="000000"/>
       </w:rPr>
       <w:tblPr/>
       <w:tcPr>
@@ -17020,7 +17577,7 @@
       <w:rPr>
         <w:b/>
         <w:bCs/>
-        <w:color w:val="FFFFFF" w:themeColor="background1"/>
+        <w:color w:val="000000"/>
       </w:rPr>
       <w:tblPr/>
       <w:tcPr>
@@ -17039,7 +17596,7 @@
       <w:rPr>
         <w:b/>
         <w:bCs/>
-        <w:color w:val="FFFFFF" w:themeColor="background1"/>
+        <w:color w:val="000000"/>
       </w:rPr>
       <w:tblPr/>
       <w:tcPr>
@@ -17085,7 +17642,7 @@
     </w:tblStylePr>
     <w:tblStylePr w:type="nwCell">
       <w:rPr>
-        <w:color w:val="FFFFFF" w:themeColor="background1"/>
+        <w:color w:val="000000"/>
       </w:rPr>
       <w:tblPr/>
       <w:tcPr>
@@ -17130,7 +17687,7 @@
       <w:rPr>
         <w:b/>
         <w:bCs/>
-        <w:color w:val="FFFFFF" w:themeColor="background1"/>
+        <w:color w:val="000000"/>
       </w:rPr>
       <w:tblPr/>
       <w:tcPr>
@@ -17150,7 +17707,7 @@
         <w:spacing w:before="0" w:after="0" w:line="240" w:lineRule="auto"/>
       </w:pPr>
       <w:rPr>
-        <w:color w:val="auto"/>
+        <w:color w:val="000000"/>
       </w:rPr>
       <w:tblPr/>
       <w:tcPr>
@@ -17169,7 +17726,7 @@
       <w:rPr>
         <w:b/>
         <w:bCs/>
-        <w:color w:val="FFFFFF" w:themeColor="background1"/>
+        <w:color w:val="000000"/>
       </w:rPr>
       <w:tblPr/>
       <w:tcPr>
@@ -17188,7 +17745,7 @@
       <w:rPr>
         <w:b/>
         <w:bCs/>
-        <w:color w:val="FFFFFF" w:themeColor="background1"/>
+        <w:color w:val="000000"/>
       </w:rPr>
       <w:tblPr/>
       <w:tcPr>
@@ -17234,7 +17791,7 @@
     </w:tblStylePr>
     <w:tblStylePr w:type="nwCell">
       <w:rPr>
-        <w:color w:val="FFFFFF" w:themeColor="background1"/>
+        <w:color w:val="000000"/>
       </w:rPr>
       <w:tblPr/>
       <w:tcPr>
@@ -17279,7 +17836,7 @@
       <w:rPr>
         <w:b/>
         <w:bCs/>
-        <w:color w:val="FFFFFF" w:themeColor="background1"/>
+        <w:color w:val="000000"/>
       </w:rPr>
       <w:tblPr/>
       <w:tcPr>
@@ -17299,7 +17856,7 @@
         <w:spacing w:before="0" w:after="0" w:line="240" w:lineRule="auto"/>
       </w:pPr>
       <w:rPr>
-        <w:color w:val="auto"/>
+        <w:color w:val="000000"/>
       </w:rPr>
       <w:tblPr/>
       <w:tcPr>
@@ -17318,7 +17875,7 @@
       <w:rPr>
         <w:b/>
         <w:bCs/>
-        <w:color w:val="FFFFFF" w:themeColor="background1"/>
+        <w:color w:val="000000"/>
       </w:rPr>
       <w:tblPr/>
       <w:tcPr>
@@ -17337,7 +17894,7 @@
       <w:rPr>
         <w:b/>
         <w:bCs/>
-        <w:color w:val="FFFFFF" w:themeColor="background1"/>
+        <w:color w:val="000000"/>
       </w:rPr>
       <w:tblPr/>
       <w:tcPr>
@@ -17383,7 +17940,7 @@
     </w:tblStylePr>
     <w:tblStylePr w:type="nwCell">
       <w:rPr>
-        <w:color w:val="FFFFFF" w:themeColor="background1"/>
+        <w:color w:val="000000"/>
       </w:rPr>
       <w:tblPr/>
       <w:tcPr>
@@ -17428,7 +17985,7 @@
       <w:rPr>
         <w:b/>
         <w:bCs/>
-        <w:color w:val="FFFFFF" w:themeColor="background1"/>
+        <w:color w:val="000000"/>
       </w:rPr>
       <w:tblPr/>
       <w:tcPr>
@@ -17448,7 +18005,7 @@
         <w:spacing w:before="0" w:after="0" w:line="240" w:lineRule="auto"/>
       </w:pPr>
       <w:rPr>
-        <w:color w:val="auto"/>
+        <w:color w:val="000000"/>
       </w:rPr>
       <w:tblPr/>
       <w:tcPr>
@@ -17467,7 +18024,7 @@
       <w:rPr>
         <w:b/>
         <w:bCs/>
-        <w:color w:val="FFFFFF" w:themeColor="background1"/>
+        <w:color w:val="000000"/>
       </w:rPr>
       <w:tblPr/>
       <w:tcPr>
@@ -17486,7 +18043,7 @@
       <w:rPr>
         <w:b/>
         <w:bCs/>
-        <w:color w:val="FFFFFF" w:themeColor="background1"/>
+        <w:color w:val="000000"/>
       </w:rPr>
       <w:tblPr/>
       <w:tcPr>
@@ -17532,7 +18089,7 @@
     </w:tblStylePr>
     <w:tblStylePr w:type="nwCell">
       <w:rPr>
-        <w:color w:val="FFFFFF" w:themeColor="background1"/>
+        <w:color w:val="000000"/>
       </w:rPr>
       <w:tblPr/>
       <w:tcPr>
@@ -17556,7 +18113,7 @@
       <w:spacing w:after="0" w:line="240" w:lineRule="auto"/>
     </w:pPr>
     <w:rPr>
-      <w:color w:val="000000" w:themeColor="text1"/>
+      <w:color w:val="000000"/>
     </w:rPr>
     <w:tblPr>
       <w:tblStyleRowBandSize w:val="1"/>
@@ -17589,7 +18146,7 @@
       <w:rPr>
         <w:b/>
         <w:bCs/>
-        <w:color w:val="1F497D" w:themeColor="text2"/>
+        <w:color w:val="000000"/>
       </w:rPr>
       <w:tblPr/>
       <w:tcPr>
@@ -17640,7 +18197,7 @@
       <w:spacing w:after="0" w:line="240" w:lineRule="auto"/>
     </w:pPr>
     <w:rPr>
-      <w:color w:val="000000" w:themeColor="text1"/>
+      <w:color w:val="000000"/>
     </w:rPr>
     <w:tblPr>
       <w:tblStyleRowBandSize w:val="1"/>
@@ -17673,7 +18230,7 @@
       <w:rPr>
         <w:b/>
         <w:bCs/>
-        <w:color w:val="1F497D" w:themeColor="text2"/>
+        <w:color w:val="000000"/>
       </w:rPr>
       <w:tblPr/>
       <w:tcPr>
@@ -17724,7 +18281,7 @@
       <w:spacing w:after="0" w:line="240" w:lineRule="auto"/>
     </w:pPr>
     <w:rPr>
-      <w:color w:val="000000" w:themeColor="text1"/>
+      <w:color w:val="000000"/>
     </w:rPr>
     <w:tblPr>
       <w:tblStyleRowBandSize w:val="1"/>
@@ -17757,7 +18314,7 @@
       <w:rPr>
         <w:b/>
         <w:bCs/>
-        <w:color w:val="1F497D" w:themeColor="text2"/>
+        <w:color w:val="000000"/>
       </w:rPr>
       <w:tblPr/>
       <w:tcPr>
@@ -17808,7 +18365,7 @@
       <w:spacing w:after="0" w:line="240" w:lineRule="auto"/>
     </w:pPr>
     <w:rPr>
-      <w:color w:val="000000" w:themeColor="text1"/>
+      <w:color w:val="000000"/>
     </w:rPr>
     <w:tblPr>
       <w:tblStyleRowBandSize w:val="1"/>
@@ -17841,7 +18398,7 @@
       <w:rPr>
         <w:b/>
         <w:bCs/>
-        <w:color w:val="1F497D" w:themeColor="text2"/>
+        <w:color w:val="000000"/>
       </w:rPr>
       <w:tblPr/>
       <w:tcPr>
@@ -17892,7 +18449,7 @@
       <w:spacing w:after="0" w:line="240" w:lineRule="auto"/>
     </w:pPr>
     <w:rPr>
-      <w:color w:val="000000" w:themeColor="text1"/>
+      <w:color w:val="000000"/>
     </w:rPr>
     <w:tblPr>
       <w:tblStyleRowBandSize w:val="1"/>
@@ -17925,7 +18482,7 @@
       <w:rPr>
         <w:b/>
         <w:bCs/>
-        <w:color w:val="1F497D" w:themeColor="text2"/>
+        <w:color w:val="000000"/>
       </w:rPr>
       <w:tblPr/>
       <w:tcPr>
@@ -17976,7 +18533,7 @@
       <w:spacing w:after="0" w:line="240" w:lineRule="auto"/>
     </w:pPr>
     <w:rPr>
-      <w:color w:val="000000" w:themeColor="text1"/>
+      <w:color w:val="000000"/>
     </w:rPr>
     <w:tblPr>
       <w:tblStyleRowBandSize w:val="1"/>
@@ -18009,7 +18566,7 @@
       <w:rPr>
         <w:b/>
         <w:bCs/>
-        <w:color w:val="1F497D" w:themeColor="text2"/>
+        <w:color w:val="000000"/>
       </w:rPr>
       <w:tblPr/>
       <w:tcPr>
@@ -18060,7 +18617,7 @@
       <w:spacing w:after="0" w:line="240" w:lineRule="auto"/>
     </w:pPr>
     <w:rPr>
-      <w:color w:val="000000" w:themeColor="text1"/>
+      <w:color w:val="000000"/>
     </w:rPr>
     <w:tblPr>
       <w:tblStyleRowBandSize w:val="1"/>
@@ -18093,7 +18650,7 @@
       <w:rPr>
         <w:b/>
         <w:bCs/>
-        <w:color w:val="1F497D" w:themeColor="text2"/>
+        <w:color w:val="000000"/>
       </w:rPr>
       <w:tblPr/>
       <w:tcPr>
@@ -18145,7 +18702,7 @@
     </w:pPr>
     <w:rPr>
       <w:rFonts w:asciiTheme="majorHAnsi" w:eastAsiaTheme="majorEastAsia" w:hAnsiTheme="majorHAnsi" w:cstheme="majorBidi"/>
-      <w:color w:val="000000" w:themeColor="text1"/>
+      <w:color w:val="000000"/>
     </w:rPr>
     <w:tblPr>
       <w:tblStyleRowBandSize w:val="1"/>
@@ -18273,7 +18830,7 @@
     </w:pPr>
     <w:rPr>
       <w:rFonts w:asciiTheme="majorHAnsi" w:eastAsiaTheme="majorEastAsia" w:hAnsiTheme="majorHAnsi" w:cstheme="majorBidi"/>
-      <w:color w:val="000000" w:themeColor="text1"/>
+      <w:color w:val="000000"/>
     </w:rPr>
     <w:tblPr>
       <w:tblStyleRowBandSize w:val="1"/>
@@ -18401,7 +18958,7 @@
     </w:pPr>
     <w:rPr>
       <w:rFonts w:asciiTheme="majorHAnsi" w:eastAsiaTheme="majorEastAsia" w:hAnsiTheme="majorHAnsi" w:cstheme="majorBidi"/>
-      <w:color w:val="000000" w:themeColor="text1"/>
+      <w:color w:val="000000"/>
     </w:rPr>
     <w:tblPr>
       <w:tblStyleRowBandSize w:val="1"/>
@@ -18529,7 +19086,7 @@
     </w:pPr>
     <w:rPr>
       <w:rFonts w:asciiTheme="majorHAnsi" w:eastAsiaTheme="majorEastAsia" w:hAnsiTheme="majorHAnsi" w:cstheme="majorBidi"/>
-      <w:color w:val="000000" w:themeColor="text1"/>
+      <w:color w:val="000000"/>
     </w:rPr>
     <w:tblPr>
       <w:tblStyleRowBandSize w:val="1"/>
@@ -18657,7 +19214,7 @@
     </w:pPr>
     <w:rPr>
       <w:rFonts w:asciiTheme="majorHAnsi" w:eastAsiaTheme="majorEastAsia" w:hAnsiTheme="majorHAnsi" w:cstheme="majorBidi"/>
-      <w:color w:val="000000" w:themeColor="text1"/>
+      <w:color w:val="000000"/>
     </w:rPr>
     <w:tblPr>
       <w:tblStyleRowBandSize w:val="1"/>
@@ -18785,7 +19342,7 @@
     </w:pPr>
     <w:rPr>
       <w:rFonts w:asciiTheme="majorHAnsi" w:eastAsiaTheme="majorEastAsia" w:hAnsiTheme="majorHAnsi" w:cstheme="majorBidi"/>
-      <w:color w:val="000000" w:themeColor="text1"/>
+      <w:color w:val="000000"/>
     </w:rPr>
     <w:tblPr>
       <w:tblStyleRowBandSize w:val="1"/>
@@ -18913,7 +19470,7 @@
     </w:pPr>
     <w:rPr>
       <w:rFonts w:asciiTheme="majorHAnsi" w:eastAsiaTheme="majorEastAsia" w:hAnsiTheme="majorHAnsi" w:cstheme="majorBidi"/>
-      <w:color w:val="000000" w:themeColor="text1"/>
+      <w:color w:val="000000"/>
     </w:rPr>
     <w:tblPr>
       <w:tblStyleRowBandSize w:val="1"/>
@@ -19552,7 +20109,7 @@
     </w:pPr>
     <w:rPr>
       <w:rFonts w:asciiTheme="majorHAnsi" w:eastAsiaTheme="majorEastAsia" w:hAnsiTheme="majorHAnsi" w:cstheme="majorBidi"/>
-      <w:color w:val="000000" w:themeColor="text1"/>
+      <w:color w:val="000000"/>
     </w:rPr>
     <w:tblPr>
       <w:tblStyleRowBandSize w:val="1"/>
@@ -19580,7 +20137,7 @@
       <w:rPr>
         <w:b/>
         <w:bCs/>
-        <w:color w:val="000000" w:themeColor="text1"/>
+        <w:color w:val="000000"/>
       </w:rPr>
       <w:tblPr/>
       <w:tcPr>
@@ -19591,7 +20148,7 @@
       <w:rPr>
         <w:b/>
         <w:bCs/>
-        <w:color w:val="000000" w:themeColor="text1"/>
+        <w:color w:val="000000"/>
       </w:rPr>
       <w:tblPr/>
       <w:tcPr>
@@ -19610,7 +20167,7 @@
       <w:rPr>
         <w:b/>
         <w:bCs/>
-        <w:color w:val="000000" w:themeColor="text1"/>
+        <w:color w:val="000000"/>
       </w:rPr>
       <w:tblPr/>
       <w:tcPr>
@@ -19629,7 +20186,7 @@
       <w:rPr>
         <w:b w:val="0"/>
         <w:bCs w:val="0"/>
-        <w:color w:val="000000" w:themeColor="text1"/>
+        <w:color w:val="000000"/>
       </w:rPr>
       <w:tblPr/>
       <w:tcPr>
@@ -19677,7 +20234,7 @@
     </w:pPr>
     <w:rPr>
       <w:rFonts w:asciiTheme="majorHAnsi" w:eastAsiaTheme="majorEastAsia" w:hAnsiTheme="majorHAnsi" w:cstheme="majorBidi"/>
-      <w:color w:val="000000" w:themeColor="text1"/>
+      <w:color w:val="000000"/>
     </w:rPr>
     <w:tblPr>
       <w:tblStyleRowBandSize w:val="1"/>
@@ -19705,7 +20262,7 @@
       <w:rPr>
         <w:b/>
         <w:bCs/>
-        <w:color w:val="000000" w:themeColor="text1"/>
+        <w:color w:val="000000"/>
       </w:rPr>
       <w:tblPr/>
       <w:tcPr>
@@ -19716,7 +20273,7 @@
       <w:rPr>
         <w:b/>
         <w:bCs/>
-        <w:color w:val="000000" w:themeColor="text1"/>
+        <w:color w:val="000000"/>
       </w:rPr>
       <w:tblPr/>
       <w:tcPr>
@@ -19735,7 +20292,7 @@
       <w:rPr>
         <w:b/>
         <w:bCs/>
-        <w:color w:val="000000" w:themeColor="text1"/>
+        <w:color w:val="000000"/>
       </w:rPr>
       <w:tblPr/>
       <w:tcPr>
@@ -19754,7 +20311,7 @@
       <w:rPr>
         <w:b w:val="0"/>
         <w:bCs w:val="0"/>
-        <w:color w:val="000000" w:themeColor="text1"/>
+        <w:color w:val="000000"/>
       </w:rPr>
       <w:tblPr/>
       <w:tcPr>
@@ -19802,7 +20359,7 @@
     </w:pPr>
     <w:rPr>
       <w:rFonts w:asciiTheme="majorHAnsi" w:eastAsiaTheme="majorEastAsia" w:hAnsiTheme="majorHAnsi" w:cstheme="majorBidi"/>
-      <w:color w:val="000000" w:themeColor="text1"/>
+      <w:color w:val="000000"/>
     </w:rPr>
     <w:tblPr>
       <w:tblStyleRowBandSize w:val="1"/>
@@ -19830,7 +20387,7 @@
       <w:rPr>
         <w:b/>
         <w:bCs/>
-        <w:color w:val="000000" w:themeColor="text1"/>
+        <w:color w:val="000000"/>
       </w:rPr>
       <w:tblPr/>
       <w:tcPr>
@@ -19841,7 +20398,7 @@
       <w:rPr>
         <w:b/>
         <w:bCs/>
-        <w:color w:val="000000" w:themeColor="text1"/>
+        <w:color w:val="000000"/>
       </w:rPr>
       <w:tblPr/>
       <w:tcPr>
@@ -19860,7 +20417,7 @@
       <w:rPr>
         <w:b/>
         <w:bCs/>
-        <w:color w:val="000000" w:themeColor="text1"/>
+        <w:color w:val="000000"/>
       </w:rPr>
       <w:tblPr/>
       <w:tcPr>
@@ -19879,7 +20436,7 @@
       <w:rPr>
         <w:b w:val="0"/>
         <w:bCs w:val="0"/>
-        <w:color w:val="000000" w:themeColor="text1"/>
+        <w:color w:val="000000"/>
       </w:rPr>
       <w:tblPr/>
       <w:tcPr>
@@ -19927,7 +20484,7 @@
     </w:pPr>
     <w:rPr>
       <w:rFonts w:asciiTheme="majorHAnsi" w:eastAsiaTheme="majorEastAsia" w:hAnsiTheme="majorHAnsi" w:cstheme="majorBidi"/>
-      <w:color w:val="000000" w:themeColor="text1"/>
+      <w:color w:val="000000"/>
     </w:rPr>
     <w:tblPr>
       <w:tblStyleRowBandSize w:val="1"/>
@@ -19955,7 +20512,7 @@
       <w:rPr>
         <w:b/>
         <w:bCs/>
-        <w:color w:val="000000" w:themeColor="text1"/>
+        <w:color w:val="000000"/>
       </w:rPr>
       <w:tblPr/>
       <w:tcPr>
@@ -19966,7 +20523,7 @@
       <w:rPr>
         <w:b/>
         <w:bCs/>
-        <w:color w:val="000000" w:themeColor="text1"/>
+        <w:color w:val="000000"/>
       </w:rPr>
       <w:tblPr/>
       <w:tcPr>
@@ -19985,7 +20542,7 @@
       <w:rPr>
         <w:b/>
         <w:bCs/>
-        <w:color w:val="000000" w:themeColor="text1"/>
+        <w:color w:val="000000"/>
       </w:rPr>
       <w:tblPr/>
       <w:tcPr>
@@ -20004,7 +20561,7 @@
       <w:rPr>
         <w:b w:val="0"/>
         <w:bCs w:val="0"/>
-        <w:color w:val="000000" w:themeColor="text1"/>
+        <w:color w:val="000000"/>
       </w:rPr>
       <w:tblPr/>
       <w:tcPr>
@@ -20052,7 +20609,7 @@
     </w:pPr>
     <w:rPr>
       <w:rFonts w:asciiTheme="majorHAnsi" w:eastAsiaTheme="majorEastAsia" w:hAnsiTheme="majorHAnsi" w:cstheme="majorBidi"/>
-      <w:color w:val="000000" w:themeColor="text1"/>
+      <w:color w:val="000000"/>
     </w:rPr>
     <w:tblPr>
       <w:tblStyleRowBandSize w:val="1"/>
@@ -20080,7 +20637,7 @@
       <w:rPr>
         <w:b/>
         <w:bCs/>
-        <w:color w:val="000000" w:themeColor="text1"/>
+        <w:color w:val="000000"/>
       </w:rPr>
       <w:tblPr/>
       <w:tcPr>
@@ -20091,7 +20648,7 @@
       <w:rPr>
         <w:b/>
         <w:bCs/>
-        <w:color w:val="000000" w:themeColor="text1"/>
+        <w:color w:val="000000"/>
       </w:rPr>
       <w:tblPr/>
       <w:tcPr>
@@ -20110,7 +20667,7 @@
       <w:rPr>
         <w:b/>
         <w:bCs/>
-        <w:color w:val="000000" w:themeColor="text1"/>
+        <w:color w:val="000000"/>
       </w:rPr>
       <w:tblPr/>
       <w:tcPr>
@@ -20129,7 +20686,7 @@
       <w:rPr>
         <w:b w:val="0"/>
         <w:bCs w:val="0"/>
-        <w:color w:val="000000" w:themeColor="text1"/>
+        <w:color w:val="000000"/>
       </w:rPr>
       <w:tblPr/>
       <w:tcPr>
@@ -20177,7 +20734,7 @@
     </w:pPr>
     <w:rPr>
       <w:rFonts w:asciiTheme="majorHAnsi" w:eastAsiaTheme="majorEastAsia" w:hAnsiTheme="majorHAnsi" w:cstheme="majorBidi"/>
-      <w:color w:val="000000" w:themeColor="text1"/>
+      <w:color w:val="000000"/>
     </w:rPr>
     <w:tblPr>
       <w:tblStyleRowBandSize w:val="1"/>
@@ -20205,7 +20762,7 @@
       <w:rPr>
         <w:b/>
         <w:bCs/>
-        <w:color w:val="000000" w:themeColor="text1"/>
+        <w:color w:val="000000"/>
       </w:rPr>
       <w:tblPr/>
       <w:tcPr>
@@ -20216,7 +20773,7 @@
       <w:rPr>
         <w:b/>
         <w:bCs/>
-        <w:color w:val="000000" w:themeColor="text1"/>
+        <w:color w:val="000000"/>
       </w:rPr>
       <w:tblPr/>
       <w:tcPr>
@@ -20235,7 +20792,7 @@
       <w:rPr>
         <w:b/>
         <w:bCs/>
-        <w:color w:val="000000" w:themeColor="text1"/>
+        <w:color w:val="000000"/>
       </w:rPr>
       <w:tblPr/>
       <w:tcPr>
@@ -20254,7 +20811,7 @@
       <w:rPr>
         <w:b w:val="0"/>
         <w:bCs w:val="0"/>
-        <w:color w:val="000000" w:themeColor="text1"/>
+        <w:color w:val="000000"/>
       </w:rPr>
       <w:tblPr/>
       <w:tcPr>
@@ -20302,7 +20859,7 @@
     </w:pPr>
     <w:rPr>
       <w:rFonts w:asciiTheme="majorHAnsi" w:eastAsiaTheme="majorEastAsia" w:hAnsiTheme="majorHAnsi" w:cstheme="majorBidi"/>
-      <w:color w:val="000000" w:themeColor="text1"/>
+      <w:color w:val="000000"/>
     </w:rPr>
     <w:tblPr>
       <w:tblStyleRowBandSize w:val="1"/>
@@ -20330,7 +20887,7 @@
       <w:rPr>
         <w:b/>
         <w:bCs/>
-        <w:color w:val="000000" w:themeColor="text1"/>
+        <w:color w:val="000000"/>
       </w:rPr>
       <w:tblPr/>
       <w:tcPr>
@@ -20341,7 +20898,7 @@
       <w:rPr>
         <w:b/>
         <w:bCs/>
-        <w:color w:val="000000" w:themeColor="text1"/>
+        <w:color w:val="000000"/>
       </w:rPr>
       <w:tblPr/>
       <w:tcPr>
@@ -20360,7 +20917,7 @@
       <w:rPr>
         <w:b/>
         <w:bCs/>
-        <w:color w:val="000000" w:themeColor="text1"/>
+        <w:color w:val="000000"/>
       </w:rPr>
       <w:tblPr/>
       <w:tcPr>
@@ -20379,7 +20936,7 @@
       <w:rPr>
         <w:b w:val="0"/>
         <w:bCs w:val="0"/>
-        <w:color w:val="000000" w:themeColor="text1"/>
+        <w:color w:val="000000"/>
       </w:rPr>
       <w:tblPr/>
       <w:tcPr>
@@ -20453,7 +21010,7 @@
         <w:bCs/>
         <w:i w:val="0"/>
         <w:iCs w:val="0"/>
-        <w:color w:val="FFFFFF" w:themeColor="background1"/>
+        <w:color w:val="000000"/>
       </w:rPr>
       <w:tblPr/>
       <w:tcPr>
@@ -20474,7 +21031,7 @@
         <w:bCs/>
         <w:i w:val="0"/>
         <w:iCs w:val="0"/>
-        <w:color w:val="FFFFFF" w:themeColor="background1"/>
+        <w:color w:val="000000"/>
       </w:rPr>
       <w:tblPr/>
       <w:tcPr>
@@ -20495,7 +21052,7 @@
         <w:bCs/>
         <w:i w:val="0"/>
         <w:iCs w:val="0"/>
-        <w:color w:val="FFFFFF" w:themeColor="background1"/>
+        <w:color w:val="000000"/>
       </w:rPr>
       <w:tblPr/>
       <w:tcPr>
@@ -20514,7 +21071,7 @@
         <w:bCs/>
         <w:i w:val="0"/>
         <w:iCs w:val="0"/>
-        <w:color w:val="FFFFFF" w:themeColor="background1"/>
+        <w:color w:val="000000"/>
       </w:rPr>
       <w:tblPr/>
       <w:tcPr>
@@ -20594,7 +21151,7 @@
         <w:bCs/>
         <w:i w:val="0"/>
         <w:iCs w:val="0"/>
-        <w:color w:val="FFFFFF" w:themeColor="background1"/>
+        <w:color w:val="000000"/>
       </w:rPr>
       <w:tblPr/>
       <w:tcPr>
@@ -20615,7 +21172,7 @@
         <w:bCs/>
         <w:i w:val="0"/>
         <w:iCs w:val="0"/>
-        <w:color w:val="FFFFFF" w:themeColor="background1"/>
+        <w:color w:val="000000"/>
       </w:rPr>
       <w:tblPr/>
       <w:tcPr>
@@ -20636,7 +21193,7 @@
         <w:bCs/>
         <w:i w:val="0"/>
         <w:iCs w:val="0"/>
-        <w:color w:val="FFFFFF" w:themeColor="background1"/>
+        <w:color w:val="000000"/>
       </w:rPr>
       <w:tblPr/>
       <w:tcPr>
@@ -20655,7 +21212,7 @@
         <w:bCs/>
         <w:i w:val="0"/>
         <w:iCs w:val="0"/>
-        <w:color w:val="FFFFFF" w:themeColor="background1"/>
+        <w:color w:val="000000"/>
       </w:rPr>
       <w:tblPr/>
       <w:tcPr>
@@ -20735,7 +21292,7 @@
         <w:bCs/>
         <w:i w:val="0"/>
         <w:iCs w:val="0"/>
-        <w:color w:val="FFFFFF" w:themeColor="background1"/>
+        <w:color w:val="000000"/>
       </w:rPr>
       <w:tblPr/>
       <w:tcPr>
@@ -20756,7 +21313,7 @@
         <w:bCs/>
         <w:i w:val="0"/>
         <w:iCs w:val="0"/>
-        <w:color w:val="FFFFFF" w:themeColor="background1"/>
+        <w:color w:val="000000"/>
       </w:rPr>
       <w:tblPr/>
       <w:tcPr>
@@ -20777,7 +21334,7 @@
         <w:bCs/>
         <w:i w:val="0"/>
         <w:iCs w:val="0"/>
-        <w:color w:val="FFFFFF" w:themeColor="background1"/>
+        <w:color w:val="000000"/>
       </w:rPr>
       <w:tblPr/>
       <w:tcPr>
@@ -20796,7 +21353,7 @@
         <w:bCs/>
         <w:i w:val="0"/>
         <w:iCs w:val="0"/>
-        <w:color w:val="FFFFFF" w:themeColor="background1"/>
+        <w:color w:val="000000"/>
       </w:rPr>
       <w:tblPr/>
       <w:tcPr>
@@ -20876,7 +21433,7 @@
         <w:bCs/>
         <w:i w:val="0"/>
         <w:iCs w:val="0"/>
-        <w:color w:val="FFFFFF" w:themeColor="background1"/>
+        <w:color w:val="000000"/>
       </w:rPr>
       <w:tblPr/>
       <w:tcPr>
@@ -20897,7 +21454,7 @@
         <w:bCs/>
         <w:i w:val="0"/>
         <w:iCs w:val="0"/>
-        <w:color w:val="FFFFFF" w:themeColor="background1"/>
+        <w:color w:val="000000"/>
       </w:rPr>
       <w:tblPr/>
       <w:tcPr>
@@ -20918,7 +21475,7 @@
         <w:bCs/>
         <w:i w:val="0"/>
         <w:iCs w:val="0"/>
-        <w:color w:val="FFFFFF" w:themeColor="background1"/>
+        <w:color w:val="000000"/>
       </w:rPr>
       <w:tblPr/>
       <w:tcPr>
@@ -20937,7 +21494,7 @@
         <w:bCs/>
         <w:i w:val="0"/>
         <w:iCs w:val="0"/>
-        <w:color w:val="FFFFFF" w:themeColor="background1"/>
+        <w:color w:val="000000"/>
       </w:rPr>
       <w:tblPr/>
       <w:tcPr>
@@ -21017,7 +21574,7 @@
         <w:bCs/>
         <w:i w:val="0"/>
         <w:iCs w:val="0"/>
-        <w:color w:val="FFFFFF" w:themeColor="background1"/>
+        <w:color w:val="000000"/>
       </w:rPr>
       <w:tblPr/>
       <w:tcPr>
@@ -21038,7 +21595,7 @@
         <w:bCs/>
         <w:i w:val="0"/>
         <w:iCs w:val="0"/>
-        <w:color w:val="FFFFFF" w:themeColor="background1"/>
+        <w:color w:val="000000"/>
       </w:rPr>
       <w:tblPr/>
       <w:tcPr>
@@ -21059,7 +21616,7 @@
         <w:bCs/>
         <w:i w:val="0"/>
         <w:iCs w:val="0"/>
-        <w:color w:val="FFFFFF" w:themeColor="background1"/>
+        <w:color w:val="000000"/>
       </w:rPr>
       <w:tblPr/>
       <w:tcPr>
@@ -21078,7 +21635,7 @@
         <w:bCs/>
         <w:i w:val="0"/>
         <w:iCs w:val="0"/>
-        <w:color w:val="FFFFFF" w:themeColor="background1"/>
+        <w:color w:val="000000"/>
       </w:rPr>
       <w:tblPr/>
       <w:tcPr>
@@ -21158,7 +21715,7 @@
         <w:bCs/>
         <w:i w:val="0"/>
         <w:iCs w:val="0"/>
-        <w:color w:val="FFFFFF" w:themeColor="background1"/>
+        <w:color w:val="000000"/>
       </w:rPr>
       <w:tblPr/>
       <w:tcPr>
@@ -21179,7 +21736,7 @@
         <w:bCs/>
         <w:i w:val="0"/>
         <w:iCs w:val="0"/>
-        <w:color w:val="FFFFFF" w:themeColor="background1"/>
+        <w:color w:val="000000"/>
       </w:rPr>
       <w:tblPr/>
       <w:tcPr>
@@ -21200,7 +21757,7 @@
         <w:bCs/>
         <w:i w:val="0"/>
         <w:iCs w:val="0"/>
-        <w:color w:val="FFFFFF" w:themeColor="background1"/>
+        <w:color w:val="000000"/>
       </w:rPr>
       <w:tblPr/>
       <w:tcPr>
@@ -21219,7 +21776,7 @@
         <w:bCs/>
         <w:i w:val="0"/>
         <w:iCs w:val="0"/>
-        <w:color w:val="FFFFFF" w:themeColor="background1"/>
+        <w:color w:val="000000"/>
       </w:rPr>
       <w:tblPr/>
       <w:tcPr>
@@ -21299,7 +21856,7 @@
         <w:bCs/>
         <w:i w:val="0"/>
         <w:iCs w:val="0"/>
-        <w:color w:val="FFFFFF" w:themeColor="background1"/>
+        <w:color w:val="000000"/>
       </w:rPr>
       <w:tblPr/>
       <w:tcPr>
@@ -21320,7 +21877,7 @@
         <w:bCs/>
         <w:i w:val="0"/>
         <w:iCs w:val="0"/>
-        <w:color w:val="FFFFFF" w:themeColor="background1"/>
+        <w:color w:val="000000"/>
       </w:rPr>
       <w:tblPr/>
       <w:tcPr>
@@ -21341,7 +21898,7 @@
         <w:bCs/>
         <w:i w:val="0"/>
         <w:iCs w:val="0"/>
-        <w:color w:val="FFFFFF" w:themeColor="background1"/>
+        <w:color w:val="000000"/>
       </w:rPr>
       <w:tblPr/>
       <w:tcPr>
@@ -21360,7 +21917,7 @@
         <w:bCs/>
         <w:i w:val="0"/>
         <w:iCs w:val="0"/>
-        <w:color w:val="FFFFFF" w:themeColor="background1"/>
+        <w:color w:val="000000"/>
       </w:rPr>
       <w:tblPr/>
       <w:tcPr>
@@ -21413,7 +21970,7 @@
       <w:spacing w:after="0" w:line="240" w:lineRule="auto"/>
     </w:pPr>
     <w:rPr>
-      <w:color w:val="FFFFFF" w:themeColor="background1"/>
+      <w:color w:val="000000"/>
     </w:rPr>
     <w:tblPr>
       <w:tblStyleRowBandSize w:val="1"/>
@@ -21527,7 +22084,7 @@
       <w:spacing w:after="0" w:line="240" w:lineRule="auto"/>
     </w:pPr>
     <w:rPr>
-      <w:color w:val="FFFFFF" w:themeColor="background1"/>
+      <w:color w:val="000000"/>
     </w:rPr>
     <w:tblPr>
       <w:tblStyleRowBandSize w:val="1"/>
@@ -21641,7 +22198,7 @@
       <w:spacing w:after="0" w:line="240" w:lineRule="auto"/>
     </w:pPr>
     <w:rPr>
-      <w:color w:val="FFFFFF" w:themeColor="background1"/>
+      <w:color w:val="000000"/>
     </w:rPr>
     <w:tblPr>
       <w:tblStyleRowBandSize w:val="1"/>
@@ -21755,7 +22312,7 @@
       <w:spacing w:after="0" w:line="240" w:lineRule="auto"/>
     </w:pPr>
     <w:rPr>
-      <w:color w:val="FFFFFF" w:themeColor="background1"/>
+      <w:color w:val="000000"/>
     </w:rPr>
     <w:tblPr>
       <w:tblStyleRowBandSize w:val="1"/>
@@ -21869,7 +22426,7 @@
       <w:spacing w:after="0" w:line="240" w:lineRule="auto"/>
     </w:pPr>
     <w:rPr>
-      <w:color w:val="FFFFFF" w:themeColor="background1"/>
+      <w:color w:val="000000"/>
     </w:rPr>
     <w:tblPr>
       <w:tblStyleRowBandSize w:val="1"/>
@@ -21983,7 +22540,7 @@
       <w:spacing w:after="0" w:line="240" w:lineRule="auto"/>
     </w:pPr>
     <w:rPr>
-      <w:color w:val="FFFFFF" w:themeColor="background1"/>
+      <w:color w:val="000000"/>
     </w:rPr>
     <w:tblPr>
       <w:tblStyleRowBandSize w:val="1"/>
@@ -22097,7 +22654,7 @@
       <w:spacing w:after="0" w:line="240" w:lineRule="auto"/>
     </w:pPr>
     <w:rPr>
-      <w:color w:val="FFFFFF" w:themeColor="background1"/>
+      <w:color w:val="000000"/>
     </w:rPr>
     <w:tblPr>
       <w:tblStyleRowBandSize w:val="1"/>
@@ -22211,7 +22768,7 @@
       <w:spacing w:after="0" w:line="240" w:lineRule="auto"/>
     </w:pPr>
     <w:rPr>
-      <w:color w:val="000000" w:themeColor="text1"/>
+      <w:color w:val="000000"/>
     </w:rPr>
     <w:tblPr>
       <w:tblStyleRowBandSize w:val="1"/>
@@ -22257,7 +22814,7 @@
       <w:rPr>
         <w:b/>
         <w:bCs/>
-        <w:color w:val="FFFFFF" w:themeColor="background1"/>
+        <w:color w:val="000000"/>
       </w:rPr>
       <w:tblPr/>
       <w:tcPr>
@@ -22269,7 +22826,7 @@
     </w:tblStylePr>
     <w:tblStylePr w:type="firstCol">
       <w:rPr>
-        <w:color w:val="FFFFFF" w:themeColor="background1"/>
+        <w:color w:val="000000"/>
       </w:rPr>
       <w:tblPr/>
       <w:tcPr>
@@ -22286,7 +22843,7 @@
     </w:tblStylePr>
     <w:tblStylePr w:type="lastCol">
       <w:rPr>
-        <w:color w:val="FFFFFF" w:themeColor="background1"/>
+        <w:color w:val="000000"/>
       </w:rPr>
       <w:tblPr/>
       <w:tcPr>
@@ -22315,12 +22872,12 @@
     </w:tblStylePr>
     <w:tblStylePr w:type="neCell">
       <w:rPr>
-        <w:color w:val="000000" w:themeColor="text1"/>
+        <w:color w:val="000000"/>
       </w:rPr>
     </w:tblStylePr>
     <w:tblStylePr w:type="nwCell">
       <w:rPr>
-        <w:color w:val="000000" w:themeColor="text1"/>
+        <w:color w:val="000000"/>
       </w:rPr>
     </w:tblStylePr>
   </w:style>
@@ -22333,7 +22890,7 @@
       <w:spacing w:after="0" w:line="240" w:lineRule="auto"/>
     </w:pPr>
     <w:rPr>
-      <w:color w:val="000000" w:themeColor="text1"/>
+      <w:color w:val="000000"/>
     </w:rPr>
     <w:tblPr>
       <w:tblStyleRowBandSize w:val="1"/>
@@ -22379,7 +22936,7 @@
       <w:rPr>
         <w:b/>
         <w:bCs/>
-        <w:color w:val="FFFFFF" w:themeColor="background1"/>
+        <w:color w:val="000000"/>
       </w:rPr>
       <w:tblPr/>
       <w:tcPr>
@@ -22391,7 +22948,7 @@
     </w:tblStylePr>
     <w:tblStylePr w:type="firstCol">
       <w:rPr>
-        <w:color w:val="FFFFFF" w:themeColor="background1"/>
+        <w:color w:val="000000"/>
       </w:rPr>
       <w:tblPr/>
       <w:tcPr>
@@ -22408,7 +22965,7 @@
     </w:tblStylePr>
     <w:tblStylePr w:type="lastCol">
       <w:rPr>
-        <w:color w:val="FFFFFF" w:themeColor="background1"/>
+        <w:color w:val="000000"/>
       </w:rPr>
       <w:tblPr/>
       <w:tcPr>
@@ -22437,12 +22994,12 @@
     </w:tblStylePr>
     <w:tblStylePr w:type="neCell">
       <w:rPr>
-        <w:color w:val="000000" w:themeColor="text1"/>
+        <w:color w:val="000000"/>
       </w:rPr>
     </w:tblStylePr>
     <w:tblStylePr w:type="nwCell">
       <w:rPr>
-        <w:color w:val="000000" w:themeColor="text1"/>
+        <w:color w:val="000000"/>
       </w:rPr>
     </w:tblStylePr>
   </w:style>
@@ -22455,7 +23012,7 @@
       <w:spacing w:after="0" w:line="240" w:lineRule="auto"/>
     </w:pPr>
     <w:rPr>
-      <w:color w:val="000000" w:themeColor="text1"/>
+      <w:color w:val="000000"/>
     </w:rPr>
     <w:tblPr>
       <w:tblStyleRowBandSize w:val="1"/>
@@ -22501,7 +23058,7 @@
       <w:rPr>
         <w:b/>
         <w:bCs/>
-        <w:color w:val="FFFFFF" w:themeColor="background1"/>
+        <w:color w:val="000000"/>
       </w:rPr>
       <w:tblPr/>
       <w:tcPr>
@@ -22513,7 +23070,7 @@
     </w:tblStylePr>
     <w:tblStylePr w:type="firstCol">
       <w:rPr>
-        <w:color w:val="FFFFFF" w:themeColor="background1"/>
+        <w:color w:val="000000"/>
       </w:rPr>
       <w:tblPr/>
       <w:tcPr>
@@ -22530,7 +23087,7 @@
     </w:tblStylePr>
     <w:tblStylePr w:type="lastCol">
       <w:rPr>
-        <w:color w:val="FFFFFF" w:themeColor="background1"/>
+        <w:color w:val="000000"/>
       </w:rPr>
       <w:tblPr/>
       <w:tcPr>
@@ -22559,12 +23116,12 @@
     </w:tblStylePr>
     <w:tblStylePr w:type="neCell">
       <w:rPr>
-        <w:color w:val="000000" w:themeColor="text1"/>
+        <w:color w:val="000000"/>
       </w:rPr>
     </w:tblStylePr>
     <w:tblStylePr w:type="nwCell">
       <w:rPr>
-        <w:color w:val="000000" w:themeColor="text1"/>
+        <w:color w:val="000000"/>
       </w:rPr>
     </w:tblStylePr>
   </w:style>
@@ -22577,7 +23134,7 @@
       <w:spacing w:after="0" w:line="240" w:lineRule="auto"/>
     </w:pPr>
     <w:rPr>
-      <w:color w:val="000000" w:themeColor="text1"/>
+      <w:color w:val="000000"/>
     </w:rPr>
     <w:tblPr>
       <w:tblStyleRowBandSize w:val="1"/>
@@ -22623,7 +23180,7 @@
       <w:rPr>
         <w:b/>
         <w:bCs/>
-        <w:color w:val="FFFFFF" w:themeColor="background1"/>
+        <w:color w:val="000000"/>
       </w:rPr>
       <w:tblPr/>
       <w:tcPr>
@@ -22635,7 +23192,7 @@
     </w:tblStylePr>
     <w:tblStylePr w:type="firstCol">
       <w:rPr>
-        <w:color w:val="FFFFFF" w:themeColor="background1"/>
+        <w:color w:val="000000"/>
       </w:rPr>
       <w:tblPr/>
       <w:tcPr>
@@ -22652,7 +23209,7 @@
     </w:tblStylePr>
     <w:tblStylePr w:type="lastCol">
       <w:rPr>
-        <w:color w:val="FFFFFF" w:themeColor="background1"/>
+        <w:color w:val="000000"/>
       </w:rPr>
       <w:tblPr/>
       <w:tcPr>
@@ -22689,7 +23246,7 @@
       <w:spacing w:after="0" w:line="240" w:lineRule="auto"/>
     </w:pPr>
     <w:rPr>
-      <w:color w:val="000000" w:themeColor="text1"/>
+      <w:color w:val="000000"/>
     </w:rPr>
     <w:tblPr>
       <w:tblStyleRowBandSize w:val="1"/>
@@ -22735,7 +23292,7 @@
       <w:rPr>
         <w:b/>
         <w:bCs/>
-        <w:color w:val="FFFFFF" w:themeColor="background1"/>
+        <w:color w:val="000000"/>
       </w:rPr>
       <w:tblPr/>
       <w:tcPr>
@@ -22747,7 +23304,7 @@
     </w:tblStylePr>
     <w:tblStylePr w:type="firstCol">
       <w:rPr>
-        <w:color w:val="FFFFFF" w:themeColor="background1"/>
+        <w:color w:val="000000"/>
       </w:rPr>
       <w:tblPr/>
       <w:tcPr>
@@ -22764,7 +23321,7 @@
     </w:tblStylePr>
     <w:tblStylePr w:type="lastCol">
       <w:rPr>
-        <w:color w:val="FFFFFF" w:themeColor="background1"/>
+        <w:color w:val="000000"/>
       </w:rPr>
       <w:tblPr/>
       <w:tcPr>
@@ -22793,12 +23350,12 @@
     </w:tblStylePr>
     <w:tblStylePr w:type="neCell">
       <w:rPr>
-        <w:color w:val="000000" w:themeColor="text1"/>
+        <w:color w:val="000000"/>
       </w:rPr>
     </w:tblStylePr>
     <w:tblStylePr w:type="nwCell">
       <w:rPr>
-        <w:color w:val="000000" w:themeColor="text1"/>
+        <w:color w:val="000000"/>
       </w:rPr>
     </w:tblStylePr>
   </w:style>
@@ -22811,7 +23368,7 @@
       <w:spacing w:after="0" w:line="240" w:lineRule="auto"/>
     </w:pPr>
     <w:rPr>
-      <w:color w:val="000000" w:themeColor="text1"/>
+      <w:color w:val="000000"/>
     </w:rPr>
     <w:tblPr>
       <w:tblStyleRowBandSize w:val="1"/>
@@ -22857,7 +23414,7 @@
       <w:rPr>
         <w:b/>
         <w:bCs/>
-        <w:color w:val="FFFFFF" w:themeColor="background1"/>
+        <w:color w:val="000000"/>
       </w:rPr>
       <w:tblPr/>
       <w:tcPr>
@@ -22869,7 +23426,7 @@
     </w:tblStylePr>
     <w:tblStylePr w:type="firstCol">
       <w:rPr>
-        <w:color w:val="FFFFFF" w:themeColor="background1"/>
+        <w:color w:val="000000"/>
       </w:rPr>
       <w:tblPr/>
       <w:tcPr>
@@ -22886,7 +23443,7 @@
     </w:tblStylePr>
     <w:tblStylePr w:type="lastCol">
       <w:rPr>
-        <w:color w:val="FFFFFF" w:themeColor="background1"/>
+        <w:color w:val="000000"/>
       </w:rPr>
       <w:tblPr/>
       <w:tcPr>
@@ -22915,12 +23472,12 @@
     </w:tblStylePr>
     <w:tblStylePr w:type="neCell">
       <w:rPr>
-        <w:color w:val="000000" w:themeColor="text1"/>
+        <w:color w:val="000000"/>
       </w:rPr>
     </w:tblStylePr>
     <w:tblStylePr w:type="nwCell">
       <w:rPr>
-        <w:color w:val="000000" w:themeColor="text1"/>
+        <w:color w:val="000000"/>
       </w:rPr>
     </w:tblStylePr>
   </w:style>
@@ -22933,7 +23490,7 @@
       <w:spacing w:after="0" w:line="240" w:lineRule="auto"/>
     </w:pPr>
     <w:rPr>
-      <w:color w:val="000000" w:themeColor="text1"/>
+      <w:color w:val="000000"/>
     </w:rPr>
     <w:tblPr>
       <w:tblStyleRowBandSize w:val="1"/>
@@ -22979,7 +23536,7 @@
       <w:rPr>
         <w:b/>
         <w:bCs/>
-        <w:color w:val="FFFFFF" w:themeColor="background1"/>
+        <w:color w:val="000000"/>
       </w:rPr>
       <w:tblPr/>
       <w:tcPr>
@@ -22991,7 +23548,7 @@
     </w:tblStylePr>
     <w:tblStylePr w:type="firstCol">
       <w:rPr>
-        <w:color w:val="FFFFFF" w:themeColor="background1"/>
+        <w:color w:val="000000"/>
       </w:rPr>
       <w:tblPr/>
       <w:tcPr>
@@ -23008,7 +23565,7 @@
     </w:tblStylePr>
     <w:tblStylePr w:type="lastCol">
       <w:rPr>
-        <w:color w:val="FFFFFF" w:themeColor="background1"/>
+        <w:color w:val="000000"/>
       </w:rPr>
       <w:tblPr/>
       <w:tcPr>
@@ -23037,12 +23594,12 @@
     </w:tblStylePr>
     <w:tblStylePr w:type="neCell">
       <w:rPr>
-        <w:color w:val="000000" w:themeColor="text1"/>
+        <w:color w:val="000000"/>
       </w:rPr>
     </w:tblStylePr>
     <w:tblStylePr w:type="nwCell">
       <w:rPr>
-        <w:color w:val="000000" w:themeColor="text1"/>
+        <w:color w:val="000000"/>
       </w:rPr>
     </w:tblStylePr>
   </w:style>
@@ -23055,7 +23612,7 @@
       <w:spacing w:after="0" w:line="240" w:lineRule="auto"/>
     </w:pPr>
     <w:rPr>
-      <w:color w:val="000000" w:themeColor="text1"/>
+      <w:color w:val="000000"/>
     </w:rPr>
     <w:tblPr>
       <w:tblStyleRowBandSize w:val="1"/>
@@ -23075,7 +23632,7 @@
       <w:rPr>
         <w:b/>
         <w:bCs/>
-        <w:color w:val="FFFFFF" w:themeColor="background1"/>
+        <w:color w:val="000000"/>
       </w:rPr>
       <w:tblPr/>
       <w:tcPr>
@@ -23089,7 +23646,7 @@
       <w:rPr>
         <w:b/>
         <w:bCs/>
-        <w:color w:val="9E3A38" w:themeColor="accent2" w:themeShade="CC"/>
+        <w:color w:val="000000"/>
       </w:rPr>
       <w:tblPr/>
       <w:tcPr>
@@ -23141,7 +23698,7 @@
       <w:spacing w:after="0" w:line="240" w:lineRule="auto"/>
     </w:pPr>
     <w:rPr>
-      <w:color w:val="000000" w:themeColor="text1"/>
+      <w:color w:val="000000"/>
     </w:rPr>
     <w:tblPr>
       <w:tblStyleRowBandSize w:val="1"/>
@@ -23161,7 +23718,7 @@
       <w:rPr>
         <w:b/>
         <w:bCs/>
-        <w:color w:val="FFFFFF" w:themeColor="background1"/>
+        <w:color w:val="000000"/>
       </w:rPr>
       <w:tblPr/>
       <w:tcPr>
@@ -23175,7 +23732,7 @@
       <w:rPr>
         <w:b/>
         <w:bCs/>
-        <w:color w:val="9E3A38" w:themeColor="accent2" w:themeShade="CC"/>
+        <w:color w:val="000000"/>
       </w:rPr>
       <w:tblPr/>
       <w:tcPr>
@@ -23227,7 +23784,7 @@
       <w:spacing w:after="0" w:line="240" w:lineRule="auto"/>
     </w:pPr>
     <w:rPr>
-      <w:color w:val="000000" w:themeColor="text1"/>
+      <w:color w:val="000000"/>
     </w:rPr>
     <w:tblPr>
       <w:tblStyleRowBandSize w:val="1"/>
@@ -23247,7 +23804,7 @@
       <w:rPr>
         <w:b/>
         <w:bCs/>
-        <w:color w:val="FFFFFF" w:themeColor="background1"/>
+        <w:color w:val="000000"/>
       </w:rPr>
       <w:tblPr/>
       <w:tcPr>
@@ -23261,7 +23818,7 @@
       <w:rPr>
         <w:b/>
         <w:bCs/>
-        <w:color w:val="9E3A38" w:themeColor="accent2" w:themeShade="CC"/>
+        <w:color w:val="000000"/>
       </w:rPr>
       <w:tblPr/>
       <w:tcPr>
@@ -23313,7 +23870,7 @@
       <w:spacing w:after="0" w:line="240" w:lineRule="auto"/>
     </w:pPr>
     <w:rPr>
-      <w:color w:val="000000" w:themeColor="text1"/>
+      <w:color w:val="000000"/>
     </w:rPr>
     <w:tblPr>
       <w:tblStyleRowBandSize w:val="1"/>
@@ -23333,7 +23890,7 @@
       <w:rPr>
         <w:b/>
         <w:bCs/>
-        <w:color w:val="FFFFFF" w:themeColor="background1"/>
+        <w:color w:val="000000"/>
       </w:rPr>
       <w:tblPr/>
       <w:tcPr>
@@ -23347,7 +23904,7 @@
       <w:rPr>
         <w:b/>
         <w:bCs/>
-        <w:color w:val="664E82" w:themeColor="accent4" w:themeShade="CC"/>
+        <w:color w:val="000000"/>
       </w:rPr>
       <w:tblPr/>
       <w:tcPr>
@@ -23399,7 +23956,7 @@
       <w:spacing w:after="0" w:line="240" w:lineRule="auto"/>
     </w:pPr>
     <w:rPr>
-      <w:color w:val="000000" w:themeColor="text1"/>
+      <w:color w:val="000000"/>
     </w:rPr>
     <w:tblPr>
       <w:tblStyleRowBandSize w:val="1"/>
@@ -23419,7 +23976,7 @@
       <w:rPr>
         <w:b/>
         <w:bCs/>
-        <w:color w:val="FFFFFF" w:themeColor="background1"/>
+        <w:color w:val="000000"/>
       </w:rPr>
       <w:tblPr/>
       <w:tcPr>
@@ -23433,7 +23990,7 @@
       <w:rPr>
         <w:b/>
         <w:bCs/>
-        <w:color w:val="7E9C40" w:themeColor="accent3" w:themeShade="CC"/>
+        <w:color w:val="000000"/>
       </w:rPr>
       <w:tblPr/>
       <w:tcPr>
@@ -23485,7 +24042,7 @@
       <w:spacing w:after="0" w:line="240" w:lineRule="auto"/>
     </w:pPr>
     <w:rPr>
-      <w:color w:val="000000" w:themeColor="text1"/>
+      <w:color w:val="000000"/>
     </w:rPr>
     <w:tblPr>
       <w:tblStyleRowBandSize w:val="1"/>
@@ -23505,7 +24062,7 @@
       <w:rPr>
         <w:b/>
         <w:bCs/>
-        <w:color w:val="FFFFFF" w:themeColor="background1"/>
+        <w:color w:val="000000"/>
       </w:rPr>
       <w:tblPr/>
       <w:tcPr>
@@ -23519,7 +24076,7 @@
       <w:rPr>
         <w:b/>
         <w:bCs/>
-        <w:color w:val="F2730A" w:themeColor="accent6" w:themeShade="CC"/>
+        <w:color w:val="000000"/>
       </w:rPr>
       <w:tblPr/>
       <w:tcPr>
@@ -23571,7 +24128,7 @@
       <w:spacing w:after="0" w:line="240" w:lineRule="auto"/>
     </w:pPr>
     <w:rPr>
-      <w:color w:val="000000" w:themeColor="text1"/>
+      <w:color w:val="000000"/>
     </w:rPr>
     <w:tblPr>
       <w:tblStyleRowBandSize w:val="1"/>
@@ -23591,7 +24148,7 @@
       <w:rPr>
         <w:b/>
         <w:bCs/>
-        <w:color w:val="FFFFFF" w:themeColor="background1"/>
+        <w:color w:val="000000"/>
       </w:rPr>
       <w:tblPr/>
       <w:tcPr>
@@ -23605,7 +24162,7 @@
       <w:rPr>
         <w:b/>
         <w:bCs/>
-        <w:color w:val="348DA5" w:themeColor="accent5" w:themeShade="CC"/>
+        <w:color w:val="000000"/>
       </w:rPr>
       <w:tblPr/>
       <w:tcPr>
@@ -23657,7 +24214,7 @@
       <w:spacing w:after="0" w:line="240" w:lineRule="auto"/>
     </w:pPr>
     <w:rPr>
-      <w:color w:val="000000" w:themeColor="text1"/>
+      <w:color w:val="000000"/>
     </w:rPr>
     <w:tblPr>
       <w:tblStyleRowBandSize w:val="1"/>
@@ -23690,7 +24247,7 @@
       <w:rPr>
         <w:b/>
         <w:bCs/>
-        <w:color w:val="000000" w:themeColor="text1"/>
+        <w:color w:val="000000"/>
       </w:rPr>
       <w:tblPr/>
       <w:tcPr>
@@ -23699,7 +24256,7 @@
     </w:tblStylePr>
     <w:tblStylePr w:type="firstCol">
       <w:rPr>
-        <w:color w:val="FFFFFF" w:themeColor="background1"/>
+        <w:color w:val="000000"/>
       </w:rPr>
       <w:tblPr/>
       <w:tcPr>
@@ -23708,7 +24265,7 @@
     </w:tblStylePr>
     <w:tblStylePr w:type="lastCol">
       <w:rPr>
-        <w:color w:val="FFFFFF" w:themeColor="background1"/>
+        <w:color w:val="000000"/>
       </w:rPr>
       <w:tblPr/>
       <w:tcPr>
@@ -23737,7 +24294,7 @@
       <w:spacing w:after="0" w:line="240" w:lineRule="auto"/>
     </w:pPr>
     <w:rPr>
-      <w:color w:val="000000" w:themeColor="text1"/>
+      <w:color w:val="000000"/>
     </w:rPr>
     <w:tblPr>
       <w:tblStyleRowBandSize w:val="1"/>
@@ -23770,7 +24327,7 @@
       <w:rPr>
         <w:b/>
         <w:bCs/>
-        <w:color w:val="000000" w:themeColor="text1"/>
+        <w:color w:val="000000"/>
       </w:rPr>
       <w:tblPr/>
       <w:tcPr>
@@ -23779,7 +24336,7 @@
     </w:tblStylePr>
     <w:tblStylePr w:type="firstCol">
       <w:rPr>
-        <w:color w:val="FFFFFF" w:themeColor="background1"/>
+        <w:color w:val="000000"/>
       </w:rPr>
       <w:tblPr/>
       <w:tcPr>
@@ -23788,7 +24345,7 @@
     </w:tblStylePr>
     <w:tblStylePr w:type="lastCol">
       <w:rPr>
-        <w:color w:val="FFFFFF" w:themeColor="background1"/>
+        <w:color w:val="000000"/>
       </w:rPr>
       <w:tblPr/>
       <w:tcPr>
@@ -23817,7 +24374,7 @@
       <w:spacing w:after="0" w:line="240" w:lineRule="auto"/>
     </w:pPr>
     <w:rPr>
-      <w:color w:val="000000" w:themeColor="text1"/>
+      <w:color w:val="000000"/>
     </w:rPr>
     <w:tblPr>
       <w:tblStyleRowBandSize w:val="1"/>
@@ -23850,7 +24407,7 @@
       <w:rPr>
         <w:b/>
         <w:bCs/>
-        <w:color w:val="000000" w:themeColor="text1"/>
+        <w:color w:val="000000"/>
       </w:rPr>
       <w:tblPr/>
       <w:tcPr>
@@ -23859,7 +24416,7 @@
     </w:tblStylePr>
     <w:tblStylePr w:type="firstCol">
       <w:rPr>
-        <w:color w:val="FFFFFF" w:themeColor="background1"/>
+        <w:color w:val="000000"/>
       </w:rPr>
       <w:tblPr/>
       <w:tcPr>
@@ -23868,7 +24425,7 @@
     </w:tblStylePr>
     <w:tblStylePr w:type="lastCol">
       <w:rPr>
-        <w:color w:val="FFFFFF" w:themeColor="background1"/>
+        <w:color w:val="000000"/>
       </w:rPr>
       <w:tblPr/>
       <w:tcPr>
@@ -23897,7 +24454,7 @@
       <w:spacing w:after="0" w:line="240" w:lineRule="auto"/>
     </w:pPr>
     <w:rPr>
-      <w:color w:val="000000" w:themeColor="text1"/>
+      <w:color w:val="000000"/>
     </w:rPr>
     <w:tblPr>
       <w:tblStyleRowBandSize w:val="1"/>
@@ -23930,7 +24487,7 @@
       <w:rPr>
         <w:b/>
         <w:bCs/>
-        <w:color w:val="000000" w:themeColor="text1"/>
+        <w:color w:val="000000"/>
       </w:rPr>
       <w:tblPr/>
       <w:tcPr>
@@ -23939,7 +24496,7 @@
     </w:tblStylePr>
     <w:tblStylePr w:type="firstCol">
       <w:rPr>
-        <w:color w:val="FFFFFF" w:themeColor="background1"/>
+        <w:color w:val="000000"/>
       </w:rPr>
       <w:tblPr/>
       <w:tcPr>
@@ -23948,7 +24505,7 @@
     </w:tblStylePr>
     <w:tblStylePr w:type="lastCol">
       <w:rPr>
-        <w:color w:val="FFFFFF" w:themeColor="background1"/>
+        <w:color w:val="000000"/>
       </w:rPr>
       <w:tblPr/>
       <w:tcPr>
@@ -23977,7 +24534,7 @@
       <w:spacing w:after="0" w:line="240" w:lineRule="auto"/>
     </w:pPr>
     <w:rPr>
-      <w:color w:val="000000" w:themeColor="text1"/>
+      <w:color w:val="000000"/>
     </w:rPr>
     <w:tblPr>
       <w:tblStyleRowBandSize w:val="1"/>
@@ -24010,7 +24567,7 @@
       <w:rPr>
         <w:b/>
         <w:bCs/>
-        <w:color w:val="000000" w:themeColor="text1"/>
+        <w:color w:val="000000"/>
       </w:rPr>
       <w:tblPr/>
       <w:tcPr>
@@ -24019,7 +24576,7 @@
     </w:tblStylePr>
     <w:tblStylePr w:type="firstCol">
       <w:rPr>
-        <w:color w:val="FFFFFF" w:themeColor="background1"/>
+        <w:color w:val="000000"/>
       </w:rPr>
       <w:tblPr/>
       <w:tcPr>
@@ -24028,7 +24585,7 @@
     </w:tblStylePr>
     <w:tblStylePr w:type="lastCol">
       <w:rPr>
-        <w:color w:val="FFFFFF" w:themeColor="background1"/>
+        <w:color w:val="000000"/>
       </w:rPr>
       <w:tblPr/>
       <w:tcPr>
@@ -24057,7 +24614,7 @@
       <w:spacing w:after="0" w:line="240" w:lineRule="auto"/>
     </w:pPr>
     <w:rPr>
-      <w:color w:val="000000" w:themeColor="text1"/>
+      <w:color w:val="000000"/>
     </w:rPr>
     <w:tblPr>
       <w:tblStyleRowBandSize w:val="1"/>
@@ -24090,7 +24647,7 @@
       <w:rPr>
         <w:b/>
         <w:bCs/>
-        <w:color w:val="000000" w:themeColor="text1"/>
+        <w:color w:val="000000"/>
       </w:rPr>
       <w:tblPr/>
       <w:tcPr>
@@ -24099,7 +24656,7 @@
     </w:tblStylePr>
     <w:tblStylePr w:type="firstCol">
       <w:rPr>
-        <w:color w:val="FFFFFF" w:themeColor="background1"/>
+        <w:color w:val="000000"/>
       </w:rPr>
       <w:tblPr/>
       <w:tcPr>
@@ -24108,7 +24665,7 @@
     </w:tblStylePr>
     <w:tblStylePr w:type="lastCol">
       <w:rPr>
-        <w:color w:val="FFFFFF" w:themeColor="background1"/>
+        <w:color w:val="000000"/>
       </w:rPr>
       <w:tblPr/>
       <w:tcPr>
@@ -24137,7 +24694,7 @@
       <w:spacing w:after="0" w:line="240" w:lineRule="auto"/>
     </w:pPr>
     <w:rPr>
-      <w:color w:val="000000" w:themeColor="text1"/>
+      <w:color w:val="000000"/>
     </w:rPr>
     <w:tblPr>
       <w:tblStyleRowBandSize w:val="1"/>
@@ -24170,7 +24727,7 @@
       <w:rPr>
         <w:b/>
         <w:bCs/>
-        <w:color w:val="000000" w:themeColor="text1"/>
+        <w:color w:val="000000"/>
       </w:rPr>
       <w:tblPr/>
       <w:tcPr>
@@ -24179,7 +24736,7 @@
     </w:tblStylePr>
     <w:tblStylePr w:type="firstCol">
       <w:rPr>
-        <w:color w:val="FFFFFF" w:themeColor="background1"/>
+        <w:color w:val="000000"/>
       </w:rPr>
       <w:tblPr/>
       <w:tcPr>
@@ -24188,7 +24745,7 @@
     </w:tblStylePr>
     <w:tblStylePr w:type="lastCol">
       <w:rPr>
-        <w:color w:val="FFFFFF" w:themeColor="background1"/>
+        <w:color w:val="000000"/>
       </w:rPr>
       <w:tblPr/>
       <w:tcPr>
